--- a/docs/downloads/البشير-بالخلاص-في-المسيح-1854/العالم-والكنيسة-تم/doc_0607.docx
+++ b/docs/downloads/البشير-بالخلاص-في-المسيح-1854/العالم-والكنيسة-تم/doc_0607.docx
@@ -7,19 +7,25 @@
         <w:jc w:val="center"/>
         <w:rPr>
           <w:rFonts w:ascii="Sakkal Majalla" w:hAnsi="Sakkal Majalla" w:cs="Sakkal Majalla"/>
-          <w:sz w:val="28"/>
-          <w:szCs w:val="28"/>
+          <w:b/>
+          <w:bCs/>
+          <w:sz w:val="32"/>
+          <w:szCs w:val="32"/>
+          <w:u w:val="single"/>
           <w:rtl/>
         </w:rPr>
       </w:pPr>
       <w:r>
         <w:rPr>
           <w:rFonts w:ascii="Sakkal Majalla" w:hAnsi="Sakkal Majalla" w:cs="Sakkal Majalla"/>
-          <w:sz w:val="28"/>
-          <w:szCs w:val="28"/>
-          <w:rtl/>
-        </w:rPr>
-        <w:t>رجاؤنا في الله</w:t>
+          <w:b/>
+          <w:bCs/>
+          <w:sz w:val="32"/>
+          <w:szCs w:val="32"/>
+          <w:u w:val="single"/>
+          <w:rtl/>
+        </w:rPr>
+        <w:t>بولس وسيلا في فيلبي</w:t>
       </w:r>
     </w:p>
     <w:p>
@@ -39,93 +45,61 @@
           <w:szCs w:val="28"/>
           <w:rtl/>
         </w:rPr>
-        <w:t>"</w:t>
-      </w:r>
-      <w:r>
-        <w:rPr>
-          <w:rtl/>
-        </w:rPr>
-        <w:t xml:space="preserve"> </w:t>
-      </w:r>
-      <w:r>
-        <w:rPr>
-          <w:rFonts w:ascii="Sakkal Majalla" w:hAnsi="Sakkal Majalla" w:cs="Sakkal Majalla"/>
-          <w:sz w:val="28"/>
-          <w:szCs w:val="28"/>
-          <w:rtl/>
-        </w:rPr>
-        <w:t>فَإِنْ كُنَّا أَوْلاَدًا فَإِنَّنَا وَرَثَةٌ أَيْضًا، وَرَثَةُ اللهِ وَوَارِثُونَ مَعَ الْمَسِيحِ.</w:t>
-      </w:r>
-      <w:r>
-        <w:rPr>
-          <w:rFonts w:ascii="Sakkal Majalla" w:hAnsi="Sakkal Majalla" w:cs="Sakkal Majalla" w:hint="cs"/>
-          <w:sz w:val="28"/>
-          <w:szCs w:val="28"/>
-          <w:rtl/>
-        </w:rPr>
-        <w:t xml:space="preserve"> ..." (رومية 8: 17). "</w:t>
-      </w:r>
-      <w:r>
-        <w:rPr>
-          <w:rtl/>
-        </w:rPr>
-        <w:t xml:space="preserve"> </w:t>
-      </w:r>
-      <w:r>
-        <w:rPr>
-          <w:rFonts w:ascii="Sakkal Majalla" w:hAnsi="Sakkal Majalla" w:cs="Sakkal Majalla"/>
-          <w:sz w:val="28"/>
-          <w:szCs w:val="28"/>
-          <w:rtl/>
-        </w:rPr>
-        <w:t>إِذْ لَمْ تَأْخُذُوا رُوحَ الْعُبُودِيَّةِ أَيْضًا لِلْخَوْفِ، بَلْ أَخَذْتُمْ رُوحَ التَّبَنِّي الَّذِي بِهِ نَصْرُخُ:«يَا أَبَا الآبُ».</w:t>
-      </w:r>
-      <w:r>
-        <w:rPr>
-          <w:rFonts w:ascii="Sakkal Majalla" w:hAnsi="Sakkal Majalla" w:cs="Sakkal Majalla" w:hint="cs"/>
-          <w:sz w:val="28"/>
-          <w:szCs w:val="28"/>
-          <w:rtl/>
-        </w:rPr>
-        <w:t>" (رومية 8: 15). الله أرسل روح ابنه في قلوبنا، ... (قارن غلاطية 4: 6). إن مقامنا نحو الله قد أصبح مق</w:t>
-      </w:r>
-      <w:bookmarkStart w:id="0" w:name="_GoBack"/>
-      <w:bookmarkEnd w:id="0"/>
-      <w:r>
-        <w:rPr>
-          <w:rFonts w:ascii="Sakkal Majalla" w:hAnsi="Sakkal Majalla" w:cs="Sakkal Majalla" w:hint="cs"/>
-          <w:sz w:val="28"/>
-          <w:szCs w:val="28"/>
-          <w:rtl/>
-        </w:rPr>
-        <w:t>امًا في غاية الروعة، ويؤمّن لنا أغنى البركات. المسيح رفعنا إلى مستوى حق بنوته. نحن نفرح معه بذات فرح الاب ولنا كامل النصيب في ميراثه الفائق الغنى. نحن مدعوون لمجد الله في المسيح يسوع. هو صار مثلنا في الجسد، في أنه حمل كل خطايانا، وجعلنا مثله أولادًا أمام الله الآب.</w:t>
-      </w:r>
-      <w:r>
-        <w:rPr>
-          <w:rFonts w:ascii="Sakkal Majalla" w:hAnsi="Sakkal Majalla" w:cs="Sakkal Majalla" w:hint="cs"/>
-          <w:sz w:val="28"/>
-          <w:szCs w:val="28"/>
-          <w:rtl/>
-        </w:rPr>
-        <w:t xml:space="preserve"> </w:t>
-      </w:r>
-      <w:r>
-        <w:rPr>
-          <w:rFonts w:ascii="Sakkal Majalla" w:hAnsi="Sakkal Majalla" w:cs="Sakkal Majalla"/>
-          <w:sz w:val="28"/>
-          <w:szCs w:val="28"/>
-          <w:rtl/>
-        </w:rPr>
-        <w:t>وَأَنَا قَدْ أَعْطَيْتُهُمُ الْمَجْدَ الَّذِي أَعْطَيْتَنِي</w:t>
-      </w:r>
-      <w:r>
-        <w:rPr>
-          <w:rFonts w:ascii="Sakkal Majalla" w:hAnsi="Sakkal Majalla" w:cs="Sakkal Majalla" w:hint="cs"/>
-          <w:sz w:val="28"/>
-          <w:szCs w:val="28"/>
-          <w:rtl/>
-        </w:rPr>
-        <w:t>، ... (قارن يوحنا 17: 22).</w:t>
+        <w:t xml:space="preserve">المسيحي </w:t>
+      </w:r>
+      <w:r>
+        <w:rPr>
+          <w:rFonts w:ascii="Sakkal Majalla" w:hAnsi="Sakkal Majalla" w:cs="Sakkal Majalla" w:hint="cs"/>
+          <w:sz w:val="28"/>
+          <w:szCs w:val="28"/>
+          <w:rtl/>
+        </w:rPr>
+        <w:t>لم يعُد لنفسه، وإنما للذي مات لأجله وقام. لقد دخل في ارتباطات جديدة؛ هو دخل في الموت خارجًا منه إلى الحياة وانتقل من ملكوت الظلمة إلى ملكوت يسوع المسيح. هو لم يعُد فيما</w:t>
+      </w:r>
+      <w:r>
+        <w:rPr>
+          <w:rFonts w:ascii="Sakkal Majalla" w:hAnsi="Sakkal Majalla" w:cs="Sakkal Majalla" w:hint="cs"/>
+          <w:sz w:val="28"/>
+          <w:szCs w:val="28"/>
+          <w:rtl/>
+        </w:rPr>
+        <w:t xml:space="preserve"> بعد</w:t>
+      </w:r>
+      <w:r>
+        <w:rPr>
+          <w:rFonts w:ascii="Sakkal Majalla" w:hAnsi="Sakkal Majalla" w:cs="Sakkal Majalla" w:hint="cs"/>
+          <w:sz w:val="28"/>
+          <w:szCs w:val="28"/>
+          <w:rtl/>
+        </w:rPr>
+        <w:t xml:space="preserve"> مولود العالم، وإنما مولود الله وروح البنوة يصرخ فيه: يا آبا الآب، أبتي المُحب! المقام القريب جدًا في كل نحو من الله الآب والمسيح يسوع يرينا بشكل وافي بأننا لم نعُد لأنفسنا ولا يحق لنا أن نعيش لأنفسنا. إن كنا تجسدنا في جسد واحد بالإيمان مع المسيح، علينا عندها دائمًا بأن نفكر بأن نمجّد اسم إلهنا وعمل المسيح بالقول والفعل. إن التفكير في تمجيد إلهنا دائمًا يجعلنا مستعدين بأن نغوص مكتشفين مشيئت</w:t>
+      </w:r>
+      <w:r>
+        <w:rPr>
+          <w:rFonts w:ascii="Sakkal Majalla" w:hAnsi="Sakkal Majalla" w:cs="Sakkal Majalla" w:hint="cs"/>
+          <w:sz w:val="28"/>
+          <w:szCs w:val="28"/>
+          <w:rtl/>
+        </w:rPr>
+        <w:t>ه ونسلّم أنفسنا لها بالكامل. فقط</w:t>
+      </w:r>
+      <w:r>
+        <w:rPr>
+          <w:rFonts w:ascii="Sakkal Majalla" w:hAnsi="Sakkal Majalla" w:cs="Sakkal Majalla" w:hint="cs"/>
+          <w:sz w:val="28"/>
+          <w:szCs w:val="28"/>
+          <w:rtl/>
+        </w:rPr>
+        <w:t xml:space="preserve"> عند حدوث ذلك نُظهر</w:t>
+      </w:r>
+      <w:r>
+        <w:rPr>
+          <w:rFonts w:ascii="Sakkal Majalla" w:hAnsi="Sakkal Majalla" w:cs="Sakkal Majalla" w:hint="cs"/>
+          <w:sz w:val="28"/>
+          <w:szCs w:val="28"/>
+          <w:rtl/>
+        </w:rPr>
+        <w:t xml:space="preserve"> بأننا فهمنا علاقاتنا بالله تمامًا. </w:t>
       </w:r>
     </w:p>
     <w:p>
@@ -145,25 +119,61 @@
           <w:szCs w:val="28"/>
           <w:rtl/>
         </w:rPr>
-        <w:t xml:space="preserve">طالما </w:t>
-      </w:r>
-      <w:r>
-        <w:rPr>
-          <w:rFonts w:ascii="Sakkal Majalla" w:hAnsi="Sakkal Majalla" w:cs="Sakkal Majalla" w:hint="cs"/>
-          <w:sz w:val="28"/>
-          <w:szCs w:val="28"/>
-          <w:rtl/>
-        </w:rPr>
-        <w:t xml:space="preserve">نحن ماكثون في هذه الخيمة (الفقاعة)، فإننا نئن ونشتاق لنكون في بيتنا الذي من السماء (قارن 2. كورنثوس 5: 2). نحن ننتظر بنوتنا الكاملة، أي فداء أجسادنا، إلا أننا مطوبون في الرجاء (قارن رومية 8: 23، 24). غير أن رجاءنا سيتحول قريبًا إلى عيان مبارك، وكل شوق لدينا سيجد مبتغاه عند مجيء الرب. وكما لبسنا صورة الترابي هكذا سنلبس أيضًا صورة السماوي (قارن 1. كورنثوس 15: 49). من الآن حياتنا مستترة مع المسيح في الله، لكننا سنقوم أيضًا في الجسد عند مجيئه (قارن 1. تسالونيكي 4: 17). المسيح أقيم من بين الأموات وصار باكورة الراقدين (قارن 1. كورنثوس 15: 20). الروح الذي اقام المسيح من بين الأموات سيُحيي أيضًا أجسدانا المائتة، لأن روحه يسكن فينا (قارن رومية 8 :11). </w:t>
-      </w:r>
-      <w:r>
-        <w:rPr>
-          <w:rFonts w:ascii="Sakkal Majalla" w:hAnsi="Sakkal Majalla" w:cs="Sakkal Majalla" w:hint="cs"/>
-          <w:sz w:val="28"/>
-          <w:szCs w:val="28"/>
-          <w:rtl/>
-        </w:rPr>
-        <w:t>هو سيغيّر شكل جسد تواضعنا، ليكون على صورة جسده في المجد، حسب القوة العاملة، التي بها يستطيع أن يُخضع كل شيء لنفسه (قارن فيلبي 3: 21). بهذه اللحظة متعلقة كل آمالنا وغاية أمانينا. لقد كان الرسول بولس مستعدًا بان يحتمل كل شيء وحتى أن يتشبه بموت يسوع فقط ليصل إلى هذه القيامة.</w:t>
+        <w:t xml:space="preserve">الله </w:t>
+      </w:r>
+      <w:r>
+        <w:rPr>
+          <w:rFonts w:ascii="Sakkal Majalla" w:hAnsi="Sakkal Majalla" w:cs="Sakkal Majalla" w:hint="cs"/>
+          <w:sz w:val="28"/>
+          <w:szCs w:val="28"/>
+          <w:rtl/>
+        </w:rPr>
+        <w:t>بنفسه سيمجّد اسمه دومًا في شعبه. هو سيُعلن وإلى الأبد، أنه إلهنا وأبونا ونحن أولاده الأحباء. نحن لن نكون وحيدين أبدًا ولا يتامى. يسوع المسيح، الذي مات عنّا وقام، دائمًا ما سيُخبرنا بأنه رئيس كهنة أمين لشعبه النائب عنه وكرأس شديد ومُحب لكنيسته. من الممكن أن يتركنا في هذا العالم كل شيء، الله لا يتركنا، وإن كان الله معنا، فمَن يقدر علينا؟! ولكنه يُضيف ضيقًا أيضًا بأن نسلك دومًا في اليقين الحي، بأن الله لنا، وأن نفعل كل شيء في الاقتناع الإيماني، بأنه هكذا هي مشيئته. نحن سنجد دائمًا، بأن المسيحيين الذين يجتهدون بنشاط بأن يبحثوا في مشيئة الله ويُسلّموا أنفسهم لها بلا قيد، هم هادئين ومطمئنين في كل مكان. لا يوجد أي حال</w:t>
+      </w:r>
+      <w:r>
+        <w:rPr>
+          <w:rFonts w:ascii="Sakkal Majalla" w:hAnsi="Sakkal Majalla" w:cs="Sakkal Majalla" w:hint="cs"/>
+          <w:sz w:val="28"/>
+          <w:szCs w:val="28"/>
+          <w:rtl/>
+        </w:rPr>
+        <w:t xml:space="preserve">، وإن كان صعبًا جدًا، يحيّرهم، لأنهم دائمًا يتصرفون في تناغم مع الله ولا يهتمون للنتائج. هم يعلمون، أن الله يتكفل كل مسؤولية </w:t>
+      </w:r>
+      <w:r>
+        <w:rPr>
+          <w:rFonts w:ascii="Sakkal Majalla" w:hAnsi="Sakkal Majalla" w:cs="Sakkal Majalla" w:hint="cs"/>
+          <w:sz w:val="28"/>
+          <w:szCs w:val="28"/>
+          <w:rtl/>
+        </w:rPr>
+        <w:t>السالكين</w:t>
+      </w:r>
+      <w:r>
+        <w:rPr>
+          <w:rFonts w:ascii="Sakkal Majalla" w:hAnsi="Sakkal Majalla" w:cs="Sakkal Majalla" w:hint="cs"/>
+          <w:sz w:val="28"/>
+          <w:szCs w:val="28"/>
+          <w:rtl/>
+        </w:rPr>
+        <w:t xml:space="preserve"> في مشيئته؛ فسلامهم معه يرافقهم في كل طرقهم. ولكن حالما عرفنا أنفسنا أننا لسنا في اتفاق في تصرفاتنا مع المشيئة الإلهية، نكون في كل مكان بغير يقين وغير مطمئنين. وسريعًا ما نحتار ونشك في عوائق عديدة ونمضي في مثل هذه الحالة قُدُمًا، حتى أننا سريعًا ما سنرى أنفسنا قد اشتبكنا في الأمور؛ وكثيرًا ما سنخور ونفقد العزيمة، وسلام القلب</w:t>
+      </w:r>
+      <w:r>
+        <w:rPr>
+          <w:rFonts w:ascii="Sakkal Majalla" w:hAnsi="Sakkal Majalla" w:cs="Sakkal Majalla" w:hint="cs"/>
+          <w:sz w:val="28"/>
+          <w:szCs w:val="28"/>
+          <w:rtl/>
+        </w:rPr>
+        <w:t xml:space="preserve"> يتزعزع</w:t>
+      </w:r>
+      <w:r>
+        <w:rPr>
+          <w:rFonts w:ascii="Sakkal Majalla" w:hAnsi="Sakkal Majalla" w:cs="Sakkal Majalla" w:hint="cs"/>
+          <w:sz w:val="28"/>
+          <w:szCs w:val="28"/>
+          <w:rtl/>
+        </w:rPr>
+        <w:t>.</w:t>
       </w:r>
     </w:p>
     <w:p>
@@ -178,97 +188,146 @@
       </w:pPr>
       <w:r>
         <w:rPr>
-          <w:rFonts w:ascii="Sakkal Majalla" w:hAnsi="Sakkal Majalla" w:cs="Sakkal Majalla" w:hint="cs"/>
-          <w:sz w:val="28"/>
-          <w:szCs w:val="28"/>
-          <w:rtl/>
-        </w:rPr>
-        <w:t>من الآن نحن لدينا هذا الامتياز الرفيع، بأن نتمتع بكل بركاتنا التي لنا في المسيح بالإيمان. "</w:t>
-      </w:r>
-      <w:r>
-        <w:rPr>
-          <w:rtl/>
-        </w:rPr>
-        <w:t xml:space="preserve"> </w:t>
-      </w:r>
-      <w:r>
-        <w:rPr>
-          <w:rFonts w:ascii="Sakkal Majalla" w:hAnsi="Sakkal Majalla" w:cs="Sakkal Majalla"/>
-          <w:sz w:val="28"/>
-          <w:szCs w:val="28"/>
-          <w:rtl/>
-        </w:rPr>
-        <w:t>وَأَمَّا الإِيمَانُ فَهُوَ الثِّقَةُ بِمَا يُرْجَى</w:t>
-      </w:r>
-      <w:r>
-        <w:rPr>
-          <w:rFonts w:ascii="Sakkal Majalla" w:hAnsi="Sakkal Majalla" w:cs="Sakkal Majalla" w:hint="cs"/>
-          <w:sz w:val="28"/>
-          <w:szCs w:val="28"/>
-          <w:rtl/>
-        </w:rPr>
-        <w:t xml:space="preserve"> (تحقيق ما يُرجى)</w:t>
-      </w:r>
-      <w:r>
-        <w:rPr>
-          <w:rFonts w:ascii="Sakkal Majalla" w:hAnsi="Sakkal Majalla" w:cs="Sakkal Majalla"/>
-          <w:sz w:val="28"/>
-          <w:szCs w:val="28"/>
-          <w:rtl/>
-        </w:rPr>
-        <w:t xml:space="preserve"> وَالإِيقَانُ بِأُمُورٍ لاَ تُرَى.</w:t>
-      </w:r>
-      <w:r>
-        <w:rPr>
-          <w:rFonts w:ascii="Sakkal Majalla" w:hAnsi="Sakkal Majalla" w:cs="Sakkal Majalla" w:hint="cs"/>
-          <w:sz w:val="28"/>
-          <w:szCs w:val="28"/>
-          <w:rtl/>
-        </w:rPr>
-        <w:t xml:space="preserve">" (عبرانيين 11: 1). إلا أننا سنصل إلى ملء التمتع بملء البركة فقط عندما نكون قد وصلنا إلى القيامة من الأموات. ميراث ابدي، لا يضمحل ولا يتدنس محفوظٌ لنا في السماء، وسنتمتع به مع المسيح. إلى ان يُعتق المقتنى وُهب الروح لنا عربونًا (قارن أفسس 1: 14). بهذا الروح نحن ايضًا مختومين إلى يوم يسوع المسيح (قارن أفسس 1: 13؛ أفسس 4: 30؛ 2. كورنثوس 1: 22). </w:t>
-      </w:r>
-      <w:r>
-        <w:rPr>
-          <w:rFonts w:ascii="Sakkal Majalla" w:hAnsi="Sakkal Majalla" w:cs="Sakkal Majalla" w:hint="cs"/>
-          <w:sz w:val="28"/>
-          <w:szCs w:val="28"/>
-          <w:rtl/>
-        </w:rPr>
-        <w:t>إن فهمنا صحيحًا ارتباطاتنا بالله الاب والرب يسوع المسيح، فإننا من الآن سنفرح بالبركات الغنية في الإيمان. نحن الآن أولاد الله ونعلم أيضًا، بأننا سنكون مثله (مثل يسوع)، لأننا سنراه كما هو (قارن 1.يوحنا 3: 2). محبة الآب مستقرة علينا كما هي عليه، لأنه كما هو هكذا نحن أيضًا في هذا العالم (1. يوحنا 4: 17). جميعهم من واحد، كلاهما، الذي يُقدس والمُقدّسين (قارن عبرانيين 2: 11). لذا لا يستحي أيضًا بأن يدعوهم إخوة، "</w:t>
-      </w:r>
-      <w:r>
-        <w:rPr>
-          <w:rFonts w:ascii="Sakkal Majalla" w:hAnsi="Sakkal Majalla" w:cs="Sakkal Majalla"/>
-          <w:sz w:val="28"/>
-          <w:szCs w:val="28"/>
-          <w:rtl/>
-        </w:rPr>
-        <w:t>قَائِلاً:«أُخَبِّرُ بِاسْمِكَ إِخْوَتِي، وَفِي وَسَطِ الْكَنِيسَةِ أُسَبِّحُكَ».</w:t>
-      </w:r>
-      <w:r>
-        <w:rPr>
-          <w:rFonts w:ascii="Sakkal Majalla" w:hAnsi="Sakkal Majalla" w:cs="Sakkal Majalla" w:hint="cs"/>
-          <w:sz w:val="28"/>
-          <w:szCs w:val="28"/>
-          <w:rtl/>
-        </w:rPr>
-        <w:t xml:space="preserve"> ..." (عبرانيين 2: 12). في يوم قيامته، حينما أكمل عمله لأجلنا قال بنفسه لمريم: "اذهبي إلى إخوتي" (متى 28: 10). لقد جعل يسوع المسيح لنا مكانًا عن جانبه ووضعنا معه في ذات الحقوق الشرعية والروابط بالله والآب. ويحق لنا الآن أن نكلمه كأولاد في كل ثقة وقدوم. يا له من ملء</w:t>
-      </w:r>
-      <w:r>
-        <w:rPr>
-          <w:rFonts w:ascii="Sakkal Majalla" w:hAnsi="Sakkal Majalla" w:cs="Sakkal Majalla" w:hint="cs"/>
-          <w:sz w:val="28"/>
-          <w:szCs w:val="28"/>
-          <w:rtl/>
-        </w:rPr>
-        <w:t xml:space="preserve"> الفرح والرجاء موضوعٌ في الفكر، بأن البكر بين إخوة كثيرين قد صعد وأخذ مكانه في المجد عن يمين الآب! إن كان قد أخذ هناك مكانه، هكذا أيضًا سيجده إخوته هناك. هل نريد أن نعلم كم نحن محبوبون ومباركون، فليس لنا إلا بأن نفتش، كم هو محبوب ومبارك، لأننا ونحن إخوته صرنا مثله.</w:t>
+          <w:rFonts w:ascii="Sakkal Majalla" w:hAnsi="Sakkal Majalla" w:cs="Sakkal Majalla"/>
+          <w:sz w:val="28"/>
+          <w:szCs w:val="28"/>
+          <w:rtl/>
+        </w:rPr>
+        <w:t xml:space="preserve">في </w:t>
+      </w:r>
+      <w:r>
+        <w:rPr>
+          <w:rFonts w:ascii="Sakkal Majalla" w:hAnsi="Sakkal Majalla" w:cs="Sakkal Majalla" w:hint="cs"/>
+          <w:sz w:val="28"/>
+          <w:szCs w:val="28"/>
+          <w:rtl/>
+        </w:rPr>
+        <w:t xml:space="preserve">الإصحاح المذكور أعلاه نقرأ، بأن بولس وسيلا، من بعدما أن رأيا رؤيا، كانا مقتنعين بأن الرب دعاهما إلى مكدونية، ليكرزا فيها بالإنجيل (عدد 10). أولاد الله، العاملين في خدمة الرب تحديدًا، </w:t>
+      </w:r>
+      <w:r>
+        <w:rPr>
+          <w:rFonts w:ascii="Sakkal Majalla" w:hAnsi="Sakkal Majalla" w:cs="Sakkal Majalla" w:hint="cs"/>
+          <w:sz w:val="28"/>
+          <w:szCs w:val="28"/>
+          <w:rtl/>
+        </w:rPr>
+        <w:t>يجب</w:t>
+      </w:r>
+      <w:r>
+        <w:rPr>
+          <w:rFonts w:ascii="Sakkal Majalla" w:hAnsi="Sakkal Majalla" w:cs="Sakkal Majalla" w:hint="cs"/>
+          <w:sz w:val="28"/>
+          <w:szCs w:val="28"/>
+          <w:rtl/>
+        </w:rPr>
+        <w:t xml:space="preserve"> دائمًا أن يكون لديهم الاقتناع الداخلي، بأنهم منقادون بروح الله. عندها سيكونون متعزين وفي كل الأوضاع بأن الله مباركهم. ولكن الأمر يتطلب عِشرة حقيقية (عِشرة ابن مع أبيه) وشركة دائمة مع الله الآب والرب يسوع المسيح، لكي نفهم مشيئته بصورة صحيحة ونسلّم أنفسنا له بكل فرح وسرور. نحن نحتاج لكل سهر وصحو في الصلاة، لكي لا ننخدع من إبليس. وحيثما </w:t>
+      </w:r>
+      <w:r>
+        <w:rPr>
+          <w:rFonts w:ascii="Sakkal Majalla" w:hAnsi="Sakkal Majalla" w:cs="Sakkal Majalla" w:hint="cs"/>
+          <w:sz w:val="28"/>
+          <w:szCs w:val="28"/>
+          <w:rtl/>
+        </w:rPr>
+        <w:t>تقل عِشرة القلب الحميمة (علاقة الابن مع أبيه) مع الله، هناك يقل إدراكنا لمشيئته واتباعها؛ ولكن كثيرًا ما سيُخال لنا أن إرادتنا الذاتية هي مشيئة الله. إن النظر الدائم إلى يسوع يحررنا ويحفظنا كذلك من أنفسنا. إن كان اهتمامنا فقط بأن يتمجّد اسم الله وحده، وليس نحن، فإننا سنفهم دومًا بالروح القدس المُعطى لنا مشيئة الله. كلما أطلنا السير في مشيئة الله وسمحنا لروحه يقودنا، فإننا دائمًا ما سنجد فرصة نحمده ونمجده فيها؛ فهو دائمًا ما سيجعلنا ندرك كم هو قريب من أولاده. إننا أيضًا لن نعمل عبثًا أبدًا، إن كان قد دعانا لخدمته؛ فعملنا دائمًا ما سيكون مباركًا</w:t>
+      </w:r>
+      <w:r>
+        <w:rPr>
+          <w:rFonts w:ascii="Sakkal Majalla" w:hAnsi="Sakkal Majalla" w:cs="Sakkal Majalla" w:hint="cs"/>
+          <w:sz w:val="28"/>
+          <w:szCs w:val="28"/>
+          <w:rtl/>
+        </w:rPr>
+        <w:t xml:space="preserve">. إننا نجد هذا مُصادقٌ عليه أيضًا في عبدَي الله، كما نقرأ في عدد 13 </w:t>
+      </w:r>
+      <w:r>
+        <w:rPr>
+          <w:rFonts w:ascii="Sakkal Majalla" w:hAnsi="Sakkal Majalla" w:cs="Sakkal Majalla"/>
+          <w:sz w:val="28"/>
+          <w:szCs w:val="28"/>
+          <w:rtl/>
+        </w:rPr>
+        <w:t>–</w:t>
+      </w:r>
+      <w:r>
+        <w:rPr>
+          <w:rFonts w:ascii="Sakkal Majalla" w:hAnsi="Sakkal Majalla" w:cs="Sakkal Majalla" w:hint="cs"/>
+          <w:sz w:val="28"/>
+          <w:szCs w:val="28"/>
+          <w:rtl/>
+        </w:rPr>
+        <w:t xml:space="preserve"> 15: "</w:t>
+      </w:r>
+      <w:r>
+        <w:rPr>
+          <w:rFonts w:ascii="Sakkal Majalla" w:hAnsi="Sakkal Majalla" w:cs="Sakkal Majalla"/>
+          <w:sz w:val="28"/>
+          <w:szCs w:val="28"/>
+          <w:rtl/>
+        </w:rPr>
+        <w:t xml:space="preserve">وَفِي يَوْمِ السَّبْتِ خَرَجْنَا إِلَى خَارِجِ الْمَدِينَةِ عِنْدَ نَهْرٍ، حَيْثُ جَرَتِ الْعَادَةُ أَنْ تَكُونَ صَلاَةٌ، فَجَلَسْنَا </w:t>
+      </w:r>
+      <w:r>
+        <w:rPr>
+          <w:rFonts w:ascii="Sakkal Majalla" w:hAnsi="Sakkal Majalla" w:cs="Sakkal Majalla"/>
+          <w:sz w:val="28"/>
+          <w:szCs w:val="28"/>
+          <w:rtl/>
+        </w:rPr>
+        <w:lastRenderedPageBreak/>
+        <w:t>وَكُنَّا نُكَلِّمُ النِّسَاءَ اللَّوَاتِي اجْتَمَعْنَ.  14 فَكَانَتْ تَسْمَعُ امْرَأَةٌ اسْمُهَا لِيدِيَّةُ، بَيَّاعَةُ أُرْجُوَانٍ مِنْ مَدِينَةِ ثَيَاتِيرَا، مُتَعَبِّدَةٌ للهِ، فَفَتَحَ الرَّبُّ قَلْبَهَا لِتُصْغِيَ إِلَ</w:t>
+      </w:r>
+      <w:r>
+        <w:rPr>
+          <w:rFonts w:ascii="Sakkal Majalla" w:hAnsi="Sakkal Majalla" w:cs="Sakkal Majalla"/>
+          <w:sz w:val="28"/>
+          <w:szCs w:val="28"/>
+          <w:rtl/>
+        </w:rPr>
+        <w:t xml:space="preserve">ى مَا كَانَ يَقُولُهُ بُولُسُ. </w:t>
+      </w:r>
+      <w:r>
+        <w:rPr>
+          <w:rFonts w:ascii="Sakkal Majalla" w:hAnsi="Sakkal Majalla" w:cs="Sakkal Majalla" w:hint="cs"/>
+          <w:sz w:val="28"/>
+          <w:szCs w:val="28"/>
+          <w:rtl/>
+        </w:rPr>
+        <w:t>"</w:t>
+      </w:r>
+      <w:r>
+        <w:rPr>
+          <w:rFonts w:ascii="Sakkal Majalla" w:hAnsi="Sakkal Majalla" w:cs="Sakkal Majalla" w:hint="cs"/>
+          <w:sz w:val="28"/>
+          <w:szCs w:val="28"/>
+          <w:rtl/>
+        </w:rPr>
+        <w:t xml:space="preserve"> هذه المرأة من مدينة بعيدة كانت باكورة الثمر في فيلبي. </w:t>
+      </w:r>
+      <w:r>
+        <w:rPr>
+          <w:rFonts w:ascii="Sakkal Majalla" w:hAnsi="Sakkal Majalla" w:cs="Sakkal Majalla"/>
+          <w:sz w:val="28"/>
+          <w:szCs w:val="28"/>
+          <w:rtl/>
+        </w:rPr>
+        <w:t>–</w:t>
+      </w:r>
+      <w:r>
+        <w:rPr>
+          <w:rFonts w:ascii="Sakkal Majalla" w:hAnsi="Sakkal Majalla" w:cs="Sakkal Majalla" w:hint="cs"/>
+          <w:sz w:val="28"/>
+          <w:szCs w:val="28"/>
+          <w:rtl/>
+        </w:rPr>
+        <w:t xml:space="preserve"> النفس الراجعة هي أمر عظيم في عيني الله؛ فهي موضوع الفرح في السماء وللأرض؛ فهي عمل سلطان الله الحي البديع، الذي يُقيم الموتى؛ نعم فنفس واحدة راجعة هي موضوع تمجيد النعمة الإلهية وعمل يسوع المسيح.</w:t>
       </w:r>
     </w:p>
     <w:p>
       <w:pPr>
         <w:jc w:val="both"/>
         <w:rPr>
-          <w:rFonts w:ascii="Sakkal Majalla" w:hAnsi="Sakkal Majalla" w:cs="Sakkal Majalla" w:hint="cs"/>
+          <w:rFonts w:ascii="Sakkal Majalla" w:hAnsi="Sakkal Majalla" w:cs="Sakkal Majalla"/>
           <w:sz w:val="28"/>
           <w:szCs w:val="28"/>
           <w:rtl/>
@@ -276,110 +335,37 @@
       </w:pPr>
       <w:r>
         <w:rPr>
-          <w:rFonts w:ascii="Sakkal Majalla" w:hAnsi="Sakkal Majalla" w:cs="Sakkal Majalla"/>
-          <w:sz w:val="28"/>
-          <w:szCs w:val="28"/>
-          <w:rtl/>
-        </w:rPr>
-        <w:lastRenderedPageBreak/>
-        <w:t xml:space="preserve">وأكثر </w:t>
-      </w:r>
-      <w:r>
-        <w:rPr>
-          <w:rFonts w:ascii="Sakkal Majalla" w:hAnsi="Sakkal Majalla" w:cs="Sakkal Majalla" w:hint="cs"/>
-          <w:sz w:val="28"/>
-          <w:szCs w:val="28"/>
-          <w:rtl/>
-        </w:rPr>
-        <w:t xml:space="preserve">من هذا. نحن عروس الحمل (قارن رؤيا 22: 17). في الأزل نحن مخطوبين له. يقول بولس للكنيسة في كورنثوس: "... </w:t>
-      </w:r>
-      <w:r>
-        <w:rPr>
-          <w:rFonts w:ascii="Sakkal Majalla" w:hAnsi="Sakkal Majalla" w:cs="Sakkal Majalla"/>
-          <w:sz w:val="28"/>
-          <w:szCs w:val="28"/>
-          <w:rtl/>
-        </w:rPr>
-        <w:t>لأَنِّي خَطَبْتُكُمْ لِرَجُل وَاحِدٍ، لأُقَدِّمَ عَذْرَاءَ عَفِيفَةً لِلْمَسِيحِ.</w:t>
-      </w:r>
-      <w:r>
-        <w:rPr>
-          <w:rFonts w:ascii="Sakkal Majalla" w:hAnsi="Sakkal Majalla" w:cs="Sakkal Majalla" w:hint="cs"/>
-          <w:sz w:val="28"/>
-          <w:szCs w:val="28"/>
-          <w:rtl/>
-        </w:rPr>
-        <w:t>" (2. كورنثوس 11: 2). ولا زالت العروس مرتحلة في الغربة وتنتظرو تشتاق لعريسها البعيد عنها. آهٍ، يا ليتها تفعل هذا بكل أمانة عفيفة! في الإيمان من الآن يحق لها أن تعتني بعشرتها الوثيقة والحميمة به وتتذوّق حلاوة محبته. قريبًا ستراه أيضًا وجهًا لوجه وتتعرّش ملء مجده عن يمينه. إنها ستُقاد إليه</w:t>
-      </w:r>
-      <w:r>
-        <w:rPr>
-          <w:rFonts w:ascii="Sakkal Majalla" w:hAnsi="Sakkal Majalla" w:cs="Sakkal Majalla" w:hint="cs"/>
-          <w:sz w:val="28"/>
-          <w:szCs w:val="28"/>
-          <w:rtl/>
-        </w:rPr>
-        <w:t xml:space="preserve"> لتقابله</w:t>
-      </w:r>
-      <w:r>
-        <w:rPr>
-          <w:rFonts w:ascii="Sakkal Majalla" w:hAnsi="Sakkal Majalla" w:cs="Sakkal Majalla" w:hint="cs"/>
-          <w:sz w:val="28"/>
-          <w:szCs w:val="28"/>
-          <w:rtl/>
-        </w:rPr>
-        <w:t xml:space="preserve"> في العرس</w:t>
-      </w:r>
-      <w:r>
-        <w:rPr>
-          <w:rFonts w:ascii="Sakkal Majalla" w:hAnsi="Sakkal Majalla" w:cs="Sakkal Majalla" w:hint="cs"/>
-          <w:sz w:val="28"/>
-          <w:szCs w:val="28"/>
-          <w:rtl/>
-        </w:rPr>
-        <w:t xml:space="preserve"> وتمتلئ بفرح ملء التمتع بمحبته. عندها سيكون: "</w:t>
-      </w:r>
-      <w:r>
-        <w:rPr>
-          <w:rFonts w:ascii="Sakkal Majalla" w:hAnsi="Sakkal Majalla" w:cs="Sakkal Majalla"/>
-          <w:sz w:val="28"/>
-          <w:szCs w:val="28"/>
-          <w:rtl/>
-        </w:rPr>
-        <w:t>لِنَفْرَحْ وَنَتَهَلَّلْ وَنُعْطِهِ الْمَجْدَ! لأَنَّ عُرْسَ الْخَرُوفِ قَدْ جَاءَ، وَام</w:t>
-      </w:r>
-      <w:r>
-        <w:rPr>
-          <w:rFonts w:ascii="Sakkal Majalla" w:hAnsi="Sakkal Majalla" w:cs="Sakkal Majalla"/>
-          <w:sz w:val="28"/>
-          <w:szCs w:val="28"/>
-          <w:rtl/>
-        </w:rPr>
-        <w:t xml:space="preserve">ْرَأَتُهُ هَيَّأَتْ نَفْسَهَا. </w:t>
-      </w:r>
-      <w:r>
-        <w:rPr>
-          <w:rFonts w:ascii="Sakkal Majalla" w:hAnsi="Sakkal Majalla" w:cs="Sakkal Majalla"/>
-          <w:sz w:val="28"/>
-          <w:szCs w:val="28"/>
-          <w:rtl/>
-        </w:rPr>
-        <w:t>وَأُعْطِيَتْ أَنْ تَلْبَسَ بَزًّا نَقِيًّا بَهِيًّا، لأَنَّ الْبَزَّ هُوَ تَبَرُّرَاتُ الْقِدِّيسِينَ».</w:t>
-      </w:r>
-      <w:r>
-        <w:rPr>
-          <w:rFonts w:ascii="Sakkal Majalla" w:hAnsi="Sakkal Majalla" w:cs="Sakkal Majalla" w:hint="cs"/>
-          <w:sz w:val="28"/>
-          <w:szCs w:val="28"/>
-          <w:rtl/>
-        </w:rPr>
-        <w:t>" (رؤيا 19: 7، 8).</w:t>
+          <w:rFonts w:ascii="Sakkal Majalla" w:hAnsi="Sakkal Majalla" w:cs="Sakkal Majalla" w:hint="cs"/>
+          <w:sz w:val="28"/>
+          <w:szCs w:val="28"/>
+          <w:rtl/>
+        </w:rPr>
+        <w:t xml:space="preserve">لكن العدو لم يغفل أيضًا في فيلبي. إبليس مشغولٌ دائمًا في إعاقة عمل الله وإفساده. بالدرجة الأولى هو يبذل جهده ليُعدّ لحاملي البشارة السارة شتى الضيقات ليُثبط عزيمتهم ويفشّلهم وليبعدهم بأي شكل عن الطريق. في مثل هذه الأوقات يتّضح بحق، كيف هو عمله في أولاد المعصية. بولس كان بمقدوره أن يعلم بنفسه، بأنه إن طرد روح العرافة باسم يسوع من الأمَة، </w:t>
+      </w:r>
+      <w:r>
+        <w:rPr>
+          <w:rFonts w:ascii="Sakkal Majalla" w:hAnsi="Sakkal Majalla" w:cs="Sakkal Majalla" w:hint="cs"/>
+          <w:sz w:val="28"/>
+          <w:szCs w:val="28"/>
+          <w:rtl/>
+        </w:rPr>
+        <w:t xml:space="preserve">فإنه سيقطع مصدر معيشة أربابها الوافر وسيقومون باضطهاد بولس وسيلا. غير أنه لم ينشغل إلا بالمشيئة الإلهية فقط. وهكذا يفعل دائمًا المسيحي الذي يُسلّم نفسه تمامًا لإلهه. هو دائمًا يتصرف بإيمان بحسب مشيئة الله ولا يكون مهتمًا أبدًا للنتائج. كل همه هو أن يوجَد كابن طائع، كعبد أمين؛ ويترك الله بأن يهتم بكل شيء آخر. إنه لأمر حلو، إن صرنا بالتالي بلا إرادة؛ فإننا عندها سنجد دائمًا كيف يُثبتنا الله فيه في صورة بديعة. وإن كثيرًا ما بدا وكأن إبليس حاز على انتصاره، غير أن الرب سيُعلن بأن هذه النصرة هي هزيمة له. حتى وإن انتصر كما لو رأى ابن الله معلقًا بين مجرمين على الصليب، غير أن هذا كان </w:t>
+      </w:r>
+      <w:r>
+        <w:rPr>
+          <w:rFonts w:ascii="Sakkal Majalla" w:hAnsi="Sakkal Majalla" w:cs="Sakkal Majalla" w:hint="cs"/>
+          <w:sz w:val="28"/>
+          <w:szCs w:val="28"/>
+          <w:rtl/>
+        </w:rPr>
+        <w:t>في الحقيقة أعظم انتصار لله، الذي أتى لنا بالخلاص الذي لا يُعبّر عنه. وإن سُمح أيضًا لإبليس بأن يسبب ضيقات كبيرة لعبيد الله، ضربات وسجون، نعم وحتى يقودهم إلى الموت، فأبوهم وإلههم دائمًا ما سيتمجد بهم.</w:t>
       </w:r>
     </w:p>
     <w:p>
       <w:pPr>
         <w:jc w:val="both"/>
         <w:rPr>
-          <w:rFonts w:ascii="Sakkal Majalla" w:hAnsi="Sakkal Majalla" w:cs="Sakkal Majalla" w:hint="cs"/>
+          <w:rFonts w:ascii="Sakkal Majalla" w:hAnsi="Sakkal Majalla" w:cs="Sakkal Majalla"/>
           <w:sz w:val="28"/>
           <w:szCs w:val="28"/>
           <w:rtl/>
@@ -387,181 +373,937 @@
       </w:pPr>
       <w:r>
         <w:rPr>
-          <w:rFonts w:ascii="Sakkal Majalla" w:hAnsi="Sakkal Majalla" w:cs="Sakkal Majalla"/>
-          <w:sz w:val="28"/>
-          <w:szCs w:val="28"/>
-          <w:rtl/>
-        </w:rPr>
-        <w:t xml:space="preserve">وأكثر </w:t>
-      </w:r>
-      <w:r>
-        <w:rPr>
-          <w:rFonts w:ascii="Sakkal Majalla" w:hAnsi="Sakkal Majalla" w:cs="Sakkal Majalla" w:hint="cs"/>
-          <w:sz w:val="28"/>
-          <w:szCs w:val="28"/>
-          <w:rtl/>
-        </w:rPr>
-        <w:t>من ذلك. المسيح هو رأس الكنيسة والكنيسة هي جسده (قارن كولوسي 1: 18). وكل مؤمن هو عضو لهذا الجسد. هذه العلاقة تربطنا به بأقصى صورة. الرأس والجسد لا ينفصلان. حينما اضطه شاول الكنيسة، واجهه يسوع في طريقه إلى دمشق في الطريق وبنفسه اعترف بهذه الوحدة. قال له: "</w:t>
-      </w:r>
-      <w:r>
-        <w:rPr>
-          <w:rFonts w:ascii="Sakkal Majalla" w:hAnsi="Sakkal Majalla" w:cs="Sakkal Majalla"/>
-          <w:sz w:val="28"/>
-          <w:szCs w:val="28"/>
-          <w:rtl/>
-        </w:rPr>
-        <w:t>«شَاوُلُ، شَاوُلُ! لِمَاذَا تَضْطَهِدُنِي؟»</w:t>
-      </w:r>
-      <w:r>
-        <w:rPr>
-          <w:rFonts w:ascii="Sakkal Majalla" w:hAnsi="Sakkal Majalla" w:cs="Sakkal Majalla" w:hint="cs"/>
-          <w:sz w:val="28"/>
-          <w:szCs w:val="28"/>
-          <w:rtl/>
-        </w:rPr>
-        <w:t xml:space="preserve">" (أعمال الرسل 9: 4). من الواضح: مَن يُسيء لجسدي يفعل هذا بي أيضًا. لكن بركات الرأس هي أيضًا بركات الجسد. كلاهما لهما كل شيء مشترك. هذه العلاقات هي بديعة للغاية ولا تُحَلّ. الرسول يتكلم عن ذلك كثيرًا في رسائله، </w:t>
-      </w:r>
-      <w:r>
-        <w:rPr>
-          <w:rFonts w:ascii="Sakkal Majalla" w:hAnsi="Sakkal Majalla" w:cs="Sakkal Majalla" w:hint="cs"/>
-          <w:sz w:val="28"/>
-          <w:szCs w:val="28"/>
-          <w:rtl/>
-        </w:rPr>
-        <w:t>وكذلك في الجزء الثاني من إصحاح 5 من أفسس. هو يتكلم هنا عن العلاقات الحميمة للرأس بالجسد؛ في أنه يأخذ العلاقة الزوجية صورة لها. المسيح هو رأس الكنيسة وهو مخلص جسده (قارن أفسس 5: 23). "</w:t>
-      </w:r>
-      <w:r>
-        <w:rPr>
-          <w:rFonts w:ascii="Sakkal Majalla" w:hAnsi="Sakkal Majalla" w:cs="Sakkal Majalla"/>
-          <w:sz w:val="28"/>
-          <w:szCs w:val="28"/>
-          <w:rtl/>
-        </w:rPr>
-        <w:t>أَحَبَّ الْمَسِيحُ أَيْضًا الْكَنِيسَةَ وَأَ</w:t>
-      </w:r>
-      <w:r>
-        <w:rPr>
-          <w:rFonts w:ascii="Sakkal Majalla" w:hAnsi="Sakkal Majalla" w:cs="Sakkal Majalla"/>
-          <w:sz w:val="28"/>
-          <w:szCs w:val="28"/>
-          <w:rtl/>
-        </w:rPr>
-        <w:t xml:space="preserve">سْلَمَ نَفْسَهُ لأَجْلِهَا، </w:t>
-      </w:r>
-      <w:r>
-        <w:rPr>
-          <w:rFonts w:ascii="Sakkal Majalla" w:hAnsi="Sakkal Majalla" w:cs="Sakkal Majalla"/>
-          <w:sz w:val="28"/>
-          <w:szCs w:val="28"/>
-          <w:rtl/>
-        </w:rPr>
-        <w:t>ِكَيْ يُقَدِّسَهَا، مُطَهِّرًا إِيَّاهَا بِ</w:t>
-      </w:r>
-      <w:r>
-        <w:rPr>
-          <w:rFonts w:ascii="Sakkal Majalla" w:hAnsi="Sakkal Majalla" w:cs="Sakkal Majalla"/>
-          <w:sz w:val="28"/>
-          <w:szCs w:val="28"/>
-          <w:rtl/>
-        </w:rPr>
-        <w:t xml:space="preserve">غَسْلِ الْمَاءِ بِالْكَلِمَةِ، </w:t>
-      </w:r>
-      <w:r>
-        <w:rPr>
-          <w:rFonts w:ascii="Sakkal Majalla" w:hAnsi="Sakkal Majalla" w:cs="Sakkal Majalla"/>
-          <w:sz w:val="28"/>
-          <w:szCs w:val="28"/>
-          <w:rtl/>
-        </w:rPr>
-        <w:t>لِكَيْ يُحْضِرَهَا لِنَفْسِهِ كَنِيسَةً مَجِيدَةً، لاَ دَنَسَ فِيهَا وَلاَ غَضْنَ أَوْ شَيْءٌ مِنْ مِثْلِ ذلِكَ، بَلْ تَكُونُ مُقَدَّسَةً وَبِلاَ عَيْبٍ.</w:t>
-      </w:r>
-      <w:r>
-        <w:rPr>
-          <w:rFonts w:ascii="Sakkal Majalla" w:hAnsi="Sakkal Majalla" w:cs="Sakkal Majalla" w:hint="cs"/>
-          <w:sz w:val="28"/>
-          <w:szCs w:val="28"/>
-          <w:rtl/>
-        </w:rPr>
-        <w:t xml:space="preserve">" (قارن أفسس 5: 25 </w:t>
-      </w:r>
-      <w:r>
-        <w:rPr>
-          <w:rFonts w:ascii="Sakkal Majalla" w:hAnsi="Sakkal Majalla" w:cs="Sakkal Majalla"/>
-          <w:sz w:val="28"/>
-          <w:szCs w:val="28"/>
-          <w:rtl/>
-        </w:rPr>
-        <w:t>–</w:t>
-      </w:r>
-      <w:r>
-        <w:rPr>
-          <w:rFonts w:ascii="Sakkal Majalla" w:hAnsi="Sakkal Majalla" w:cs="Sakkal Majalla" w:hint="cs"/>
-          <w:sz w:val="28"/>
-          <w:szCs w:val="28"/>
-          <w:rtl/>
-        </w:rPr>
-        <w:t xml:space="preserve"> 27). نحن اشتُرينا بثمن باهض؛ نححن عمل محبته المضحية والباذلة. إن جاز لي أن اقول، نحن امرأة اختياره، التي فداها من عمق البؤس والفقر المتقع والنجاسة ببذل حياته، واقتناها بدمه وقدسها. </w:t>
-      </w:r>
-      <w:r>
-        <w:rPr>
-          <w:rFonts w:ascii="Sakkal Majalla" w:hAnsi="Sakkal Majalla" w:cs="Sakkal Majalla" w:hint="cs"/>
-          <w:sz w:val="28"/>
-          <w:szCs w:val="28"/>
-          <w:rtl/>
-        </w:rPr>
-        <w:t>وهي لابسة ثياب الخلاص، هي معيَّنة بأن تشاركه جميع حقوقه الشرعية وروابطه كابن الله. يا له من نصيب مجيد! إنها حواء الثانية لآدم الثاني ومختارة لكي تملك معه وتحكم ولتملك الميراث المجيد. "</w:t>
-      </w:r>
-      <w:r>
-        <w:rPr>
-          <w:rFonts w:ascii="Sakkal Majalla" w:hAnsi="Sakkal Majalla" w:cs="Sakkal Majalla"/>
-          <w:sz w:val="28"/>
-          <w:szCs w:val="28"/>
-          <w:rtl/>
-        </w:rPr>
-        <w:t>مَنْ يُحِبُّ امْرَأَتَهُ يُحِبُّ نَفْسَهُ.  29فَإِنَّهُ لَمْ يُبْغِضْ أَحَدٌ جَسَدَهُ قَطُّ، بَلْ يَقُوتُهُ وَيُرَبِّيهِ، كَمَا الرَّبُّ أَيْضًا لِلْكَنِيسَةِ.  30لأَنَّنَا أَعْضَاءُ جِسْمِهِ، مِنْ لَحْمِهِ وَمِنْ عِظَامِهِ.  31«مِنْ أَجْلِ هذَا يَتْرُكُ الرَّجُلُ أَبَاهُ وَأُمَّهُ وَيَلْتَصِقُ بِامْرَأَتِهِ، وَيَكُونُ الاثْنَانِ جَسَدًا وَاحِدًا».  32هذَا السِّرُّ عَظِيمٌ، وَلكِنَّنِي أَنَا أَقُولُ مِنْ نَحْوِ الْمَسِيحِ وَالْكَنِيسَةِ.</w:t>
-      </w:r>
-      <w:r>
-        <w:rPr>
-          <w:rFonts w:ascii="Sakkal Majalla" w:hAnsi="Sakkal Majalla" w:cs="Sakkal Majalla" w:hint="cs"/>
-          <w:sz w:val="28"/>
-          <w:szCs w:val="28"/>
-          <w:rtl/>
-        </w:rPr>
-        <w:t xml:space="preserve">" (أفسس 5: 28 </w:t>
-      </w:r>
-      <w:r>
-        <w:rPr>
-          <w:rFonts w:ascii="Sakkal Majalla" w:hAnsi="Sakkal Majalla" w:cs="Sakkal Majalla"/>
-          <w:sz w:val="28"/>
-          <w:szCs w:val="28"/>
-          <w:rtl/>
-        </w:rPr>
-        <w:t>–</w:t>
-      </w:r>
-      <w:r>
-        <w:rPr>
-          <w:rFonts w:ascii="Sakkal Majalla" w:hAnsi="Sakkal Majalla" w:cs="Sakkal Majalla" w:hint="cs"/>
-          <w:sz w:val="28"/>
-          <w:szCs w:val="28"/>
-          <w:rtl/>
-        </w:rPr>
-        <w:t xml:space="preserve"> 32). نعم، إنه سرّ في غاية الروعة! المسيح يحب نفسه فينا وهو لا يمكنه أن يبغض نفسه. الكنيسة يحق لها أن تكون مقتنعة بأنه يحبها كنفسه، ويقوتها بأعمق الأشواق ويعتني بها، لأنها هي جسده. كما أن حواء أُعدَّت من لحم وعظام آدم، هكذا الكنيسة من آدم الثاني. هي جزء منه، وإن جاز لي أن أقول، هي الأنا الآخر لنفسه. </w:t>
-      </w:r>
-      <w:r>
-        <w:rPr>
-          <w:rFonts w:ascii="Sakkal Majalla" w:hAnsi="Sakkal Majalla" w:cs="Sakkal Majalla" w:hint="cs"/>
-          <w:sz w:val="28"/>
-          <w:szCs w:val="28"/>
-          <w:rtl/>
-        </w:rPr>
-        <w:t>كما كان آدم وحواء جسدًا وحدًا، هكذا المسيح والكنيسة. هو يترك كل شيء، وحتى أثمن ما عنده ويلتصق بها.</w:t>
+          <w:rFonts w:ascii="Sakkal Majalla" w:hAnsi="Sakkal Majalla" w:cs="Sakkal Majalla" w:hint="cs"/>
+          <w:sz w:val="28"/>
+          <w:szCs w:val="28"/>
+          <w:rtl/>
+        </w:rPr>
+        <w:t>نحن نقرأ في الإصحاح أعلاه من العدد 22 حتى 25: "</w:t>
+      </w:r>
+      <w:r>
+        <w:rPr>
+          <w:rFonts w:ascii="Sakkal Majalla" w:hAnsi="Sakkal Majalla" w:cs="Sakkal Majalla"/>
+          <w:sz w:val="28"/>
+          <w:szCs w:val="28"/>
+          <w:rtl/>
+        </w:rPr>
+        <w:t xml:space="preserve"> 22 </w:t>
+      </w:r>
+      <w:r>
+        <w:rPr>
+          <w:rFonts w:ascii="Sakkal Majalla" w:hAnsi="Sakkal Majalla" w:cs="Sakkal Majalla" w:hint="cs"/>
+          <w:sz w:val="28"/>
+          <w:szCs w:val="28"/>
+          <w:rtl/>
+        </w:rPr>
+        <w:t>فَقَامَ</w:t>
+      </w:r>
+      <w:r>
+        <w:rPr>
+          <w:rFonts w:ascii="Sakkal Majalla" w:hAnsi="Sakkal Majalla" w:cs="Sakkal Majalla"/>
+          <w:sz w:val="28"/>
+          <w:szCs w:val="28"/>
+          <w:rtl/>
+        </w:rPr>
+        <w:t xml:space="preserve"> </w:t>
+      </w:r>
+      <w:r>
+        <w:rPr>
+          <w:rFonts w:ascii="Sakkal Majalla" w:hAnsi="Sakkal Majalla" w:cs="Sakkal Majalla" w:hint="cs"/>
+          <w:sz w:val="28"/>
+          <w:szCs w:val="28"/>
+          <w:rtl/>
+        </w:rPr>
+        <w:t>الْجَمْعُ</w:t>
+      </w:r>
+      <w:r>
+        <w:rPr>
+          <w:rFonts w:ascii="Sakkal Majalla" w:hAnsi="Sakkal Majalla" w:cs="Sakkal Majalla"/>
+          <w:sz w:val="28"/>
+          <w:szCs w:val="28"/>
+          <w:rtl/>
+        </w:rPr>
+        <w:t xml:space="preserve"> </w:t>
+      </w:r>
+      <w:r>
+        <w:rPr>
+          <w:rFonts w:ascii="Sakkal Majalla" w:hAnsi="Sakkal Majalla" w:cs="Sakkal Majalla" w:hint="cs"/>
+          <w:sz w:val="28"/>
+          <w:szCs w:val="28"/>
+          <w:rtl/>
+        </w:rPr>
+        <w:t>مَعًا</w:t>
+      </w:r>
+      <w:r>
+        <w:rPr>
+          <w:rFonts w:ascii="Sakkal Majalla" w:hAnsi="Sakkal Majalla" w:cs="Sakkal Majalla"/>
+          <w:sz w:val="28"/>
+          <w:szCs w:val="28"/>
+          <w:rtl/>
+        </w:rPr>
+        <w:t xml:space="preserve"> </w:t>
+      </w:r>
+      <w:r>
+        <w:rPr>
+          <w:rFonts w:ascii="Sakkal Majalla" w:hAnsi="Sakkal Majalla" w:cs="Sakkal Majalla" w:hint="cs"/>
+          <w:sz w:val="28"/>
+          <w:szCs w:val="28"/>
+          <w:rtl/>
+        </w:rPr>
+        <w:t>عَلَيْهِمَا،</w:t>
+      </w:r>
+      <w:r>
+        <w:rPr>
+          <w:rFonts w:ascii="Sakkal Majalla" w:hAnsi="Sakkal Majalla" w:cs="Sakkal Majalla"/>
+          <w:sz w:val="28"/>
+          <w:szCs w:val="28"/>
+          <w:rtl/>
+        </w:rPr>
+        <w:t xml:space="preserve"> </w:t>
+      </w:r>
+      <w:r>
+        <w:rPr>
+          <w:rFonts w:ascii="Sakkal Majalla" w:hAnsi="Sakkal Majalla" w:cs="Sakkal Majalla" w:hint="cs"/>
+          <w:sz w:val="28"/>
+          <w:szCs w:val="28"/>
+          <w:rtl/>
+        </w:rPr>
+        <w:t>وَمَزَّقَ</w:t>
+      </w:r>
+      <w:r>
+        <w:rPr>
+          <w:rFonts w:ascii="Sakkal Majalla" w:hAnsi="Sakkal Majalla" w:cs="Sakkal Majalla"/>
+          <w:sz w:val="28"/>
+          <w:szCs w:val="28"/>
+          <w:rtl/>
+        </w:rPr>
+        <w:t xml:space="preserve"> </w:t>
+      </w:r>
+      <w:r>
+        <w:rPr>
+          <w:rFonts w:ascii="Sakkal Majalla" w:hAnsi="Sakkal Majalla" w:cs="Sakkal Majalla" w:hint="cs"/>
+          <w:sz w:val="28"/>
+          <w:szCs w:val="28"/>
+          <w:rtl/>
+        </w:rPr>
+        <w:t>الْوُلاَةُ</w:t>
+      </w:r>
+      <w:r>
+        <w:rPr>
+          <w:rFonts w:ascii="Sakkal Majalla" w:hAnsi="Sakkal Majalla" w:cs="Sakkal Majalla"/>
+          <w:sz w:val="28"/>
+          <w:szCs w:val="28"/>
+          <w:rtl/>
+        </w:rPr>
+        <w:t xml:space="preserve"> </w:t>
+      </w:r>
+      <w:r>
+        <w:rPr>
+          <w:rFonts w:ascii="Sakkal Majalla" w:hAnsi="Sakkal Majalla" w:cs="Sakkal Majalla" w:hint="cs"/>
+          <w:sz w:val="28"/>
+          <w:szCs w:val="28"/>
+          <w:rtl/>
+        </w:rPr>
+        <w:t>ثِيَابَهُمَا</w:t>
+      </w:r>
+      <w:r>
+        <w:rPr>
+          <w:rFonts w:ascii="Sakkal Majalla" w:hAnsi="Sakkal Majalla" w:cs="Sakkal Majalla"/>
+          <w:sz w:val="28"/>
+          <w:szCs w:val="28"/>
+          <w:rtl/>
+        </w:rPr>
+        <w:t xml:space="preserve"> </w:t>
+      </w:r>
+      <w:r>
+        <w:rPr>
+          <w:rFonts w:ascii="Sakkal Majalla" w:hAnsi="Sakkal Majalla" w:cs="Sakkal Majalla" w:hint="cs"/>
+          <w:sz w:val="28"/>
+          <w:szCs w:val="28"/>
+          <w:rtl/>
+        </w:rPr>
+        <w:t>وَأَمَرُوا</w:t>
+      </w:r>
+      <w:r>
+        <w:rPr>
+          <w:rFonts w:ascii="Sakkal Majalla" w:hAnsi="Sakkal Majalla" w:cs="Sakkal Majalla"/>
+          <w:sz w:val="28"/>
+          <w:szCs w:val="28"/>
+          <w:rtl/>
+        </w:rPr>
+        <w:t xml:space="preserve"> </w:t>
+      </w:r>
+      <w:r>
+        <w:rPr>
+          <w:rFonts w:ascii="Sakkal Majalla" w:hAnsi="Sakkal Majalla" w:cs="Sakkal Majalla" w:hint="cs"/>
+          <w:sz w:val="28"/>
+          <w:szCs w:val="28"/>
+          <w:rtl/>
+        </w:rPr>
+        <w:t>أَنْ</w:t>
+      </w:r>
+      <w:r>
+        <w:rPr>
+          <w:rFonts w:ascii="Sakkal Majalla" w:hAnsi="Sakkal Majalla" w:cs="Sakkal Majalla"/>
+          <w:sz w:val="28"/>
+          <w:szCs w:val="28"/>
+          <w:rtl/>
+        </w:rPr>
+        <w:t xml:space="preserve"> </w:t>
+      </w:r>
+      <w:r>
+        <w:rPr>
+          <w:rFonts w:ascii="Sakkal Majalla" w:hAnsi="Sakkal Majalla" w:cs="Sakkal Majalla" w:hint="cs"/>
+          <w:sz w:val="28"/>
+          <w:szCs w:val="28"/>
+          <w:rtl/>
+        </w:rPr>
+        <w:t>يُضْرَبَا</w:t>
+      </w:r>
+      <w:r>
+        <w:rPr>
+          <w:rFonts w:ascii="Sakkal Majalla" w:hAnsi="Sakkal Majalla" w:cs="Sakkal Majalla"/>
+          <w:sz w:val="28"/>
+          <w:szCs w:val="28"/>
+          <w:rtl/>
+        </w:rPr>
+        <w:t xml:space="preserve"> </w:t>
+      </w:r>
+      <w:r>
+        <w:rPr>
+          <w:rFonts w:ascii="Sakkal Majalla" w:hAnsi="Sakkal Majalla" w:cs="Sakkal Majalla" w:hint="cs"/>
+          <w:sz w:val="28"/>
+          <w:szCs w:val="28"/>
+          <w:rtl/>
+        </w:rPr>
+        <w:t>بِالْعِصِيِّ</w:t>
+      </w:r>
+      <w:r>
+        <w:rPr>
+          <w:rFonts w:ascii="Sakkal Majalla" w:hAnsi="Sakkal Majalla" w:cs="Sakkal Majalla"/>
+          <w:sz w:val="28"/>
+          <w:szCs w:val="28"/>
+          <w:rtl/>
+        </w:rPr>
+        <w:t xml:space="preserve">.  23 </w:t>
+      </w:r>
+      <w:r>
+        <w:rPr>
+          <w:rFonts w:ascii="Sakkal Majalla" w:hAnsi="Sakkal Majalla" w:cs="Sakkal Majalla" w:hint="cs"/>
+          <w:sz w:val="28"/>
+          <w:szCs w:val="28"/>
+          <w:rtl/>
+        </w:rPr>
+        <w:t>فَوَضَعُوا</w:t>
+      </w:r>
+      <w:r>
+        <w:rPr>
+          <w:rFonts w:ascii="Sakkal Majalla" w:hAnsi="Sakkal Majalla" w:cs="Sakkal Majalla"/>
+          <w:sz w:val="28"/>
+          <w:szCs w:val="28"/>
+          <w:rtl/>
+        </w:rPr>
+        <w:t xml:space="preserve"> </w:t>
+      </w:r>
+      <w:r>
+        <w:rPr>
+          <w:rFonts w:ascii="Sakkal Majalla" w:hAnsi="Sakkal Majalla" w:cs="Sakkal Majalla" w:hint="cs"/>
+          <w:sz w:val="28"/>
+          <w:szCs w:val="28"/>
+          <w:rtl/>
+        </w:rPr>
+        <w:t>عَلَيْهِمَا</w:t>
+      </w:r>
+      <w:r>
+        <w:rPr>
+          <w:rFonts w:ascii="Sakkal Majalla" w:hAnsi="Sakkal Majalla" w:cs="Sakkal Majalla"/>
+          <w:sz w:val="28"/>
+          <w:szCs w:val="28"/>
+          <w:rtl/>
+        </w:rPr>
+        <w:t xml:space="preserve"> </w:t>
+      </w:r>
+      <w:r>
+        <w:rPr>
+          <w:rFonts w:ascii="Sakkal Majalla" w:hAnsi="Sakkal Majalla" w:cs="Sakkal Majalla" w:hint="cs"/>
+          <w:sz w:val="28"/>
+          <w:szCs w:val="28"/>
+          <w:rtl/>
+        </w:rPr>
+        <w:t>ضَرَبَاتٍ</w:t>
+      </w:r>
+      <w:r>
+        <w:rPr>
+          <w:rFonts w:ascii="Sakkal Majalla" w:hAnsi="Sakkal Majalla" w:cs="Sakkal Majalla"/>
+          <w:sz w:val="28"/>
+          <w:szCs w:val="28"/>
+          <w:rtl/>
+        </w:rPr>
+        <w:t xml:space="preserve"> </w:t>
+      </w:r>
+      <w:r>
+        <w:rPr>
+          <w:rFonts w:ascii="Sakkal Majalla" w:hAnsi="Sakkal Majalla" w:cs="Sakkal Majalla" w:hint="cs"/>
+          <w:sz w:val="28"/>
+          <w:szCs w:val="28"/>
+          <w:rtl/>
+        </w:rPr>
+        <w:t>كَثِيرَةً</w:t>
+      </w:r>
+      <w:r>
+        <w:rPr>
+          <w:rFonts w:ascii="Sakkal Majalla" w:hAnsi="Sakkal Majalla" w:cs="Sakkal Majalla"/>
+          <w:sz w:val="28"/>
+          <w:szCs w:val="28"/>
+          <w:rtl/>
+        </w:rPr>
+        <w:t xml:space="preserve"> </w:t>
+      </w:r>
+      <w:r>
+        <w:rPr>
+          <w:rFonts w:ascii="Sakkal Majalla" w:hAnsi="Sakkal Majalla" w:cs="Sakkal Majalla" w:hint="cs"/>
+          <w:sz w:val="28"/>
+          <w:szCs w:val="28"/>
+          <w:rtl/>
+        </w:rPr>
+        <w:t>وَأَلْقُوهُمَا</w:t>
+      </w:r>
+      <w:r>
+        <w:rPr>
+          <w:rFonts w:ascii="Sakkal Majalla" w:hAnsi="Sakkal Majalla" w:cs="Sakkal Majalla"/>
+          <w:sz w:val="28"/>
+          <w:szCs w:val="28"/>
+          <w:rtl/>
+        </w:rPr>
+        <w:t xml:space="preserve"> </w:t>
+      </w:r>
+      <w:r>
+        <w:rPr>
+          <w:rFonts w:ascii="Sakkal Majalla" w:hAnsi="Sakkal Majalla" w:cs="Sakkal Majalla" w:hint="cs"/>
+          <w:sz w:val="28"/>
+          <w:szCs w:val="28"/>
+          <w:rtl/>
+        </w:rPr>
+        <w:t>فِي</w:t>
+      </w:r>
+      <w:r>
+        <w:rPr>
+          <w:rFonts w:ascii="Sakkal Majalla" w:hAnsi="Sakkal Majalla" w:cs="Sakkal Majalla"/>
+          <w:sz w:val="28"/>
+          <w:szCs w:val="28"/>
+          <w:rtl/>
+        </w:rPr>
+        <w:t xml:space="preserve"> </w:t>
+      </w:r>
+      <w:r>
+        <w:rPr>
+          <w:rFonts w:ascii="Sakkal Majalla" w:hAnsi="Sakkal Majalla" w:cs="Sakkal Majalla" w:hint="cs"/>
+          <w:sz w:val="28"/>
+          <w:szCs w:val="28"/>
+          <w:rtl/>
+        </w:rPr>
+        <w:t>السِّجْنِ،</w:t>
+      </w:r>
+      <w:r>
+        <w:rPr>
+          <w:rFonts w:ascii="Sakkal Majalla" w:hAnsi="Sakkal Majalla" w:cs="Sakkal Majalla"/>
+          <w:sz w:val="28"/>
+          <w:szCs w:val="28"/>
+          <w:rtl/>
+        </w:rPr>
+        <w:t xml:space="preserve"> </w:t>
+      </w:r>
+      <w:r>
+        <w:rPr>
+          <w:rFonts w:ascii="Sakkal Majalla" w:hAnsi="Sakkal Majalla" w:cs="Sakkal Majalla" w:hint="cs"/>
+          <w:sz w:val="28"/>
+          <w:szCs w:val="28"/>
+          <w:rtl/>
+        </w:rPr>
+        <w:t>وَأَوْصَوْا</w:t>
+      </w:r>
+      <w:r>
+        <w:rPr>
+          <w:rFonts w:ascii="Sakkal Majalla" w:hAnsi="Sakkal Majalla" w:cs="Sakkal Majalla"/>
+          <w:sz w:val="28"/>
+          <w:szCs w:val="28"/>
+          <w:rtl/>
+        </w:rPr>
+        <w:t xml:space="preserve"> </w:t>
+      </w:r>
+      <w:r>
+        <w:rPr>
+          <w:rFonts w:ascii="Sakkal Majalla" w:hAnsi="Sakkal Majalla" w:cs="Sakkal Majalla" w:hint="cs"/>
+          <w:sz w:val="28"/>
+          <w:szCs w:val="28"/>
+          <w:rtl/>
+        </w:rPr>
+        <w:t>حَافِظَ</w:t>
+      </w:r>
+      <w:r>
+        <w:rPr>
+          <w:rFonts w:ascii="Sakkal Majalla" w:hAnsi="Sakkal Majalla" w:cs="Sakkal Majalla"/>
+          <w:sz w:val="28"/>
+          <w:szCs w:val="28"/>
+          <w:rtl/>
+        </w:rPr>
+        <w:t xml:space="preserve"> </w:t>
+      </w:r>
+      <w:r>
+        <w:rPr>
+          <w:rFonts w:ascii="Sakkal Majalla" w:hAnsi="Sakkal Majalla" w:cs="Sakkal Majalla" w:hint="cs"/>
+          <w:sz w:val="28"/>
+          <w:szCs w:val="28"/>
+          <w:rtl/>
+        </w:rPr>
+        <w:t>السِّجْنِ</w:t>
+      </w:r>
+      <w:r>
+        <w:rPr>
+          <w:rFonts w:ascii="Sakkal Majalla" w:hAnsi="Sakkal Majalla" w:cs="Sakkal Majalla"/>
+          <w:sz w:val="28"/>
+          <w:szCs w:val="28"/>
+          <w:rtl/>
+        </w:rPr>
+        <w:t xml:space="preserve"> </w:t>
+      </w:r>
+      <w:r>
+        <w:rPr>
+          <w:rFonts w:ascii="Sakkal Majalla" w:hAnsi="Sakkal Majalla" w:cs="Sakkal Majalla" w:hint="cs"/>
+          <w:sz w:val="28"/>
+          <w:szCs w:val="28"/>
+          <w:rtl/>
+        </w:rPr>
+        <w:t>أَنْ</w:t>
+      </w:r>
+      <w:r>
+        <w:rPr>
+          <w:rFonts w:ascii="Sakkal Majalla" w:hAnsi="Sakkal Majalla" w:cs="Sakkal Majalla"/>
+          <w:sz w:val="28"/>
+          <w:szCs w:val="28"/>
+          <w:rtl/>
+        </w:rPr>
+        <w:t xml:space="preserve"> </w:t>
+      </w:r>
+      <w:r>
+        <w:rPr>
+          <w:rFonts w:ascii="Sakkal Majalla" w:hAnsi="Sakkal Majalla" w:cs="Sakkal Majalla" w:hint="cs"/>
+          <w:sz w:val="28"/>
+          <w:szCs w:val="28"/>
+          <w:rtl/>
+        </w:rPr>
+        <w:t>يَحْرُسَهُمَا</w:t>
+      </w:r>
+      <w:r>
+        <w:rPr>
+          <w:rFonts w:ascii="Sakkal Majalla" w:hAnsi="Sakkal Majalla" w:cs="Sakkal Majalla"/>
+          <w:sz w:val="28"/>
+          <w:szCs w:val="28"/>
+          <w:rtl/>
+        </w:rPr>
+        <w:t xml:space="preserve"> </w:t>
+      </w:r>
+      <w:r>
+        <w:rPr>
+          <w:rFonts w:ascii="Sakkal Majalla" w:hAnsi="Sakkal Majalla" w:cs="Sakkal Majalla" w:hint="cs"/>
+          <w:sz w:val="28"/>
+          <w:szCs w:val="28"/>
+          <w:rtl/>
+        </w:rPr>
+        <w:t>بِضَبْطٍ</w:t>
+      </w:r>
+      <w:r>
+        <w:rPr>
+          <w:rFonts w:ascii="Sakkal Majalla" w:hAnsi="Sakkal Majalla" w:cs="Sakkal Majalla"/>
+          <w:sz w:val="28"/>
+          <w:szCs w:val="28"/>
+          <w:rtl/>
+        </w:rPr>
+        <w:t xml:space="preserve">.  24 </w:t>
+      </w:r>
+      <w:r>
+        <w:rPr>
+          <w:rFonts w:ascii="Sakkal Majalla" w:hAnsi="Sakkal Majalla" w:cs="Sakkal Majalla" w:hint="cs"/>
+          <w:sz w:val="28"/>
+          <w:szCs w:val="28"/>
+          <w:rtl/>
+        </w:rPr>
+        <w:t>وَهُوَ</w:t>
+      </w:r>
+      <w:r>
+        <w:rPr>
+          <w:rFonts w:ascii="Sakkal Majalla" w:hAnsi="Sakkal Majalla" w:cs="Sakkal Majalla"/>
+          <w:sz w:val="28"/>
+          <w:szCs w:val="28"/>
+          <w:rtl/>
+        </w:rPr>
+        <w:t xml:space="preserve"> </w:t>
+      </w:r>
+      <w:r>
+        <w:rPr>
+          <w:rFonts w:ascii="Sakkal Majalla" w:hAnsi="Sakkal Majalla" w:cs="Sakkal Majalla" w:hint="cs"/>
+          <w:sz w:val="28"/>
+          <w:szCs w:val="28"/>
+          <w:rtl/>
+        </w:rPr>
+        <w:t>إِذْ</w:t>
+      </w:r>
+      <w:r>
+        <w:rPr>
+          <w:rFonts w:ascii="Sakkal Majalla" w:hAnsi="Sakkal Majalla" w:cs="Sakkal Majalla"/>
+          <w:sz w:val="28"/>
+          <w:szCs w:val="28"/>
+          <w:rtl/>
+        </w:rPr>
+        <w:t xml:space="preserve"> </w:t>
+      </w:r>
+      <w:r>
+        <w:rPr>
+          <w:rFonts w:ascii="Sakkal Majalla" w:hAnsi="Sakkal Majalla" w:cs="Sakkal Majalla" w:hint="cs"/>
+          <w:sz w:val="28"/>
+          <w:szCs w:val="28"/>
+          <w:rtl/>
+        </w:rPr>
+        <w:t>أَخَذَ</w:t>
+      </w:r>
+      <w:r>
+        <w:rPr>
+          <w:rFonts w:ascii="Sakkal Majalla" w:hAnsi="Sakkal Majalla" w:cs="Sakkal Majalla"/>
+          <w:sz w:val="28"/>
+          <w:szCs w:val="28"/>
+          <w:rtl/>
+        </w:rPr>
+        <w:t xml:space="preserve"> </w:t>
+      </w:r>
+      <w:r>
+        <w:rPr>
+          <w:rFonts w:ascii="Sakkal Majalla" w:hAnsi="Sakkal Majalla" w:cs="Sakkal Majalla" w:hint="cs"/>
+          <w:sz w:val="28"/>
+          <w:szCs w:val="28"/>
+          <w:rtl/>
+        </w:rPr>
+        <w:t>وَصِيَّةً</w:t>
+      </w:r>
+      <w:r>
+        <w:rPr>
+          <w:rFonts w:ascii="Sakkal Majalla" w:hAnsi="Sakkal Majalla" w:cs="Sakkal Majalla"/>
+          <w:sz w:val="28"/>
+          <w:szCs w:val="28"/>
+          <w:rtl/>
+        </w:rPr>
+        <w:t xml:space="preserve"> </w:t>
+      </w:r>
+      <w:r>
+        <w:rPr>
+          <w:rFonts w:ascii="Sakkal Majalla" w:hAnsi="Sakkal Majalla" w:cs="Sakkal Majalla" w:hint="cs"/>
+          <w:sz w:val="28"/>
+          <w:szCs w:val="28"/>
+          <w:rtl/>
+        </w:rPr>
+        <w:t>مِثْلَ</w:t>
+      </w:r>
+      <w:r>
+        <w:rPr>
+          <w:rFonts w:ascii="Sakkal Majalla" w:hAnsi="Sakkal Majalla" w:cs="Sakkal Majalla"/>
+          <w:sz w:val="28"/>
+          <w:szCs w:val="28"/>
+          <w:rtl/>
+        </w:rPr>
+        <w:t xml:space="preserve"> </w:t>
+      </w:r>
+      <w:r>
+        <w:rPr>
+          <w:rFonts w:ascii="Sakkal Majalla" w:hAnsi="Sakkal Majalla" w:cs="Sakkal Majalla" w:hint="cs"/>
+          <w:sz w:val="28"/>
+          <w:szCs w:val="28"/>
+          <w:rtl/>
+        </w:rPr>
+        <w:t>هذِهِ،</w:t>
+      </w:r>
+      <w:r>
+        <w:rPr>
+          <w:rFonts w:ascii="Sakkal Majalla" w:hAnsi="Sakkal Majalla" w:cs="Sakkal Majalla"/>
+          <w:sz w:val="28"/>
+          <w:szCs w:val="28"/>
+          <w:rtl/>
+        </w:rPr>
+        <w:t xml:space="preserve"> </w:t>
+      </w:r>
+      <w:r>
+        <w:rPr>
+          <w:rFonts w:ascii="Sakkal Majalla" w:hAnsi="Sakkal Majalla" w:cs="Sakkal Majalla" w:hint="cs"/>
+          <w:sz w:val="28"/>
+          <w:szCs w:val="28"/>
+          <w:rtl/>
+        </w:rPr>
+        <w:t>أَلْقَاهُمَا</w:t>
+      </w:r>
+      <w:r>
+        <w:rPr>
+          <w:rFonts w:ascii="Sakkal Majalla" w:hAnsi="Sakkal Majalla" w:cs="Sakkal Majalla"/>
+          <w:sz w:val="28"/>
+          <w:szCs w:val="28"/>
+          <w:rtl/>
+        </w:rPr>
+        <w:t xml:space="preserve"> </w:t>
+      </w:r>
+      <w:r>
+        <w:rPr>
+          <w:rFonts w:ascii="Sakkal Majalla" w:hAnsi="Sakkal Majalla" w:cs="Sakkal Majalla" w:hint="cs"/>
+          <w:sz w:val="28"/>
+          <w:szCs w:val="28"/>
+          <w:rtl/>
+        </w:rPr>
+        <w:t>فِي</w:t>
+      </w:r>
+      <w:r>
+        <w:rPr>
+          <w:rFonts w:ascii="Sakkal Majalla" w:hAnsi="Sakkal Majalla" w:cs="Sakkal Majalla"/>
+          <w:sz w:val="28"/>
+          <w:szCs w:val="28"/>
+          <w:rtl/>
+        </w:rPr>
+        <w:t xml:space="preserve"> </w:t>
+      </w:r>
+      <w:r>
+        <w:rPr>
+          <w:rFonts w:ascii="Sakkal Majalla" w:hAnsi="Sakkal Majalla" w:cs="Sakkal Majalla" w:hint="cs"/>
+          <w:sz w:val="28"/>
+          <w:szCs w:val="28"/>
+          <w:rtl/>
+        </w:rPr>
+        <w:t>السِّجْنِ</w:t>
+      </w:r>
+      <w:r>
+        <w:rPr>
+          <w:rFonts w:ascii="Sakkal Majalla" w:hAnsi="Sakkal Majalla" w:cs="Sakkal Majalla"/>
+          <w:sz w:val="28"/>
+          <w:szCs w:val="28"/>
+          <w:rtl/>
+        </w:rPr>
+        <w:t xml:space="preserve"> </w:t>
+      </w:r>
+      <w:r>
+        <w:rPr>
+          <w:rFonts w:ascii="Sakkal Majalla" w:hAnsi="Sakkal Majalla" w:cs="Sakkal Majalla" w:hint="cs"/>
+          <w:sz w:val="28"/>
+          <w:szCs w:val="28"/>
+          <w:rtl/>
+        </w:rPr>
+        <w:t>الدَّاخِلِيِّ،</w:t>
+      </w:r>
+      <w:r>
+        <w:rPr>
+          <w:rFonts w:ascii="Sakkal Majalla" w:hAnsi="Sakkal Majalla" w:cs="Sakkal Majalla"/>
+          <w:sz w:val="28"/>
+          <w:szCs w:val="28"/>
+          <w:rtl/>
+        </w:rPr>
+        <w:t xml:space="preserve"> </w:t>
+      </w:r>
+      <w:r>
+        <w:rPr>
+          <w:rFonts w:ascii="Sakkal Majalla" w:hAnsi="Sakkal Majalla" w:cs="Sakkal Majalla" w:hint="cs"/>
+          <w:sz w:val="28"/>
+          <w:szCs w:val="28"/>
+          <w:rtl/>
+        </w:rPr>
+        <w:t>وَضَبَطَ</w:t>
+      </w:r>
+      <w:r>
+        <w:rPr>
+          <w:rFonts w:ascii="Sakkal Majalla" w:hAnsi="Sakkal Majalla" w:cs="Sakkal Majalla"/>
+          <w:sz w:val="28"/>
+          <w:szCs w:val="28"/>
+          <w:rtl/>
+        </w:rPr>
+        <w:t xml:space="preserve"> </w:t>
+      </w:r>
+      <w:r>
+        <w:rPr>
+          <w:rFonts w:ascii="Sakkal Majalla" w:hAnsi="Sakkal Majalla" w:cs="Sakkal Majalla" w:hint="cs"/>
+          <w:sz w:val="28"/>
+          <w:szCs w:val="28"/>
+          <w:rtl/>
+        </w:rPr>
+        <w:t>أَرْجُلَهُمَا</w:t>
+      </w:r>
+      <w:r>
+        <w:rPr>
+          <w:rFonts w:ascii="Sakkal Majalla" w:hAnsi="Sakkal Majalla" w:cs="Sakkal Majalla"/>
+          <w:sz w:val="28"/>
+          <w:szCs w:val="28"/>
+          <w:rtl/>
+        </w:rPr>
+        <w:t xml:space="preserve"> </w:t>
+      </w:r>
+      <w:r>
+        <w:rPr>
+          <w:rFonts w:ascii="Sakkal Majalla" w:hAnsi="Sakkal Majalla" w:cs="Sakkal Majalla" w:hint="cs"/>
+          <w:sz w:val="28"/>
+          <w:szCs w:val="28"/>
+          <w:rtl/>
+        </w:rPr>
+        <w:t>فِي</w:t>
+      </w:r>
+      <w:r>
+        <w:rPr>
+          <w:rFonts w:ascii="Sakkal Majalla" w:hAnsi="Sakkal Majalla" w:cs="Sakkal Majalla"/>
+          <w:sz w:val="28"/>
+          <w:szCs w:val="28"/>
+          <w:rtl/>
+        </w:rPr>
+        <w:t xml:space="preserve"> </w:t>
+      </w:r>
+      <w:r>
+        <w:rPr>
+          <w:rFonts w:ascii="Sakkal Majalla" w:hAnsi="Sakkal Majalla" w:cs="Sakkal Majalla" w:hint="cs"/>
+          <w:sz w:val="28"/>
+          <w:szCs w:val="28"/>
+          <w:rtl/>
+        </w:rPr>
+        <w:t>الْمِقْطَرَةِ</w:t>
+      </w:r>
+      <w:r>
+        <w:rPr>
+          <w:rFonts w:ascii="Sakkal Majalla" w:hAnsi="Sakkal Majalla" w:cs="Sakkal Majalla"/>
+          <w:sz w:val="28"/>
+          <w:szCs w:val="28"/>
+          <w:rtl/>
+        </w:rPr>
+        <w:t>.</w:t>
+      </w:r>
+      <w:r>
+        <w:rPr>
+          <w:rFonts w:ascii="Sakkal Majalla" w:hAnsi="Sakkal Majalla" w:cs="Sakkal Majalla" w:hint="cs"/>
+          <w:sz w:val="28"/>
+          <w:szCs w:val="28"/>
+          <w:rtl/>
+        </w:rPr>
+        <w:t xml:space="preserve"> </w:t>
+      </w:r>
+      <w:r>
+        <w:rPr>
+          <w:rFonts w:ascii="Sakkal Majalla" w:hAnsi="Sakkal Majalla" w:cs="Sakkal Majalla"/>
+          <w:sz w:val="28"/>
+          <w:szCs w:val="28"/>
+          <w:rtl/>
+        </w:rPr>
+        <w:t xml:space="preserve">25 </w:t>
+      </w:r>
+      <w:r>
+        <w:rPr>
+          <w:rFonts w:ascii="Sakkal Majalla" w:hAnsi="Sakkal Majalla" w:cs="Sakkal Majalla" w:hint="cs"/>
+          <w:sz w:val="28"/>
+          <w:szCs w:val="28"/>
+          <w:rtl/>
+        </w:rPr>
+        <w:t>وَنَحْوَ</w:t>
+      </w:r>
+      <w:r>
+        <w:rPr>
+          <w:rFonts w:ascii="Sakkal Majalla" w:hAnsi="Sakkal Majalla" w:cs="Sakkal Majalla"/>
+          <w:sz w:val="28"/>
+          <w:szCs w:val="28"/>
+          <w:rtl/>
+        </w:rPr>
+        <w:t xml:space="preserve"> </w:t>
+      </w:r>
+      <w:r>
+        <w:rPr>
+          <w:rFonts w:ascii="Sakkal Majalla" w:hAnsi="Sakkal Majalla" w:cs="Sakkal Majalla" w:hint="cs"/>
+          <w:sz w:val="28"/>
+          <w:szCs w:val="28"/>
+          <w:rtl/>
+        </w:rPr>
+        <w:t>نِصْفِ</w:t>
+      </w:r>
+      <w:r>
+        <w:rPr>
+          <w:rFonts w:ascii="Sakkal Majalla" w:hAnsi="Sakkal Majalla" w:cs="Sakkal Majalla"/>
+          <w:sz w:val="28"/>
+          <w:szCs w:val="28"/>
+          <w:rtl/>
+        </w:rPr>
+        <w:t xml:space="preserve"> </w:t>
+      </w:r>
+      <w:r>
+        <w:rPr>
+          <w:rFonts w:ascii="Sakkal Majalla" w:hAnsi="Sakkal Majalla" w:cs="Sakkal Majalla" w:hint="cs"/>
+          <w:sz w:val="28"/>
+          <w:szCs w:val="28"/>
+          <w:rtl/>
+        </w:rPr>
+        <w:t>اللَّيْلِ</w:t>
+      </w:r>
+      <w:r>
+        <w:rPr>
+          <w:rFonts w:ascii="Sakkal Majalla" w:hAnsi="Sakkal Majalla" w:cs="Sakkal Majalla"/>
+          <w:sz w:val="28"/>
+          <w:szCs w:val="28"/>
+          <w:rtl/>
+        </w:rPr>
+        <w:t xml:space="preserve"> </w:t>
+      </w:r>
+      <w:r>
+        <w:rPr>
+          <w:rFonts w:ascii="Sakkal Majalla" w:hAnsi="Sakkal Majalla" w:cs="Sakkal Majalla" w:hint="cs"/>
+          <w:sz w:val="28"/>
+          <w:szCs w:val="28"/>
+          <w:rtl/>
+        </w:rPr>
+        <w:t>كَانَ</w:t>
+      </w:r>
+      <w:r>
+        <w:rPr>
+          <w:rFonts w:ascii="Sakkal Majalla" w:hAnsi="Sakkal Majalla" w:cs="Sakkal Majalla"/>
+          <w:sz w:val="28"/>
+          <w:szCs w:val="28"/>
+          <w:rtl/>
+        </w:rPr>
+        <w:t xml:space="preserve"> </w:t>
+      </w:r>
+      <w:r>
+        <w:rPr>
+          <w:rFonts w:ascii="Sakkal Majalla" w:hAnsi="Sakkal Majalla" w:cs="Sakkal Majalla" w:hint="cs"/>
+          <w:sz w:val="28"/>
+          <w:szCs w:val="28"/>
+          <w:rtl/>
+        </w:rPr>
+        <w:t>بُولُسُ</w:t>
+      </w:r>
+      <w:r>
+        <w:rPr>
+          <w:rFonts w:ascii="Sakkal Majalla" w:hAnsi="Sakkal Majalla" w:cs="Sakkal Majalla"/>
+          <w:sz w:val="28"/>
+          <w:szCs w:val="28"/>
+          <w:rtl/>
+        </w:rPr>
+        <w:t xml:space="preserve"> </w:t>
+      </w:r>
+      <w:r>
+        <w:rPr>
+          <w:rFonts w:ascii="Sakkal Majalla" w:hAnsi="Sakkal Majalla" w:cs="Sakkal Majalla" w:hint="cs"/>
+          <w:sz w:val="28"/>
+          <w:szCs w:val="28"/>
+          <w:rtl/>
+        </w:rPr>
+        <w:t>وَسِيلاَ</w:t>
+      </w:r>
+      <w:r>
+        <w:rPr>
+          <w:rFonts w:ascii="Sakkal Majalla" w:hAnsi="Sakkal Majalla" w:cs="Sakkal Majalla"/>
+          <w:sz w:val="28"/>
+          <w:szCs w:val="28"/>
+          <w:rtl/>
+        </w:rPr>
+        <w:t xml:space="preserve"> </w:t>
+      </w:r>
+      <w:r>
+        <w:rPr>
+          <w:rFonts w:ascii="Sakkal Majalla" w:hAnsi="Sakkal Majalla" w:cs="Sakkal Majalla" w:hint="cs"/>
+          <w:sz w:val="28"/>
+          <w:szCs w:val="28"/>
+          <w:rtl/>
+        </w:rPr>
+        <w:t>يُصَلِّيَانِ</w:t>
+      </w:r>
+      <w:r>
+        <w:rPr>
+          <w:rFonts w:ascii="Sakkal Majalla" w:hAnsi="Sakkal Majalla" w:cs="Sakkal Majalla"/>
+          <w:sz w:val="28"/>
+          <w:szCs w:val="28"/>
+          <w:rtl/>
+        </w:rPr>
+        <w:t xml:space="preserve"> </w:t>
+      </w:r>
+      <w:r>
+        <w:rPr>
+          <w:rFonts w:ascii="Sakkal Majalla" w:hAnsi="Sakkal Majalla" w:cs="Sakkal Majalla" w:hint="cs"/>
+          <w:sz w:val="28"/>
+          <w:szCs w:val="28"/>
+          <w:rtl/>
+        </w:rPr>
+        <w:t>وَيُسَبِّحَانِ</w:t>
+      </w:r>
+      <w:r>
+        <w:rPr>
+          <w:rFonts w:ascii="Sakkal Majalla" w:hAnsi="Sakkal Majalla" w:cs="Sakkal Majalla"/>
+          <w:sz w:val="28"/>
+          <w:szCs w:val="28"/>
+          <w:rtl/>
+        </w:rPr>
+        <w:t xml:space="preserve"> </w:t>
+      </w:r>
+      <w:r>
+        <w:rPr>
+          <w:rFonts w:ascii="Sakkal Majalla" w:hAnsi="Sakkal Majalla" w:cs="Sakkal Majalla" w:hint="cs"/>
+          <w:sz w:val="28"/>
+          <w:szCs w:val="28"/>
+          <w:rtl/>
+        </w:rPr>
+        <w:t>اللهَ،</w:t>
+      </w:r>
+      <w:r>
+        <w:rPr>
+          <w:rFonts w:ascii="Sakkal Majalla" w:hAnsi="Sakkal Majalla" w:cs="Sakkal Majalla"/>
+          <w:sz w:val="28"/>
+          <w:szCs w:val="28"/>
+          <w:rtl/>
+        </w:rPr>
+        <w:t xml:space="preserve"> </w:t>
+      </w:r>
+      <w:r>
+        <w:rPr>
+          <w:rFonts w:ascii="Sakkal Majalla" w:hAnsi="Sakkal Majalla" w:cs="Sakkal Majalla" w:hint="cs"/>
+          <w:sz w:val="28"/>
+          <w:szCs w:val="28"/>
+          <w:rtl/>
+        </w:rPr>
+        <w:t>وَالْمَسْجُونُونَ</w:t>
+      </w:r>
+      <w:r>
+        <w:rPr>
+          <w:rFonts w:ascii="Sakkal Majalla" w:hAnsi="Sakkal Majalla" w:cs="Sakkal Majalla"/>
+          <w:sz w:val="28"/>
+          <w:szCs w:val="28"/>
+          <w:rtl/>
+        </w:rPr>
+        <w:t xml:space="preserve"> </w:t>
+      </w:r>
+      <w:r>
+        <w:rPr>
+          <w:rFonts w:ascii="Sakkal Majalla" w:hAnsi="Sakkal Majalla" w:cs="Sakkal Majalla" w:hint="cs"/>
+          <w:sz w:val="28"/>
+          <w:szCs w:val="28"/>
+          <w:rtl/>
+        </w:rPr>
+        <w:t>يَسْمَعُونَهُمَا</w:t>
+      </w:r>
+      <w:r>
+        <w:rPr>
+          <w:rFonts w:ascii="Sakkal Majalla" w:hAnsi="Sakkal Majalla" w:cs="Sakkal Majalla"/>
+          <w:sz w:val="28"/>
+          <w:szCs w:val="28"/>
+          <w:rtl/>
+        </w:rPr>
+        <w:t>.</w:t>
+      </w:r>
+      <w:r>
+        <w:rPr>
+          <w:rFonts w:ascii="Sakkal Majalla" w:hAnsi="Sakkal Majalla" w:cs="Sakkal Majalla" w:hint="cs"/>
+          <w:sz w:val="28"/>
+          <w:szCs w:val="28"/>
+          <w:rtl/>
+        </w:rPr>
+        <w:t>"</w:t>
       </w:r>
     </w:p>
     <w:p>
       <w:pPr>
         <w:jc w:val="both"/>
         <w:rPr>
-          <w:rFonts w:ascii="Sakkal Majalla" w:hAnsi="Sakkal Majalla" w:cs="Sakkal Majalla" w:hint="cs"/>
+          <w:rFonts w:ascii="Sakkal Majalla" w:hAnsi="Sakkal Majalla" w:cs="Sakkal Majalla"/>
           <w:sz w:val="28"/>
           <w:szCs w:val="28"/>
           <w:rtl/>
@@ -574,25 +1316,691 @@
           <w:szCs w:val="28"/>
           <w:rtl/>
         </w:rPr>
-        <w:t>كم هذه المحبة لا يُنطق بها، التي أُحببنا بها، ويا له من منبع للأفراح والبركات أعدّه الله لنا في المسيح! أيها الأحباء، دعونا نسبّح ونمجّد اسمه كل حين! دعونا نطلب من إله ربنا يسوع المسيح</w:t>
-      </w:r>
-      <w:r>
-        <w:rPr>
-          <w:rFonts w:ascii="Sakkal Majalla" w:hAnsi="Sakkal Majalla" w:cs="Sakkal Majalla"/>
-          <w:sz w:val="28"/>
-          <w:szCs w:val="28"/>
-          <w:rtl/>
-        </w:rPr>
-        <w:t xml:space="preserve"> أَبُو الْمَجْدِ، رُوحَ الْحِكْمَةِ وَالإِعْلاَنِ فِي مَعْرِفَتِهِ،  18مُسْتَنِيرَةً عُيُونُ أَذْهَانِكُمْ، لِتَعْلَمُوا مَا هُوَ رَجَاءُ دَعْوَتِهِ، وَمَا هُوَ غِنَى مَجْدِ مِيرَاثِهِ فِي الْقِدِّيسِينَ،  19وَمَا هِيَ عَظَمَةُ قُدْرَتِهِ الْفَائِقَةُ نَحْوَنَا نَحْنُ الْمُؤْمِنِينَ، حَسَبَ عَمَلِ شِدَّةِ قُوَّتِهِ  20الَّذِي عَمِلَهُ فِي الْمَسِيحِ، إِذْ أَقَامَهُ مِنَ الأَمْوَاتِ، وَأَجْلَسَهُ عَنْ يَمِينِهِ فِي السَّمَاوِيَّاتِ،  21فَوْقَ كُلِّ </w:t>
-      </w:r>
-      <w:r>
-        <w:rPr>
-          <w:rFonts w:ascii="Sakkal Majalla" w:hAnsi="Sakkal Majalla" w:cs="Sakkal Majalla" w:hint="cs"/>
-          <w:sz w:val="28"/>
-          <w:szCs w:val="28"/>
-          <w:rtl/>
-        </w:rPr>
-        <w:t xml:space="preserve">شيء، ما في السماء وعلى الأرض (قارن أفسس 1: 17 </w:t>
+        <w:t>نحن نرى هنا كم كان على بولس وسيلا أن يتألما لأجل اسم يسوع في فيلبي. لم تُنتزع فقط ثيابهما عنهما وبحُبرات دامية ضُربا، فبالإضافة إلى ذلك زُجّا في سجن داخلي عميق ووُضعت أرجلهما في مقطرة. في مثل هذه الضيقات من المعزي جدًا بأن نعرف، أن ا</w:t>
+      </w:r>
+      <w:bookmarkStart w:id="0" w:name="_GoBack"/>
+      <w:bookmarkEnd w:id="0"/>
+      <w:r>
+        <w:rPr>
+          <w:rFonts w:ascii="Sakkal Majalla" w:hAnsi="Sakkal Majalla" w:cs="Sakkal Majalla" w:hint="cs"/>
+          <w:sz w:val="28"/>
+          <w:szCs w:val="28"/>
+          <w:rtl/>
+        </w:rPr>
+        <w:t>لمرء لا يسلك وفق إرادته الذاتية وإنما بحسب مشيئة الرب. حيثما لا يجد المرء على الأرض بين بني آدم أي رحمة أو محبة، عندها يحق له أن يرفع عينيه وقلبه بثقة إلى الله الآب، الذي يعرف</w:t>
+      </w:r>
+      <w:r>
+        <w:rPr>
+          <w:rFonts w:ascii="Sakkal Majalla" w:hAnsi="Sakkal Majalla" w:cs="Sakkal Majalla" w:hint="cs"/>
+          <w:sz w:val="28"/>
+          <w:szCs w:val="28"/>
+          <w:rtl/>
+        </w:rPr>
+        <w:t xml:space="preserve"> أن يتمجّد في أظلم المواقف. نعم الله كان قريبًا حينما كل شيء تركهما، ولن يكون الاحتياج أكبر من إلى المعين. هما لم يكونا وحيدين في السجن المظلم، كباقي المساجين؛ وإن كان موثقين في الظلام، إلا أنهما كانا أحرارًا وسلكا في النور. هما تألما في الجسد، لكن روحهما استراح في الله. هما صليا إليه في منتصف الليل ونالا منه تعزيتهما. هما ابتدآ بالتسبيحات. فالمكان الذي ينوح فيه العالم ويشكو، يرنم المسيحي تسابيحًا؛ وحيثما يُرى أنه متروك، يختبر المسيحي القرب المجيد من إلهه. يقول بولس في 2. كورنثوس 1: 9 عن الضيق العظيم الذي واجهه هو ورفقائه في آسيا، حينما آمنوا، بأنهم كانوا سيموتون: "</w:t>
+      </w:r>
+      <w:r>
+        <w:rPr>
+          <w:rFonts w:hint="cs"/>
+          <w:rtl/>
+        </w:rPr>
+        <w:t xml:space="preserve"> </w:t>
+      </w:r>
+      <w:r>
+        <w:rPr>
+          <w:rFonts w:ascii="Sakkal Majalla" w:hAnsi="Sakkal Majalla" w:cs="Sakkal Majalla" w:hint="cs"/>
+          <w:sz w:val="28"/>
+          <w:szCs w:val="28"/>
+          <w:rtl/>
+        </w:rPr>
+        <w:t>لكِنْ</w:t>
+      </w:r>
+      <w:r>
+        <w:rPr>
+          <w:rFonts w:ascii="Sakkal Majalla" w:hAnsi="Sakkal Majalla" w:cs="Sakkal Majalla"/>
+          <w:sz w:val="28"/>
+          <w:szCs w:val="28"/>
+          <w:rtl/>
+        </w:rPr>
+        <w:t xml:space="preserve"> </w:t>
+      </w:r>
+      <w:r>
+        <w:rPr>
+          <w:rFonts w:ascii="Sakkal Majalla" w:hAnsi="Sakkal Majalla" w:cs="Sakkal Majalla" w:hint="cs"/>
+          <w:sz w:val="28"/>
+          <w:szCs w:val="28"/>
+          <w:rtl/>
+        </w:rPr>
+        <w:t>كَانَ</w:t>
+      </w:r>
+      <w:r>
+        <w:rPr>
+          <w:rFonts w:ascii="Sakkal Majalla" w:hAnsi="Sakkal Majalla" w:cs="Sakkal Majalla"/>
+          <w:sz w:val="28"/>
+          <w:szCs w:val="28"/>
+          <w:rtl/>
+        </w:rPr>
+        <w:t xml:space="preserve"> </w:t>
+      </w:r>
+      <w:r>
+        <w:rPr>
+          <w:rFonts w:ascii="Sakkal Majalla" w:hAnsi="Sakkal Majalla" w:cs="Sakkal Majalla" w:hint="cs"/>
+          <w:sz w:val="28"/>
+          <w:szCs w:val="28"/>
+          <w:rtl/>
+        </w:rPr>
+        <w:t>لَنَا</w:t>
+      </w:r>
+      <w:r>
+        <w:rPr>
+          <w:rFonts w:ascii="Sakkal Majalla" w:hAnsi="Sakkal Majalla" w:cs="Sakkal Majalla"/>
+          <w:sz w:val="28"/>
+          <w:szCs w:val="28"/>
+          <w:rtl/>
+        </w:rPr>
+        <w:t xml:space="preserve"> </w:t>
+      </w:r>
+      <w:r>
+        <w:rPr>
+          <w:rFonts w:ascii="Sakkal Majalla" w:hAnsi="Sakkal Majalla" w:cs="Sakkal Majalla" w:hint="cs"/>
+          <w:sz w:val="28"/>
+          <w:szCs w:val="28"/>
+          <w:rtl/>
+        </w:rPr>
+        <w:t>فِي</w:t>
+      </w:r>
+      <w:r>
+        <w:rPr>
+          <w:rFonts w:ascii="Sakkal Majalla" w:hAnsi="Sakkal Majalla" w:cs="Sakkal Majalla"/>
+          <w:sz w:val="28"/>
+          <w:szCs w:val="28"/>
+          <w:rtl/>
+        </w:rPr>
+        <w:t xml:space="preserve"> </w:t>
+      </w:r>
+      <w:r>
+        <w:rPr>
+          <w:rFonts w:ascii="Sakkal Majalla" w:hAnsi="Sakkal Majalla" w:cs="Sakkal Majalla" w:hint="cs"/>
+          <w:sz w:val="28"/>
+          <w:szCs w:val="28"/>
+          <w:rtl/>
+        </w:rPr>
+        <w:t>أَنْفُسِنَا</w:t>
+      </w:r>
+      <w:r>
+        <w:rPr>
+          <w:rFonts w:ascii="Sakkal Majalla" w:hAnsi="Sakkal Majalla" w:cs="Sakkal Majalla"/>
+          <w:sz w:val="28"/>
+          <w:szCs w:val="28"/>
+          <w:rtl/>
+        </w:rPr>
+        <w:t xml:space="preserve"> </w:t>
+      </w:r>
+      <w:r>
+        <w:rPr>
+          <w:rFonts w:ascii="Sakkal Majalla" w:hAnsi="Sakkal Majalla" w:cs="Sakkal Majalla" w:hint="cs"/>
+          <w:sz w:val="28"/>
+          <w:szCs w:val="28"/>
+          <w:rtl/>
+        </w:rPr>
+        <w:t>حُكْمُ</w:t>
+      </w:r>
+      <w:r>
+        <w:rPr>
+          <w:rFonts w:ascii="Sakkal Majalla" w:hAnsi="Sakkal Majalla" w:cs="Sakkal Majalla"/>
+          <w:sz w:val="28"/>
+          <w:szCs w:val="28"/>
+          <w:rtl/>
+        </w:rPr>
+        <w:t xml:space="preserve"> </w:t>
+      </w:r>
+      <w:r>
+        <w:rPr>
+          <w:rFonts w:ascii="Sakkal Majalla" w:hAnsi="Sakkal Majalla" w:cs="Sakkal Majalla" w:hint="cs"/>
+          <w:sz w:val="28"/>
+          <w:szCs w:val="28"/>
+          <w:rtl/>
+        </w:rPr>
+        <w:t>الْمَوْتِ،</w:t>
+      </w:r>
+      <w:r>
+        <w:rPr>
+          <w:rFonts w:ascii="Sakkal Majalla" w:hAnsi="Sakkal Majalla" w:cs="Sakkal Majalla"/>
+          <w:sz w:val="28"/>
+          <w:szCs w:val="28"/>
+          <w:rtl/>
+        </w:rPr>
+        <w:t xml:space="preserve"> </w:t>
+      </w:r>
+      <w:r>
+        <w:rPr>
+          <w:rFonts w:ascii="Sakkal Majalla" w:hAnsi="Sakkal Majalla" w:cs="Sakkal Majalla" w:hint="cs"/>
+          <w:sz w:val="28"/>
+          <w:szCs w:val="28"/>
+          <w:rtl/>
+        </w:rPr>
+        <w:t>لِكَيْ</w:t>
+      </w:r>
+      <w:r>
+        <w:rPr>
+          <w:rFonts w:ascii="Sakkal Majalla" w:hAnsi="Sakkal Majalla" w:cs="Sakkal Majalla"/>
+          <w:sz w:val="28"/>
+          <w:szCs w:val="28"/>
+          <w:rtl/>
+        </w:rPr>
+        <w:t xml:space="preserve"> </w:t>
+      </w:r>
+      <w:r>
+        <w:rPr>
+          <w:rFonts w:ascii="Sakkal Majalla" w:hAnsi="Sakkal Majalla" w:cs="Sakkal Majalla" w:hint="cs"/>
+          <w:sz w:val="28"/>
+          <w:szCs w:val="28"/>
+          <w:rtl/>
+        </w:rPr>
+        <w:t>لاَ</w:t>
+      </w:r>
+      <w:r>
+        <w:rPr>
+          <w:rFonts w:ascii="Sakkal Majalla" w:hAnsi="Sakkal Majalla" w:cs="Sakkal Majalla"/>
+          <w:sz w:val="28"/>
+          <w:szCs w:val="28"/>
+          <w:rtl/>
+        </w:rPr>
+        <w:t xml:space="preserve"> </w:t>
+      </w:r>
+      <w:r>
+        <w:rPr>
+          <w:rFonts w:ascii="Sakkal Majalla" w:hAnsi="Sakkal Majalla" w:cs="Sakkal Majalla" w:hint="cs"/>
+          <w:sz w:val="28"/>
+          <w:szCs w:val="28"/>
+          <w:rtl/>
+        </w:rPr>
+        <w:t>نَكُونَ</w:t>
+      </w:r>
+      <w:r>
+        <w:rPr>
+          <w:rFonts w:ascii="Sakkal Majalla" w:hAnsi="Sakkal Majalla" w:cs="Sakkal Majalla"/>
+          <w:sz w:val="28"/>
+          <w:szCs w:val="28"/>
+          <w:rtl/>
+        </w:rPr>
+        <w:t xml:space="preserve"> </w:t>
+      </w:r>
+      <w:r>
+        <w:rPr>
+          <w:rFonts w:ascii="Sakkal Majalla" w:hAnsi="Sakkal Majalla" w:cs="Sakkal Majalla" w:hint="cs"/>
+          <w:sz w:val="28"/>
+          <w:szCs w:val="28"/>
+          <w:rtl/>
+        </w:rPr>
+        <w:t>مُتَّكِلِينَ</w:t>
+      </w:r>
+      <w:r>
+        <w:rPr>
+          <w:rFonts w:ascii="Sakkal Majalla" w:hAnsi="Sakkal Majalla" w:cs="Sakkal Majalla"/>
+          <w:sz w:val="28"/>
+          <w:szCs w:val="28"/>
+          <w:rtl/>
+        </w:rPr>
+        <w:t xml:space="preserve"> </w:t>
+      </w:r>
+      <w:r>
+        <w:rPr>
+          <w:rFonts w:ascii="Sakkal Majalla" w:hAnsi="Sakkal Majalla" w:cs="Sakkal Majalla" w:hint="cs"/>
+          <w:sz w:val="28"/>
+          <w:szCs w:val="28"/>
+          <w:rtl/>
+        </w:rPr>
+        <w:t>عَلَى</w:t>
+      </w:r>
+      <w:r>
+        <w:rPr>
+          <w:rFonts w:ascii="Sakkal Majalla" w:hAnsi="Sakkal Majalla" w:cs="Sakkal Majalla"/>
+          <w:sz w:val="28"/>
+          <w:szCs w:val="28"/>
+          <w:rtl/>
+        </w:rPr>
+        <w:t xml:space="preserve"> </w:t>
+      </w:r>
+      <w:r>
+        <w:rPr>
+          <w:rFonts w:ascii="Sakkal Majalla" w:hAnsi="Sakkal Majalla" w:cs="Sakkal Majalla" w:hint="cs"/>
+          <w:sz w:val="28"/>
+          <w:szCs w:val="28"/>
+          <w:rtl/>
+        </w:rPr>
+        <w:t>أَنْفُسِنَا</w:t>
+      </w:r>
+      <w:r>
+        <w:rPr>
+          <w:rFonts w:ascii="Sakkal Majalla" w:hAnsi="Sakkal Majalla" w:cs="Sakkal Majalla"/>
+          <w:sz w:val="28"/>
+          <w:szCs w:val="28"/>
+          <w:rtl/>
+        </w:rPr>
+        <w:t xml:space="preserve"> </w:t>
+      </w:r>
+      <w:r>
+        <w:rPr>
+          <w:rFonts w:ascii="Sakkal Majalla" w:hAnsi="Sakkal Majalla" w:cs="Sakkal Majalla" w:hint="cs"/>
+          <w:sz w:val="28"/>
+          <w:szCs w:val="28"/>
+          <w:rtl/>
+        </w:rPr>
+        <w:t>بَلْ</w:t>
+      </w:r>
+      <w:r>
+        <w:rPr>
+          <w:rFonts w:ascii="Sakkal Majalla" w:hAnsi="Sakkal Majalla" w:cs="Sakkal Majalla"/>
+          <w:sz w:val="28"/>
+          <w:szCs w:val="28"/>
+          <w:rtl/>
+        </w:rPr>
+        <w:t xml:space="preserve"> </w:t>
+      </w:r>
+      <w:r>
+        <w:rPr>
+          <w:rFonts w:ascii="Sakkal Majalla" w:hAnsi="Sakkal Majalla" w:cs="Sakkal Majalla" w:hint="cs"/>
+          <w:sz w:val="28"/>
+          <w:szCs w:val="28"/>
+          <w:rtl/>
+        </w:rPr>
+        <w:t>عَلَى</w:t>
+      </w:r>
+      <w:r>
+        <w:rPr>
+          <w:rFonts w:ascii="Sakkal Majalla" w:hAnsi="Sakkal Majalla" w:cs="Sakkal Majalla"/>
+          <w:sz w:val="28"/>
+          <w:szCs w:val="28"/>
+          <w:rtl/>
+        </w:rPr>
+        <w:t xml:space="preserve"> </w:t>
+      </w:r>
+      <w:r>
+        <w:rPr>
+          <w:rFonts w:ascii="Sakkal Majalla" w:hAnsi="Sakkal Majalla" w:cs="Sakkal Majalla" w:hint="cs"/>
+          <w:sz w:val="28"/>
+          <w:szCs w:val="28"/>
+          <w:rtl/>
+        </w:rPr>
+        <w:t>اللهِ</w:t>
+      </w:r>
+      <w:r>
+        <w:rPr>
+          <w:rFonts w:ascii="Sakkal Majalla" w:hAnsi="Sakkal Majalla" w:cs="Sakkal Majalla"/>
+          <w:sz w:val="28"/>
+          <w:szCs w:val="28"/>
+          <w:rtl/>
+        </w:rPr>
+        <w:t xml:space="preserve"> </w:t>
+      </w:r>
+      <w:r>
+        <w:rPr>
+          <w:rFonts w:ascii="Sakkal Majalla" w:hAnsi="Sakkal Majalla" w:cs="Sakkal Majalla" w:hint="cs"/>
+          <w:sz w:val="28"/>
+          <w:szCs w:val="28"/>
+          <w:rtl/>
+        </w:rPr>
+        <w:t>الَّذِي</w:t>
+      </w:r>
+      <w:r>
+        <w:rPr>
+          <w:rFonts w:ascii="Sakkal Majalla" w:hAnsi="Sakkal Majalla" w:cs="Sakkal Majalla"/>
+          <w:sz w:val="28"/>
+          <w:szCs w:val="28"/>
+          <w:rtl/>
+        </w:rPr>
+        <w:t xml:space="preserve"> </w:t>
+      </w:r>
+      <w:r>
+        <w:rPr>
+          <w:rFonts w:ascii="Sakkal Majalla" w:hAnsi="Sakkal Majalla" w:cs="Sakkal Majalla" w:hint="cs"/>
+          <w:sz w:val="28"/>
+          <w:szCs w:val="28"/>
+          <w:rtl/>
+        </w:rPr>
+        <w:t>يُقِيمُ</w:t>
+      </w:r>
+      <w:r>
+        <w:rPr>
+          <w:rFonts w:ascii="Sakkal Majalla" w:hAnsi="Sakkal Majalla" w:cs="Sakkal Majalla"/>
+          <w:sz w:val="28"/>
+          <w:szCs w:val="28"/>
+          <w:rtl/>
+        </w:rPr>
+        <w:t xml:space="preserve"> </w:t>
+      </w:r>
+      <w:r>
+        <w:rPr>
+          <w:rFonts w:ascii="Sakkal Majalla" w:hAnsi="Sakkal Majalla" w:cs="Sakkal Majalla" w:hint="cs"/>
+          <w:sz w:val="28"/>
+          <w:szCs w:val="28"/>
+          <w:rtl/>
+        </w:rPr>
+        <w:t>الأَمْوَاتَ،</w:t>
+      </w:r>
+      <w:r>
+        <w:rPr>
+          <w:rFonts w:ascii="Sakkal Majalla" w:hAnsi="Sakkal Majalla" w:cs="Sakkal Majalla"/>
+          <w:sz w:val="28"/>
+          <w:szCs w:val="28"/>
+          <w:rtl/>
+        </w:rPr>
+        <w:t xml:space="preserve">  10 </w:t>
+      </w:r>
+      <w:r>
+        <w:rPr>
+          <w:rFonts w:ascii="Sakkal Majalla" w:hAnsi="Sakkal Majalla" w:cs="Sakkal Majalla" w:hint="cs"/>
+          <w:sz w:val="28"/>
+          <w:szCs w:val="28"/>
+          <w:rtl/>
+        </w:rPr>
+        <w:t>الَّذِي</w:t>
+      </w:r>
+      <w:r>
+        <w:rPr>
+          <w:rFonts w:ascii="Sakkal Majalla" w:hAnsi="Sakkal Majalla" w:cs="Sakkal Majalla"/>
+          <w:sz w:val="28"/>
+          <w:szCs w:val="28"/>
+          <w:rtl/>
+        </w:rPr>
+        <w:t xml:space="preserve"> </w:t>
+      </w:r>
+      <w:r>
+        <w:rPr>
+          <w:rFonts w:ascii="Sakkal Majalla" w:hAnsi="Sakkal Majalla" w:cs="Sakkal Majalla" w:hint="cs"/>
+          <w:sz w:val="28"/>
+          <w:szCs w:val="28"/>
+          <w:rtl/>
+        </w:rPr>
+        <w:t>نَجَّانَا</w:t>
+      </w:r>
+      <w:r>
+        <w:rPr>
+          <w:rFonts w:ascii="Sakkal Majalla" w:hAnsi="Sakkal Majalla" w:cs="Sakkal Majalla"/>
+          <w:sz w:val="28"/>
+          <w:szCs w:val="28"/>
+          <w:rtl/>
+        </w:rPr>
+        <w:t xml:space="preserve"> </w:t>
+      </w:r>
+      <w:r>
+        <w:rPr>
+          <w:rFonts w:ascii="Sakkal Majalla" w:hAnsi="Sakkal Majalla" w:cs="Sakkal Majalla" w:hint="cs"/>
+          <w:sz w:val="28"/>
+          <w:szCs w:val="28"/>
+          <w:rtl/>
+        </w:rPr>
+        <w:t>مِنْ</w:t>
+      </w:r>
+      <w:r>
+        <w:rPr>
+          <w:rFonts w:ascii="Sakkal Majalla" w:hAnsi="Sakkal Majalla" w:cs="Sakkal Majalla"/>
+          <w:sz w:val="28"/>
+          <w:szCs w:val="28"/>
+          <w:rtl/>
+        </w:rPr>
+        <w:t xml:space="preserve"> </w:t>
+      </w:r>
+      <w:r>
+        <w:rPr>
+          <w:rFonts w:ascii="Sakkal Majalla" w:hAnsi="Sakkal Majalla" w:cs="Sakkal Majalla" w:hint="cs"/>
+          <w:sz w:val="28"/>
+          <w:szCs w:val="28"/>
+          <w:rtl/>
+        </w:rPr>
+        <w:t>مَوْتٍ</w:t>
+      </w:r>
+      <w:r>
+        <w:rPr>
+          <w:rFonts w:ascii="Sakkal Majalla" w:hAnsi="Sakkal Majalla" w:cs="Sakkal Majalla"/>
+          <w:sz w:val="28"/>
+          <w:szCs w:val="28"/>
+          <w:rtl/>
+        </w:rPr>
+        <w:t xml:space="preserve"> </w:t>
+      </w:r>
+      <w:r>
+        <w:rPr>
+          <w:rFonts w:ascii="Sakkal Majalla" w:hAnsi="Sakkal Majalla" w:cs="Sakkal Majalla" w:hint="cs"/>
+          <w:sz w:val="28"/>
+          <w:szCs w:val="28"/>
+          <w:rtl/>
+        </w:rPr>
+        <w:t>مِثْلِ</w:t>
+      </w:r>
+      <w:r>
+        <w:rPr>
+          <w:rFonts w:ascii="Sakkal Majalla" w:hAnsi="Sakkal Majalla" w:cs="Sakkal Majalla"/>
+          <w:sz w:val="28"/>
+          <w:szCs w:val="28"/>
+          <w:rtl/>
+        </w:rPr>
+        <w:t xml:space="preserve"> </w:t>
+      </w:r>
+      <w:r>
+        <w:rPr>
+          <w:rFonts w:ascii="Sakkal Majalla" w:hAnsi="Sakkal Majalla" w:cs="Sakkal Majalla" w:hint="cs"/>
+          <w:sz w:val="28"/>
+          <w:szCs w:val="28"/>
+          <w:rtl/>
+        </w:rPr>
+        <w:t>هذَا،</w:t>
+      </w:r>
+      <w:r>
+        <w:rPr>
+          <w:rFonts w:ascii="Sakkal Majalla" w:hAnsi="Sakkal Majalla" w:cs="Sakkal Majalla"/>
+          <w:sz w:val="28"/>
+          <w:szCs w:val="28"/>
+          <w:rtl/>
+        </w:rPr>
+        <w:t xml:space="preserve"> </w:t>
+      </w:r>
+      <w:r>
+        <w:rPr>
+          <w:rFonts w:ascii="Sakkal Majalla" w:hAnsi="Sakkal Majalla" w:cs="Sakkal Majalla" w:hint="cs"/>
+          <w:sz w:val="28"/>
+          <w:szCs w:val="28"/>
+          <w:rtl/>
+        </w:rPr>
+        <w:t>وَهُوَ</w:t>
+      </w:r>
+      <w:r>
+        <w:rPr>
+          <w:rFonts w:ascii="Sakkal Majalla" w:hAnsi="Sakkal Majalla" w:cs="Sakkal Majalla"/>
+          <w:sz w:val="28"/>
+          <w:szCs w:val="28"/>
+          <w:rtl/>
+        </w:rPr>
+        <w:t xml:space="preserve"> </w:t>
+      </w:r>
+      <w:r>
+        <w:rPr>
+          <w:rFonts w:ascii="Sakkal Majalla" w:hAnsi="Sakkal Majalla" w:cs="Sakkal Majalla" w:hint="cs"/>
+          <w:sz w:val="28"/>
+          <w:szCs w:val="28"/>
+          <w:rtl/>
+        </w:rPr>
+        <w:t>يُنَجِّي</w:t>
+      </w:r>
+      <w:r>
+        <w:rPr>
+          <w:rFonts w:ascii="Sakkal Majalla" w:hAnsi="Sakkal Majalla" w:cs="Sakkal Majalla"/>
+          <w:sz w:val="28"/>
+          <w:szCs w:val="28"/>
+          <w:rtl/>
+        </w:rPr>
+        <w:t xml:space="preserve">. </w:t>
+      </w:r>
+      <w:r>
+        <w:rPr>
+          <w:rFonts w:ascii="Sakkal Majalla" w:hAnsi="Sakkal Majalla" w:cs="Sakkal Majalla" w:hint="cs"/>
+          <w:sz w:val="28"/>
+          <w:szCs w:val="28"/>
+          <w:rtl/>
+        </w:rPr>
+        <w:t>الَّذِي</w:t>
+      </w:r>
+      <w:r>
+        <w:rPr>
+          <w:rFonts w:ascii="Sakkal Majalla" w:hAnsi="Sakkal Majalla" w:cs="Sakkal Majalla"/>
+          <w:sz w:val="28"/>
+          <w:szCs w:val="28"/>
+          <w:rtl/>
+        </w:rPr>
+        <w:t xml:space="preserve"> </w:t>
+      </w:r>
+      <w:r>
+        <w:rPr>
+          <w:rFonts w:ascii="Sakkal Majalla" w:hAnsi="Sakkal Majalla" w:cs="Sakkal Majalla" w:hint="cs"/>
+          <w:sz w:val="28"/>
+          <w:szCs w:val="28"/>
+          <w:rtl/>
+        </w:rPr>
+        <w:t>لَنَا</w:t>
+      </w:r>
+      <w:r>
+        <w:rPr>
+          <w:rFonts w:ascii="Sakkal Majalla" w:hAnsi="Sakkal Majalla" w:cs="Sakkal Majalla"/>
+          <w:sz w:val="28"/>
+          <w:szCs w:val="28"/>
+          <w:rtl/>
+        </w:rPr>
+        <w:t xml:space="preserve"> </w:t>
+      </w:r>
+      <w:r>
+        <w:rPr>
+          <w:rFonts w:ascii="Sakkal Majalla" w:hAnsi="Sakkal Majalla" w:cs="Sakkal Majalla" w:hint="cs"/>
+          <w:sz w:val="28"/>
+          <w:szCs w:val="28"/>
+          <w:rtl/>
+        </w:rPr>
+        <w:t>رَجَاءٌ</w:t>
+      </w:r>
+      <w:r>
+        <w:rPr>
+          <w:rFonts w:ascii="Sakkal Majalla" w:hAnsi="Sakkal Majalla" w:cs="Sakkal Majalla"/>
+          <w:sz w:val="28"/>
+          <w:szCs w:val="28"/>
+          <w:rtl/>
+        </w:rPr>
+        <w:t xml:space="preserve"> </w:t>
+      </w:r>
+      <w:r>
+        <w:rPr>
+          <w:rFonts w:ascii="Sakkal Majalla" w:hAnsi="Sakkal Majalla" w:cs="Sakkal Majalla" w:hint="cs"/>
+          <w:sz w:val="28"/>
+          <w:szCs w:val="28"/>
+          <w:rtl/>
+        </w:rPr>
+        <w:t>فِيهِ</w:t>
+      </w:r>
+      <w:r>
+        <w:rPr>
+          <w:rFonts w:ascii="Sakkal Majalla" w:hAnsi="Sakkal Majalla" w:cs="Sakkal Majalla"/>
+          <w:sz w:val="28"/>
+          <w:szCs w:val="28"/>
+          <w:rtl/>
+        </w:rPr>
+        <w:t xml:space="preserve"> </w:t>
+      </w:r>
+      <w:r>
+        <w:rPr>
+          <w:rFonts w:ascii="Sakkal Majalla" w:hAnsi="Sakkal Majalla" w:cs="Sakkal Majalla" w:hint="cs"/>
+          <w:sz w:val="28"/>
+          <w:szCs w:val="28"/>
+          <w:rtl/>
+        </w:rPr>
+        <w:t>أَنَّهُ</w:t>
+      </w:r>
+      <w:r>
+        <w:rPr>
+          <w:rFonts w:ascii="Sakkal Majalla" w:hAnsi="Sakkal Majalla" w:cs="Sakkal Majalla"/>
+          <w:sz w:val="28"/>
+          <w:szCs w:val="28"/>
+          <w:rtl/>
+        </w:rPr>
+        <w:t xml:space="preserve"> </w:t>
+      </w:r>
+      <w:r>
+        <w:rPr>
+          <w:rFonts w:ascii="Sakkal Majalla" w:hAnsi="Sakkal Majalla" w:cs="Sakkal Majalla" w:hint="cs"/>
+          <w:sz w:val="28"/>
+          <w:szCs w:val="28"/>
+          <w:rtl/>
+        </w:rPr>
+        <w:t>سَيُنَجِّي</w:t>
+      </w:r>
+      <w:r>
+        <w:rPr>
+          <w:rFonts w:ascii="Sakkal Majalla" w:hAnsi="Sakkal Majalla" w:cs="Sakkal Majalla"/>
+          <w:sz w:val="28"/>
+          <w:szCs w:val="28"/>
+          <w:rtl/>
+        </w:rPr>
+        <w:t xml:space="preserve"> </w:t>
+      </w:r>
+      <w:r>
+        <w:rPr>
+          <w:rFonts w:ascii="Sakkal Majalla" w:hAnsi="Sakkal Majalla" w:cs="Sakkal Majalla" w:hint="cs"/>
+          <w:sz w:val="28"/>
+          <w:szCs w:val="28"/>
+          <w:rtl/>
+        </w:rPr>
+        <w:t>أَيْضًا</w:t>
+      </w:r>
+      <w:r>
+        <w:rPr>
+          <w:rFonts w:ascii="Sakkal Majalla" w:hAnsi="Sakkal Majalla" w:cs="Sakkal Majalla"/>
+          <w:sz w:val="28"/>
+          <w:szCs w:val="28"/>
+          <w:rtl/>
+        </w:rPr>
+        <w:t xml:space="preserve"> </w:t>
+      </w:r>
+      <w:r>
+        <w:rPr>
+          <w:rFonts w:ascii="Sakkal Majalla" w:hAnsi="Sakkal Majalla" w:cs="Sakkal Majalla" w:hint="cs"/>
+          <w:sz w:val="28"/>
+          <w:szCs w:val="28"/>
+          <w:rtl/>
+        </w:rPr>
+        <w:t>فِيمَا</w:t>
+      </w:r>
+      <w:r>
+        <w:rPr>
+          <w:rFonts w:ascii="Sakkal Majalla" w:hAnsi="Sakkal Majalla" w:cs="Sakkal Majalla"/>
+          <w:sz w:val="28"/>
+          <w:szCs w:val="28"/>
+          <w:rtl/>
+        </w:rPr>
+        <w:t xml:space="preserve"> </w:t>
+      </w:r>
+      <w:r>
+        <w:rPr>
+          <w:rFonts w:ascii="Sakkal Majalla" w:hAnsi="Sakkal Majalla" w:cs="Sakkal Majalla" w:hint="cs"/>
+          <w:sz w:val="28"/>
+          <w:szCs w:val="28"/>
+          <w:rtl/>
+        </w:rPr>
+        <w:t>بَعْدُ</w:t>
+      </w:r>
+      <w:r>
+        <w:rPr>
+          <w:rFonts w:ascii="Sakkal Majalla" w:hAnsi="Sakkal Majalla" w:cs="Sakkal Majalla"/>
+          <w:sz w:val="28"/>
+          <w:szCs w:val="28"/>
+          <w:rtl/>
+        </w:rPr>
+        <w:t>.</w:t>
+      </w:r>
+      <w:r>
+        <w:rPr>
+          <w:rFonts w:ascii="Sakkal Majalla" w:hAnsi="Sakkal Majalla" w:cs="Sakkal Majalla" w:hint="cs"/>
+          <w:sz w:val="28"/>
+          <w:szCs w:val="28"/>
+          <w:rtl/>
+        </w:rPr>
+        <w:t xml:space="preserve">" وفي عدد 4 </w:t>
       </w:r>
       <w:r>
         <w:rPr>
@@ -610,60 +2018,608 @@
           <w:szCs w:val="28"/>
           <w:rtl/>
         </w:rPr>
-        <w:t xml:space="preserve"> </w:t>
-      </w:r>
-      <w:r>
-        <w:rPr>
-          <w:rFonts w:ascii="Sakkal Majalla" w:hAnsi="Sakkal Majalla" w:cs="Sakkal Majalla" w:hint="cs"/>
-          <w:sz w:val="28"/>
-          <w:szCs w:val="28"/>
-          <w:rtl/>
-        </w:rPr>
-        <w:lastRenderedPageBreak/>
-        <w:t xml:space="preserve">23). يا ليته يجعلنا ندرك </w:t>
-      </w:r>
-      <w:r>
-        <w:rPr>
-          <w:rFonts w:ascii="Sakkal Majalla" w:hAnsi="Sakkal Majalla" w:cs="Sakkal Majalla"/>
-          <w:sz w:val="28"/>
-          <w:szCs w:val="28"/>
-          <w:rtl/>
-        </w:rPr>
-        <w:t xml:space="preserve">مَعَ جَمِيعِ الْقِدِّيسِينَ، مَا هُوَ الْعَرْضُ وَالطُّولُ وَالْعُمْقُ وَالْعُلْوُ، </w:t>
-      </w:r>
-      <w:r>
-        <w:rPr>
-          <w:rFonts w:ascii="Sakkal Majalla" w:hAnsi="Sakkal Majalla" w:cs="Sakkal Majalla" w:hint="cs"/>
-          <w:sz w:val="28"/>
-          <w:szCs w:val="28"/>
-          <w:rtl/>
-        </w:rPr>
-        <w:t>و</w:t>
-      </w:r>
-      <w:r>
-        <w:rPr>
-          <w:rFonts w:ascii="Sakkal Majalla" w:hAnsi="Sakkal Majalla" w:cs="Sakkal Majalla"/>
-          <w:sz w:val="28"/>
-          <w:szCs w:val="28"/>
-          <w:rtl/>
-        </w:rPr>
-        <w:t>تَعْرِفُوا مَحَبَّةَ الْمَسِيحِ الْفَائِقَةَ الْمَعْرِفَةِ، لِكَيْ تَمْتَلِئُوا إِلَى كُلِّ مِلْءِ اللهِ.</w:t>
-      </w:r>
-      <w:r>
-        <w:rPr>
-          <w:rFonts w:ascii="Sakkal Majalla" w:hAnsi="Sakkal Majalla" w:cs="Sakkal Majalla" w:hint="cs"/>
-          <w:sz w:val="28"/>
-          <w:szCs w:val="28"/>
-          <w:rtl/>
-        </w:rPr>
-        <w:t>" (قارن أفسس 3: 18. 19).</w:t>
+        <w:t xml:space="preserve"> 5: "</w:t>
+      </w:r>
+      <w:r>
+        <w:rPr>
+          <w:rFonts w:ascii="Sakkal Majalla" w:hAnsi="Sakkal Majalla" w:cs="Sakkal Majalla"/>
+          <w:sz w:val="28"/>
+          <w:szCs w:val="28"/>
+          <w:rtl/>
+        </w:rPr>
+        <w:t xml:space="preserve"> 4 </w:t>
+      </w:r>
+      <w:r>
+        <w:rPr>
+          <w:rFonts w:ascii="Sakkal Majalla" w:hAnsi="Sakkal Majalla" w:cs="Sakkal Majalla" w:hint="cs"/>
+          <w:sz w:val="28"/>
+          <w:szCs w:val="28"/>
+          <w:rtl/>
+        </w:rPr>
+        <w:t>الَّذِي</w:t>
+      </w:r>
+      <w:r>
+        <w:rPr>
+          <w:rFonts w:ascii="Sakkal Majalla" w:hAnsi="Sakkal Majalla" w:cs="Sakkal Majalla"/>
+          <w:sz w:val="28"/>
+          <w:szCs w:val="28"/>
+          <w:rtl/>
+        </w:rPr>
+        <w:t xml:space="preserve"> </w:t>
+      </w:r>
+      <w:r>
+        <w:rPr>
+          <w:rFonts w:ascii="Sakkal Majalla" w:hAnsi="Sakkal Majalla" w:cs="Sakkal Majalla" w:hint="cs"/>
+          <w:sz w:val="28"/>
+          <w:szCs w:val="28"/>
+          <w:rtl/>
+        </w:rPr>
+        <w:t>يُعَزِّينَا</w:t>
+      </w:r>
+      <w:r>
+        <w:rPr>
+          <w:rFonts w:ascii="Sakkal Majalla" w:hAnsi="Sakkal Majalla" w:cs="Sakkal Majalla"/>
+          <w:sz w:val="28"/>
+          <w:szCs w:val="28"/>
+          <w:rtl/>
+        </w:rPr>
+        <w:t xml:space="preserve"> </w:t>
+      </w:r>
+      <w:r>
+        <w:rPr>
+          <w:rFonts w:ascii="Sakkal Majalla" w:hAnsi="Sakkal Majalla" w:cs="Sakkal Majalla" w:hint="cs"/>
+          <w:sz w:val="28"/>
+          <w:szCs w:val="28"/>
+          <w:rtl/>
+        </w:rPr>
+        <w:t>فِي</w:t>
+      </w:r>
+      <w:r>
+        <w:rPr>
+          <w:rFonts w:ascii="Sakkal Majalla" w:hAnsi="Sakkal Majalla" w:cs="Sakkal Majalla"/>
+          <w:sz w:val="28"/>
+          <w:szCs w:val="28"/>
+          <w:rtl/>
+        </w:rPr>
+        <w:t xml:space="preserve"> </w:t>
+      </w:r>
+      <w:r>
+        <w:rPr>
+          <w:rFonts w:ascii="Sakkal Majalla" w:hAnsi="Sakkal Majalla" w:cs="Sakkal Majalla" w:hint="cs"/>
+          <w:sz w:val="28"/>
+          <w:szCs w:val="28"/>
+          <w:rtl/>
+        </w:rPr>
+        <w:t>كُلِّ</w:t>
+      </w:r>
+      <w:r>
+        <w:rPr>
+          <w:rFonts w:ascii="Sakkal Majalla" w:hAnsi="Sakkal Majalla" w:cs="Sakkal Majalla"/>
+          <w:sz w:val="28"/>
+          <w:szCs w:val="28"/>
+          <w:rtl/>
+        </w:rPr>
+        <w:t xml:space="preserve"> </w:t>
+      </w:r>
+      <w:r>
+        <w:rPr>
+          <w:rFonts w:ascii="Sakkal Majalla" w:hAnsi="Sakkal Majalla" w:cs="Sakkal Majalla" w:hint="cs"/>
+          <w:sz w:val="28"/>
+          <w:szCs w:val="28"/>
+          <w:rtl/>
+        </w:rPr>
+        <w:t>ضِيقَتِنَا،</w:t>
+      </w:r>
+      <w:r>
+        <w:rPr>
+          <w:rFonts w:ascii="Sakkal Majalla" w:hAnsi="Sakkal Majalla" w:cs="Sakkal Majalla"/>
+          <w:sz w:val="28"/>
+          <w:szCs w:val="28"/>
+          <w:rtl/>
+        </w:rPr>
+        <w:t xml:space="preserve"> </w:t>
+      </w:r>
+      <w:r>
+        <w:rPr>
+          <w:rFonts w:ascii="Sakkal Majalla" w:hAnsi="Sakkal Majalla" w:cs="Sakkal Majalla" w:hint="cs"/>
+          <w:sz w:val="28"/>
+          <w:szCs w:val="28"/>
+          <w:rtl/>
+        </w:rPr>
+        <w:t>حَتَّى</w:t>
+      </w:r>
+      <w:r>
+        <w:rPr>
+          <w:rFonts w:ascii="Sakkal Majalla" w:hAnsi="Sakkal Majalla" w:cs="Sakkal Majalla"/>
+          <w:sz w:val="28"/>
+          <w:szCs w:val="28"/>
+          <w:rtl/>
+        </w:rPr>
+        <w:t xml:space="preserve"> </w:t>
+      </w:r>
+      <w:r>
+        <w:rPr>
+          <w:rFonts w:ascii="Sakkal Majalla" w:hAnsi="Sakkal Majalla" w:cs="Sakkal Majalla" w:hint="cs"/>
+          <w:sz w:val="28"/>
+          <w:szCs w:val="28"/>
+          <w:rtl/>
+        </w:rPr>
+        <w:t>نَسْتَطِيعَ</w:t>
+      </w:r>
+      <w:r>
+        <w:rPr>
+          <w:rFonts w:ascii="Sakkal Majalla" w:hAnsi="Sakkal Majalla" w:cs="Sakkal Majalla"/>
+          <w:sz w:val="28"/>
+          <w:szCs w:val="28"/>
+          <w:rtl/>
+        </w:rPr>
+        <w:t xml:space="preserve"> </w:t>
+      </w:r>
+      <w:r>
+        <w:rPr>
+          <w:rFonts w:ascii="Sakkal Majalla" w:hAnsi="Sakkal Majalla" w:cs="Sakkal Majalla" w:hint="cs"/>
+          <w:sz w:val="28"/>
+          <w:szCs w:val="28"/>
+          <w:rtl/>
+        </w:rPr>
+        <w:t>أَنْ</w:t>
+      </w:r>
+      <w:r>
+        <w:rPr>
+          <w:rFonts w:ascii="Sakkal Majalla" w:hAnsi="Sakkal Majalla" w:cs="Sakkal Majalla"/>
+          <w:sz w:val="28"/>
+          <w:szCs w:val="28"/>
+          <w:rtl/>
+        </w:rPr>
+        <w:t xml:space="preserve"> </w:t>
+      </w:r>
+      <w:r>
+        <w:rPr>
+          <w:rFonts w:ascii="Sakkal Majalla" w:hAnsi="Sakkal Majalla" w:cs="Sakkal Majalla" w:hint="cs"/>
+          <w:sz w:val="28"/>
+          <w:szCs w:val="28"/>
+          <w:rtl/>
+        </w:rPr>
+        <w:t>نُعَزِّيَ</w:t>
+      </w:r>
+      <w:r>
+        <w:rPr>
+          <w:rFonts w:ascii="Sakkal Majalla" w:hAnsi="Sakkal Majalla" w:cs="Sakkal Majalla"/>
+          <w:sz w:val="28"/>
+          <w:szCs w:val="28"/>
+          <w:rtl/>
+        </w:rPr>
+        <w:t xml:space="preserve"> </w:t>
+      </w:r>
+      <w:r>
+        <w:rPr>
+          <w:rFonts w:ascii="Sakkal Majalla" w:hAnsi="Sakkal Majalla" w:cs="Sakkal Majalla" w:hint="cs"/>
+          <w:sz w:val="28"/>
+          <w:szCs w:val="28"/>
+          <w:rtl/>
+        </w:rPr>
+        <w:t>الَّذِينَ</w:t>
+      </w:r>
+      <w:r>
+        <w:rPr>
+          <w:rFonts w:ascii="Sakkal Majalla" w:hAnsi="Sakkal Majalla" w:cs="Sakkal Majalla"/>
+          <w:sz w:val="28"/>
+          <w:szCs w:val="28"/>
+          <w:rtl/>
+        </w:rPr>
+        <w:t xml:space="preserve"> </w:t>
+      </w:r>
+      <w:r>
+        <w:rPr>
+          <w:rFonts w:ascii="Sakkal Majalla" w:hAnsi="Sakkal Majalla" w:cs="Sakkal Majalla" w:hint="cs"/>
+          <w:sz w:val="28"/>
+          <w:szCs w:val="28"/>
+          <w:rtl/>
+        </w:rPr>
+        <w:t>هُمْ</w:t>
+      </w:r>
+      <w:r>
+        <w:rPr>
+          <w:rFonts w:ascii="Sakkal Majalla" w:hAnsi="Sakkal Majalla" w:cs="Sakkal Majalla"/>
+          <w:sz w:val="28"/>
+          <w:szCs w:val="28"/>
+          <w:rtl/>
+        </w:rPr>
+        <w:t xml:space="preserve"> </w:t>
+      </w:r>
+      <w:r>
+        <w:rPr>
+          <w:rFonts w:ascii="Sakkal Majalla" w:hAnsi="Sakkal Majalla" w:cs="Sakkal Majalla" w:hint="cs"/>
+          <w:sz w:val="28"/>
+          <w:szCs w:val="28"/>
+          <w:rtl/>
+        </w:rPr>
+        <w:t>فِي</w:t>
+      </w:r>
+      <w:r>
+        <w:rPr>
+          <w:rFonts w:ascii="Sakkal Majalla" w:hAnsi="Sakkal Majalla" w:cs="Sakkal Majalla"/>
+          <w:sz w:val="28"/>
+          <w:szCs w:val="28"/>
+          <w:rtl/>
+        </w:rPr>
+        <w:t xml:space="preserve"> </w:t>
+      </w:r>
+      <w:r>
+        <w:rPr>
+          <w:rFonts w:ascii="Sakkal Majalla" w:hAnsi="Sakkal Majalla" w:cs="Sakkal Majalla" w:hint="cs"/>
+          <w:sz w:val="28"/>
+          <w:szCs w:val="28"/>
+          <w:rtl/>
+        </w:rPr>
+        <w:t>كُلِّ</w:t>
+      </w:r>
+      <w:r>
+        <w:rPr>
+          <w:rFonts w:ascii="Sakkal Majalla" w:hAnsi="Sakkal Majalla" w:cs="Sakkal Majalla"/>
+          <w:sz w:val="28"/>
+          <w:szCs w:val="28"/>
+          <w:rtl/>
+        </w:rPr>
+        <w:t xml:space="preserve"> </w:t>
+      </w:r>
+      <w:r>
+        <w:rPr>
+          <w:rFonts w:ascii="Sakkal Majalla" w:hAnsi="Sakkal Majalla" w:cs="Sakkal Majalla" w:hint="cs"/>
+          <w:sz w:val="28"/>
+          <w:szCs w:val="28"/>
+          <w:rtl/>
+        </w:rPr>
+        <w:t>ضِيقَةٍ</w:t>
+      </w:r>
+      <w:r>
+        <w:rPr>
+          <w:rFonts w:ascii="Sakkal Majalla" w:hAnsi="Sakkal Majalla" w:cs="Sakkal Majalla"/>
+          <w:sz w:val="28"/>
+          <w:szCs w:val="28"/>
+          <w:rtl/>
+        </w:rPr>
+        <w:t xml:space="preserve"> </w:t>
+      </w:r>
+      <w:r>
+        <w:rPr>
+          <w:rFonts w:ascii="Sakkal Majalla" w:hAnsi="Sakkal Majalla" w:cs="Sakkal Majalla" w:hint="cs"/>
+          <w:sz w:val="28"/>
+          <w:szCs w:val="28"/>
+          <w:rtl/>
+        </w:rPr>
+        <w:t>بِالتَّعْزِيَةِ</w:t>
+      </w:r>
+      <w:r>
+        <w:rPr>
+          <w:rFonts w:ascii="Sakkal Majalla" w:hAnsi="Sakkal Majalla" w:cs="Sakkal Majalla"/>
+          <w:sz w:val="28"/>
+          <w:szCs w:val="28"/>
+          <w:rtl/>
+        </w:rPr>
+        <w:t xml:space="preserve"> </w:t>
+      </w:r>
+      <w:r>
+        <w:rPr>
+          <w:rFonts w:ascii="Sakkal Majalla" w:hAnsi="Sakkal Majalla" w:cs="Sakkal Majalla" w:hint="cs"/>
+          <w:sz w:val="28"/>
+          <w:szCs w:val="28"/>
+          <w:rtl/>
+        </w:rPr>
+        <w:t>الَّتِي</w:t>
+      </w:r>
+      <w:r>
+        <w:rPr>
+          <w:rFonts w:ascii="Sakkal Majalla" w:hAnsi="Sakkal Majalla" w:cs="Sakkal Majalla"/>
+          <w:sz w:val="28"/>
+          <w:szCs w:val="28"/>
+          <w:rtl/>
+        </w:rPr>
+        <w:t xml:space="preserve"> </w:t>
+      </w:r>
+      <w:r>
+        <w:rPr>
+          <w:rFonts w:ascii="Sakkal Majalla" w:hAnsi="Sakkal Majalla" w:cs="Sakkal Majalla" w:hint="cs"/>
+          <w:sz w:val="28"/>
+          <w:szCs w:val="28"/>
+          <w:rtl/>
+        </w:rPr>
+        <w:t>نَتَعَزَّى</w:t>
+      </w:r>
+      <w:r>
+        <w:rPr>
+          <w:rFonts w:ascii="Sakkal Majalla" w:hAnsi="Sakkal Majalla" w:cs="Sakkal Majalla"/>
+          <w:sz w:val="28"/>
+          <w:szCs w:val="28"/>
+          <w:rtl/>
+        </w:rPr>
+        <w:t xml:space="preserve"> </w:t>
+      </w:r>
+      <w:r>
+        <w:rPr>
+          <w:rFonts w:ascii="Sakkal Majalla" w:hAnsi="Sakkal Majalla" w:cs="Sakkal Majalla" w:hint="cs"/>
+          <w:sz w:val="28"/>
+          <w:szCs w:val="28"/>
+          <w:rtl/>
+        </w:rPr>
+        <w:t>نَحْنُ</w:t>
+      </w:r>
+      <w:r>
+        <w:rPr>
+          <w:rFonts w:ascii="Sakkal Majalla" w:hAnsi="Sakkal Majalla" w:cs="Sakkal Majalla"/>
+          <w:sz w:val="28"/>
+          <w:szCs w:val="28"/>
+          <w:rtl/>
+        </w:rPr>
+        <w:t xml:space="preserve"> </w:t>
+      </w:r>
+      <w:r>
+        <w:rPr>
+          <w:rFonts w:ascii="Sakkal Majalla" w:hAnsi="Sakkal Majalla" w:cs="Sakkal Majalla" w:hint="cs"/>
+          <w:sz w:val="28"/>
+          <w:szCs w:val="28"/>
+          <w:rtl/>
+        </w:rPr>
+        <w:t>بِهَا</w:t>
+      </w:r>
+      <w:r>
+        <w:rPr>
+          <w:rFonts w:ascii="Sakkal Majalla" w:hAnsi="Sakkal Majalla" w:cs="Sakkal Majalla"/>
+          <w:sz w:val="28"/>
+          <w:szCs w:val="28"/>
+          <w:rtl/>
+        </w:rPr>
+        <w:t xml:space="preserve"> </w:t>
+      </w:r>
+      <w:r>
+        <w:rPr>
+          <w:rFonts w:ascii="Sakkal Majalla" w:hAnsi="Sakkal Majalla" w:cs="Sakkal Majalla" w:hint="cs"/>
+          <w:sz w:val="28"/>
+          <w:szCs w:val="28"/>
+          <w:rtl/>
+        </w:rPr>
+        <w:t>مِنَ</w:t>
+      </w:r>
+      <w:r>
+        <w:rPr>
+          <w:rFonts w:ascii="Sakkal Majalla" w:hAnsi="Sakkal Majalla" w:cs="Sakkal Majalla"/>
+          <w:sz w:val="28"/>
+          <w:szCs w:val="28"/>
+          <w:rtl/>
+        </w:rPr>
+        <w:t xml:space="preserve"> </w:t>
+      </w:r>
+      <w:r>
+        <w:rPr>
+          <w:rFonts w:ascii="Sakkal Majalla" w:hAnsi="Sakkal Majalla" w:cs="Sakkal Majalla" w:hint="cs"/>
+          <w:sz w:val="28"/>
+          <w:szCs w:val="28"/>
+          <w:rtl/>
+        </w:rPr>
+        <w:t>اللهِ</w:t>
+      </w:r>
+      <w:r>
+        <w:rPr>
+          <w:rFonts w:ascii="Sakkal Majalla" w:hAnsi="Sakkal Majalla" w:cs="Sakkal Majalla"/>
+          <w:sz w:val="28"/>
+          <w:szCs w:val="28"/>
+          <w:rtl/>
+        </w:rPr>
+        <w:t xml:space="preserve">.  5 </w:t>
+      </w:r>
+      <w:r>
+        <w:rPr>
+          <w:rFonts w:ascii="Sakkal Majalla" w:hAnsi="Sakkal Majalla" w:cs="Sakkal Majalla" w:hint="cs"/>
+          <w:sz w:val="28"/>
+          <w:szCs w:val="28"/>
+          <w:rtl/>
+        </w:rPr>
+        <w:t>لأَنَّهُ</w:t>
+      </w:r>
+      <w:r>
+        <w:rPr>
+          <w:rFonts w:ascii="Sakkal Majalla" w:hAnsi="Sakkal Majalla" w:cs="Sakkal Majalla"/>
+          <w:sz w:val="28"/>
+          <w:szCs w:val="28"/>
+          <w:rtl/>
+        </w:rPr>
+        <w:t xml:space="preserve"> </w:t>
+      </w:r>
+      <w:r>
+        <w:rPr>
+          <w:rFonts w:ascii="Sakkal Majalla" w:hAnsi="Sakkal Majalla" w:cs="Sakkal Majalla" w:hint="cs"/>
+          <w:sz w:val="28"/>
+          <w:szCs w:val="28"/>
+          <w:rtl/>
+        </w:rPr>
+        <w:t>كَمَا</w:t>
+      </w:r>
+      <w:r>
+        <w:rPr>
+          <w:rFonts w:ascii="Sakkal Majalla" w:hAnsi="Sakkal Majalla" w:cs="Sakkal Majalla"/>
+          <w:sz w:val="28"/>
+          <w:szCs w:val="28"/>
+          <w:rtl/>
+        </w:rPr>
+        <w:t xml:space="preserve"> </w:t>
+      </w:r>
+      <w:r>
+        <w:rPr>
+          <w:rFonts w:ascii="Sakkal Majalla" w:hAnsi="Sakkal Majalla" w:cs="Sakkal Majalla" w:hint="cs"/>
+          <w:sz w:val="28"/>
+          <w:szCs w:val="28"/>
+          <w:rtl/>
+        </w:rPr>
+        <w:t>تَكْثُرُ</w:t>
+      </w:r>
+      <w:r>
+        <w:rPr>
+          <w:rFonts w:ascii="Sakkal Majalla" w:hAnsi="Sakkal Majalla" w:cs="Sakkal Majalla"/>
+          <w:sz w:val="28"/>
+          <w:szCs w:val="28"/>
+          <w:rtl/>
+        </w:rPr>
+        <w:t xml:space="preserve"> </w:t>
+      </w:r>
+      <w:r>
+        <w:rPr>
+          <w:rFonts w:ascii="Sakkal Majalla" w:hAnsi="Sakkal Majalla" w:cs="Sakkal Majalla" w:hint="cs"/>
+          <w:sz w:val="28"/>
+          <w:szCs w:val="28"/>
+          <w:rtl/>
+        </w:rPr>
+        <w:t>آلاَمُ</w:t>
+      </w:r>
+      <w:r>
+        <w:rPr>
+          <w:rFonts w:ascii="Sakkal Majalla" w:hAnsi="Sakkal Majalla" w:cs="Sakkal Majalla"/>
+          <w:sz w:val="28"/>
+          <w:szCs w:val="28"/>
+          <w:rtl/>
+        </w:rPr>
+        <w:t xml:space="preserve"> </w:t>
+      </w:r>
+      <w:r>
+        <w:rPr>
+          <w:rFonts w:ascii="Sakkal Majalla" w:hAnsi="Sakkal Majalla" w:cs="Sakkal Majalla" w:hint="cs"/>
+          <w:sz w:val="28"/>
+          <w:szCs w:val="28"/>
+          <w:rtl/>
+        </w:rPr>
+        <w:t>الْمَسِيحِ</w:t>
+      </w:r>
+      <w:r>
+        <w:rPr>
+          <w:rFonts w:ascii="Sakkal Majalla" w:hAnsi="Sakkal Majalla" w:cs="Sakkal Majalla"/>
+          <w:sz w:val="28"/>
+          <w:szCs w:val="28"/>
+          <w:rtl/>
+        </w:rPr>
+        <w:t xml:space="preserve"> </w:t>
+      </w:r>
+      <w:r>
+        <w:rPr>
+          <w:rFonts w:ascii="Sakkal Majalla" w:hAnsi="Sakkal Majalla" w:cs="Sakkal Majalla" w:hint="cs"/>
+          <w:sz w:val="28"/>
+          <w:szCs w:val="28"/>
+          <w:rtl/>
+        </w:rPr>
+        <w:t>فِينَا،</w:t>
+      </w:r>
+      <w:r>
+        <w:rPr>
+          <w:rFonts w:ascii="Sakkal Majalla" w:hAnsi="Sakkal Majalla" w:cs="Sakkal Majalla"/>
+          <w:sz w:val="28"/>
+          <w:szCs w:val="28"/>
+          <w:rtl/>
+        </w:rPr>
+        <w:t xml:space="preserve"> </w:t>
+      </w:r>
+      <w:r>
+        <w:rPr>
+          <w:rFonts w:ascii="Sakkal Majalla" w:hAnsi="Sakkal Majalla" w:cs="Sakkal Majalla" w:hint="cs"/>
+          <w:sz w:val="28"/>
+          <w:szCs w:val="28"/>
+          <w:rtl/>
+        </w:rPr>
+        <w:t>كَذلِكَ</w:t>
+      </w:r>
+      <w:r>
+        <w:rPr>
+          <w:rFonts w:ascii="Sakkal Majalla" w:hAnsi="Sakkal Majalla" w:cs="Sakkal Majalla"/>
+          <w:sz w:val="28"/>
+          <w:szCs w:val="28"/>
+          <w:rtl/>
+        </w:rPr>
+        <w:t xml:space="preserve"> </w:t>
+      </w:r>
+      <w:r>
+        <w:rPr>
+          <w:rFonts w:ascii="Sakkal Majalla" w:hAnsi="Sakkal Majalla" w:cs="Sakkal Majalla" w:hint="cs"/>
+          <w:sz w:val="28"/>
+          <w:szCs w:val="28"/>
+          <w:rtl/>
+        </w:rPr>
+        <w:t>بِالْمَسِيحِ</w:t>
+      </w:r>
+      <w:r>
+        <w:rPr>
+          <w:rFonts w:ascii="Sakkal Majalla" w:hAnsi="Sakkal Majalla" w:cs="Sakkal Majalla"/>
+          <w:sz w:val="28"/>
+          <w:szCs w:val="28"/>
+          <w:rtl/>
+        </w:rPr>
+        <w:t xml:space="preserve"> </w:t>
+      </w:r>
+      <w:r>
+        <w:rPr>
+          <w:rFonts w:ascii="Sakkal Majalla" w:hAnsi="Sakkal Majalla" w:cs="Sakkal Majalla" w:hint="cs"/>
+          <w:sz w:val="28"/>
+          <w:szCs w:val="28"/>
+          <w:rtl/>
+        </w:rPr>
+        <w:t>تَكْثُرُ</w:t>
+      </w:r>
+      <w:r>
+        <w:rPr>
+          <w:rFonts w:ascii="Sakkal Majalla" w:hAnsi="Sakkal Majalla" w:cs="Sakkal Majalla"/>
+          <w:sz w:val="28"/>
+          <w:szCs w:val="28"/>
+          <w:rtl/>
+        </w:rPr>
+        <w:t xml:space="preserve"> </w:t>
+      </w:r>
+      <w:r>
+        <w:rPr>
+          <w:rFonts w:ascii="Sakkal Majalla" w:hAnsi="Sakkal Majalla" w:cs="Sakkal Majalla" w:hint="cs"/>
+          <w:sz w:val="28"/>
+          <w:szCs w:val="28"/>
+          <w:rtl/>
+        </w:rPr>
+        <w:t>تَعْزِيَتُنَا</w:t>
+      </w:r>
+      <w:r>
+        <w:rPr>
+          <w:rFonts w:ascii="Sakkal Majalla" w:hAnsi="Sakkal Majalla" w:cs="Sakkal Majalla"/>
+          <w:sz w:val="28"/>
+          <w:szCs w:val="28"/>
+          <w:rtl/>
+        </w:rPr>
+        <w:t xml:space="preserve"> </w:t>
+      </w:r>
+      <w:r>
+        <w:rPr>
+          <w:rFonts w:ascii="Sakkal Majalla" w:hAnsi="Sakkal Majalla" w:cs="Sakkal Majalla" w:hint="cs"/>
+          <w:sz w:val="28"/>
+          <w:szCs w:val="28"/>
+          <w:rtl/>
+        </w:rPr>
+        <w:t>أَيْضًا</w:t>
+      </w:r>
+      <w:r>
+        <w:rPr>
+          <w:rFonts w:ascii="Sakkal Majalla" w:hAnsi="Sakkal Majalla" w:cs="Sakkal Majalla"/>
+          <w:sz w:val="28"/>
+          <w:szCs w:val="28"/>
+          <w:rtl/>
+        </w:rPr>
+        <w:t>.</w:t>
+      </w:r>
+      <w:r>
+        <w:rPr>
+          <w:rFonts w:ascii="Sakkal Majalla" w:hAnsi="Sakkal Majalla" w:cs="Sakkal Majalla" w:hint="cs"/>
+          <w:sz w:val="28"/>
+          <w:szCs w:val="28"/>
+          <w:rtl/>
+        </w:rPr>
+        <w:t>"</w:t>
       </w:r>
     </w:p>
     <w:p>
       <w:pPr>
         <w:jc w:val="both"/>
         <w:rPr>
-          <w:rFonts w:ascii="Sakkal Majalla" w:hAnsi="Sakkal Majalla" w:cs="Sakkal Majalla" w:hint="cs"/>
+          <w:rFonts w:ascii="Sakkal Majalla" w:hAnsi="Sakkal Majalla" w:cs="Sakkal Majalla"/>
           <w:sz w:val="28"/>
           <w:szCs w:val="28"/>
           <w:rtl/>
@@ -676,26 +2632,19 @@
           <w:szCs w:val="28"/>
           <w:rtl/>
         </w:rPr>
-        <w:t xml:space="preserve">نحن لا نزال في زمن الانتظار. كل شوقنا متّجه نحو يسوع الذين ننتظره من السماء، هو دخل كرئيس كهنة بدمه إلى داخل الأقداس في العلاء ونحن الشعب المفدي الذي ينتظر مجيئه بشوق. نحن لدينا سبب عظيم بأن ننتظره بكل الفرح، لأنه سيظهر لكل الذين ينتظرونه للخلاص (قارن عبران 9: 28). في كلمة الله كثيرًا ما نجد الانذار، بأن نكون دائمًا في هذا الانتظار، وأن نكون مستعدين دائمًا لنقابله. هذا الاستعداد يؤثر تأثيرًا كبيرًا على كل مسلكنا. هو يحفظنا كل حين في يقظة ويعزينا في كل ضيقاتنا. </w:t>
-      </w:r>
-      <w:r>
-        <w:rPr>
-          <w:rFonts w:ascii="Sakkal Majalla" w:hAnsi="Sakkal Majalla" w:cs="Sakkal Majalla" w:hint="cs"/>
-          <w:sz w:val="28"/>
-          <w:szCs w:val="28"/>
-          <w:rtl/>
-        </w:rPr>
-        <w:t>في زمن الرسل نجد كنيسة تسالونيكي في انتظار دائم، وكان للرسول الكثير ليفتخر به من جهة عملهم في الإيمان، تعبهم في المحبة وصبرهم في الرجاء. هم أكثر من غيرهم أُعلن لهم عن مجيء الرب.</w:t>
+        <w:lastRenderedPageBreak/>
+        <w:t>كم كانت التسابيح تُثير استغراب آذان باقي المساجين. هم كانوا مقيدين جسدًا ونفسًا. هم لم يعرفوا الله الذي تمجّد بخاصته هكذا، حتى أنهم وسط ضيق عظيم رنموا تسابيحًا. لقد كان عندها لا زال ليل، خارجًا وداخلاً. العالم المسكين لم يكن له لا إله ولا آب قريب في كل مكان ويُعلن نعمته ومحبته العظيمة. الخطية تحرمهم حريتهم داخلاً وأيضًا كثيرًا خارجًا.</w:t>
       </w:r>
     </w:p>
     <w:p>
       <w:pPr>
         <w:jc w:val="both"/>
         <w:rPr>
-          <w:rFonts w:ascii="Sakkal Majalla" w:hAnsi="Sakkal Majalla" w:cs="Sakkal Majalla"/>
-          <w:sz w:val="28"/>
-          <w:szCs w:val="28"/>
-          <w:rtl/>
+          <w:rFonts w:ascii="Sakkal Majalla" w:hAnsi="Sakkal Majalla" w:cs="Sakkal Majalla" w:hint="cs"/>
+          <w:sz w:val="28"/>
+          <w:szCs w:val="28"/>
+          <w:rtl/>
+          <w:lang w:bidi="ar-AE"/>
         </w:rPr>
       </w:pPr>
       <w:r>
@@ -705,97 +2654,54 @@
           <w:szCs w:val="28"/>
           <w:rtl/>
         </w:rPr>
-        <w:t xml:space="preserve">بنو هذا العالم لا ينتظرون الرب إلا للدينونة. وأما نحن فلم يجعلنا الله للدينونة، بل لامتلاك الخلاص. نحن لسنا في الظلمة، لكي يدركنا يوم الرب كلص، بل ابناء النور وأبناء نهار (قارن 1. تسالونيكي 5: 4 </w:t>
-      </w:r>
-      <w:r>
-        <w:rPr>
-          <w:rFonts w:ascii="Sakkal Majalla" w:hAnsi="Sakkal Majalla" w:cs="Sakkal Majalla"/>
-          <w:sz w:val="28"/>
-          <w:szCs w:val="28"/>
-          <w:rtl/>
-        </w:rPr>
-        <w:t>–</w:t>
-      </w:r>
-      <w:r>
-        <w:rPr>
-          <w:rFonts w:ascii="Sakkal Majalla" w:hAnsi="Sakkal Majalla" w:cs="Sakkal Majalla" w:hint="cs"/>
-          <w:sz w:val="28"/>
-          <w:szCs w:val="28"/>
-          <w:rtl/>
-        </w:rPr>
-        <w:t xml:space="preserve"> 9). إن الذين يعانون هنا بضيقٍ من أجل اسمه، سيستريحون عند استعلان الرب يسوع من السماء (قارن 2. تسالونيكي 1: 7). هو سيدين هذا العالم لكننا سنؤخذ قبل هذه الدينونة (اي الذين يعيشون على الأرض)، إذ أننا سندين العالم معه (قارن 1. كورنثوس 6: 2؛ رؤيا 2: 26، 27). نحن الأحياء والباقون إلى مجيء الرب، سنُخطف مع الراقدين في المسيح معًا إلى السحب، </w:t>
-      </w:r>
-      <w:r>
-        <w:rPr>
-          <w:rFonts w:ascii="Sakkal Majalla" w:hAnsi="Sakkal Majalla" w:cs="Sakkal Majalla"/>
-          <w:sz w:val="28"/>
-          <w:szCs w:val="28"/>
-          <w:rtl/>
-        </w:rPr>
-        <w:t xml:space="preserve"> لِمُلاَقَاةِ الرَّبِّ فِي الْهَوَاءِ، وَهكَذَا نَكُونُ كُلَّ حِينٍ مَعَ الرَّبِّ.</w:t>
-      </w:r>
-      <w:r>
-        <w:rPr>
-          <w:rFonts w:ascii="Sakkal Majalla" w:hAnsi="Sakkal Majalla" w:cs="Sakkal Majalla" w:hint="cs"/>
-          <w:sz w:val="28"/>
-          <w:szCs w:val="28"/>
-          <w:rtl/>
-        </w:rPr>
-        <w:t xml:space="preserve">" (قارن 1. تسالونيكي 4: 15 </w:t>
-      </w:r>
-      <w:r>
-        <w:rPr>
-          <w:rFonts w:ascii="Sakkal Majalla" w:hAnsi="Sakkal Majalla" w:cs="Sakkal Majalla"/>
-          <w:sz w:val="28"/>
-          <w:szCs w:val="28"/>
-          <w:rtl/>
-        </w:rPr>
-        <w:t>–</w:t>
-      </w:r>
-      <w:r>
-        <w:rPr>
-          <w:rFonts w:ascii="Sakkal Majalla" w:hAnsi="Sakkal Majalla" w:cs="Sakkal Majalla" w:hint="cs"/>
-          <w:sz w:val="28"/>
-          <w:szCs w:val="28"/>
-          <w:rtl/>
-        </w:rPr>
-        <w:t xml:space="preserve"> 17). هذه هي القيامة الأولى. </w:t>
-      </w:r>
-      <w:r>
-        <w:rPr>
-          <w:rFonts w:ascii="Sakkal Majalla" w:hAnsi="Sakkal Majalla" w:cs="Sakkal Majalla"/>
-          <w:sz w:val="28"/>
-          <w:szCs w:val="28"/>
-          <w:rtl/>
-        </w:rPr>
-        <w:t>مُبَارَكٌ وَمُقَدَّسٌ مَنْ لَهُ نَصِيبٌ فِي الْقِيَامَةِ الأُولَى. هؤُلاَءِ لَيْسَ لِلْمَوْتِ الثَّانِي سُلْطَانٌ عَلَيْهِمْ، بَلْ سَيَكُونُونَ كَهَنَةً ِللهِ وَالْمَسِيحِ،</w:t>
-      </w:r>
-      <w:r>
-        <w:rPr>
-          <w:rFonts w:ascii="Sakkal Majalla" w:hAnsi="Sakkal Majalla" w:cs="Sakkal Majalla" w:hint="cs"/>
-          <w:sz w:val="28"/>
-          <w:szCs w:val="28"/>
-          <w:rtl/>
-        </w:rPr>
-        <w:t xml:space="preserve"> (رؤيا 20: 5 </w:t>
-      </w:r>
-      <w:r>
-        <w:rPr>
-          <w:rFonts w:ascii="Sakkal Majalla" w:hAnsi="Sakkal Majalla" w:cs="Sakkal Majalla"/>
-          <w:sz w:val="28"/>
-          <w:szCs w:val="28"/>
-          <w:rtl/>
-        </w:rPr>
-        <w:t>–</w:t>
-      </w:r>
-      <w:r>
-        <w:rPr>
-          <w:rFonts w:ascii="Sakkal Majalla" w:hAnsi="Sakkal Majalla" w:cs="Sakkal Majalla" w:hint="cs"/>
-          <w:sz w:val="28"/>
-          <w:szCs w:val="28"/>
-          <w:rtl/>
-        </w:rPr>
-        <w:t xml:space="preserve"> 6).</w:t>
+        <w:t>لكن الله يعرف أيضًا بان ينجّي خاصته من كل ضيق. يده لا تقتصر أبدًا؛ فالكل يخضع له. ولكن سريعًا ما حصلت زلزلة</w:t>
+      </w:r>
+      <w:r>
+        <w:rPr>
+          <w:rFonts w:ascii="Sakkal Majalla" w:hAnsi="Sakkal Majalla" w:cs="Sakkal Majalla" w:hint="cs"/>
+          <w:sz w:val="28"/>
+          <w:szCs w:val="28"/>
+          <w:rtl/>
+        </w:rPr>
+        <w:t xml:space="preserve">، حتى أن اساسات السجن تحركت من مكانها. ومن تلك الساعة انفتحت كل الأبواب وحُلّت كل الوثق (عدد 26). </w:t>
+      </w:r>
+      <w:r>
+        <w:rPr>
+          <w:rFonts w:ascii="Sakkal Majalla" w:hAnsi="Sakkal Majalla" w:cs="Sakkal Majalla" w:hint="cs"/>
+          <w:sz w:val="28"/>
+          <w:szCs w:val="28"/>
+          <w:rtl/>
+        </w:rPr>
+        <w:t xml:space="preserve">الرب مشغول دائمًا بأن يُظهر ذاته لخاصته كإلههم وأبيهم. كل مَن يضع رجاءه عليه وحده لن يُخزى أبدًا. </w:t>
+      </w:r>
+      <w:r>
+        <w:rPr>
+          <w:rFonts w:ascii="Sakkal Majalla" w:hAnsi="Sakkal Majalla" w:cs="Sakkal Majalla" w:hint="cs"/>
+          <w:sz w:val="28"/>
+          <w:szCs w:val="28"/>
+          <w:rtl/>
+        </w:rPr>
+        <w:t>كل مَن يطرق طريق مشيئته سيختبر على الدزام صلاح إلهه وأمانته. يا أحبائي، لتكن مشيئته هي الشيء المقدس الوحيد في حياتنا؛ فدعونا نسلّم أنفسنا له بالكامل. وعندهما يحق لنا أن نكون متعزين في كل الأوضاع؛ فالرب سيمجّد ذاته دائمًا فينا على أنه إلهنا وأبونا. إن كانت العوائق والمصاعب لا زالت كبيرة؛ فهي عنده ليست موجودة. دعونا نسلك في الإيمان ونحارب محاربة الإيمان، وفي كل الأوضاع سنكون في مأمن ومتعزين. الإيمان يتمسك فقط بالله وحده</w:t>
+      </w:r>
+      <w:r>
+        <w:rPr>
+          <w:rFonts w:ascii="Sakkal Majalla" w:hAnsi="Sakkal Majalla" w:cs="Sakkal Majalla" w:hint="cs"/>
+          <w:sz w:val="28"/>
+          <w:szCs w:val="28"/>
+          <w:rtl/>
+          <w:lang w:bidi="ar-AE"/>
+        </w:rPr>
+        <w:t xml:space="preserve"> ودومًا يعمل في </w:t>
+      </w:r>
+      <w:r>
+        <w:rPr>
+          <w:rFonts w:ascii="Sakkal Majalla" w:hAnsi="Sakkal Majalla" w:cs="Sakkal Majalla" w:hint="cs"/>
+          <w:sz w:val="28"/>
+          <w:szCs w:val="28"/>
+          <w:rtl/>
+          <w:lang w:bidi="ar-AE"/>
+        </w:rPr>
+        <w:t>محضره وقوته. الله وكلمته هما ما يكفيه وحدهما؛ فهو يتمسك بكل ثقة واتكال ثابت.</w:t>
       </w:r>
     </w:p>
     <w:p>
@@ -806,6 +2712,7 @@
           <w:sz w:val="28"/>
           <w:szCs w:val="28"/>
           <w:rtl/>
+          <w:lang w:bidi="ar-AE"/>
         </w:rPr>
       </w:pPr>
       <w:r>
@@ -814,24 +2721,27 @@
           <w:sz w:val="28"/>
           <w:szCs w:val="28"/>
           <w:rtl/>
-        </w:rPr>
-        <w:t>نعم،</w:t>
-      </w:r>
-      <w:r>
-        <w:rPr>
-          <w:rFonts w:ascii="Sakkal Majalla" w:hAnsi="Sakkal Majalla" w:cs="Sakkal Majalla" w:hint="cs"/>
-          <w:sz w:val="28"/>
-          <w:szCs w:val="28"/>
-          <w:rtl/>
-        </w:rPr>
-        <w:t xml:space="preserve"> هم سيكونون كهنة الله والمسيح ويحكمون معه ألف عام (رؤيا 20: 5 </w:t>
-      </w:r>
-      <w:r>
-        <w:rPr>
-          <w:rFonts w:ascii="Sakkal Majalla" w:hAnsi="Sakkal Majalla" w:cs="Sakkal Majalla"/>
-          <w:sz w:val="28"/>
-          <w:szCs w:val="28"/>
-          <w:rtl/>
+          <w:lang w:bidi="ar-AE"/>
+        </w:rPr>
+        <w:t xml:space="preserve">بولس </w:t>
+      </w:r>
+      <w:r>
+        <w:rPr>
+          <w:rFonts w:ascii="Sakkal Majalla" w:hAnsi="Sakkal Majalla" w:cs="Sakkal Majalla" w:hint="cs"/>
+          <w:sz w:val="28"/>
+          <w:szCs w:val="28"/>
+          <w:rtl/>
+          <w:lang w:bidi="ar-AE"/>
+        </w:rPr>
+        <w:t xml:space="preserve">وسيلا كانا في السجن الداخلي نحو نصف الليل وقدميهما كان مُغلق عليهما في مقطرة. أمام عيون الناس كانا مؤَمّنين حسنًا، لكن ماذا كان هذا كله أمام الله؟ حتى ليلة واحدة لم تقدر أن تبقيهما مقيدين، حينما تكلم. أمرًا مشابهًا نجده في أعمال الرسل 12: 5 </w:t>
+      </w:r>
+      <w:r>
+        <w:rPr>
+          <w:rFonts w:ascii="Sakkal Majalla" w:hAnsi="Sakkal Majalla" w:cs="Sakkal Majalla"/>
+          <w:sz w:val="28"/>
+          <w:szCs w:val="28"/>
+          <w:rtl/>
+          <w:lang w:bidi="ar-AE"/>
         </w:rPr>
         <w:t>–</w:t>
       </w:r>
@@ -841,8 +2751,59 @@
           <w:sz w:val="28"/>
           <w:szCs w:val="28"/>
           <w:rtl/>
-        </w:rPr>
-        <w:t xml:space="preserve"> 6).</w:t>
+          <w:lang w:bidi="ar-AE"/>
+        </w:rPr>
+        <w:t xml:space="preserve"> 8. "</w:t>
+      </w:r>
+      <w:r>
+        <w:rPr>
+          <w:rFonts w:ascii="Sakkal Majalla" w:hAnsi="Sakkal Majalla" w:cs="Sakkal Majalla"/>
+          <w:sz w:val="28"/>
+          <w:szCs w:val="28"/>
+          <w:rtl/>
+          <w:lang w:bidi="ar-AE"/>
+        </w:rPr>
+        <w:t>فَكَانَ بُطْرُسُ مَحْرُوسًا فِي السِّجْنِ، وَأَمَّا الْكَنِيسَةُ فَكَانَتْ تَصِيرُ مِنْهَا صَلاَةٌ بِلَجَاجَةٍ إِلَى اللهِ مِنْ أَجْلِهِ 6 وَلَمَّا كَانَ هِيرُودُسُ مُزْمِعًا أَنْ يُقَدِّمَهُ، كَانَ بُطْرُسُ فِي تِلْكَ اللَّيْلَةِ نَائِمًا بَيْنَ عَسْكَرِيَّيْنِ مَرْبُوطًا بِسِلْسِلَتَيْنِ، وَكَانَ قُدَّامَ الْبَابِ حُرَّاسٌ يَحْرُسُونَ السِّجْنَ.  7 وَإِذَا مَلاَكُ الرَّبِّ أَقْبَلَ، وَنُورٌ أَضَاءَ فِي الْبَيْتِ، فَضَرَبَ جَنْبَ بُطْرُسَ وَأَيْقَظَهُ قَائِلاً: «قُمْ عَاجِلاً!». فَسَقَطَتِ السِّلْسِلَتَانِ مِنْ يَدَيْهِ.  8 وَقَالَ لَهُ الْمَلاَكُ:«تَمَنْطَقْ وَالْبَسْ نَعْلَيْكَ». فَفَعَلَ هكَذَا. فَقَالَ لَهُ:«الْبَسْ رِدَاءَكَ وَاتْبَعْنِي».</w:t>
+      </w:r>
+      <w:r>
+        <w:rPr>
+          <w:rFonts w:ascii="Sakkal Majalla" w:hAnsi="Sakkal Majalla" w:cs="Sakkal Majalla" w:hint="cs"/>
+          <w:sz w:val="28"/>
+          <w:szCs w:val="28"/>
+          <w:rtl/>
+          <w:lang w:bidi="ar-AE"/>
+        </w:rPr>
+        <w:t xml:space="preserve">" بطرس نام وكان يعلم ما قد تقرر بخصوصه. هو فقط </w:t>
+      </w:r>
+      <w:r>
+        <w:rPr>
+          <w:rFonts w:ascii="Sakkal Majalla" w:hAnsi="Sakkal Majalla" w:cs="Sakkal Majalla" w:hint="cs"/>
+          <w:sz w:val="28"/>
+          <w:szCs w:val="28"/>
+          <w:rtl/>
+          <w:lang w:bidi="ar-AE"/>
+        </w:rPr>
+        <w:t xml:space="preserve">اتّكل </w:t>
+      </w:r>
+      <w:r>
+        <w:rPr>
+          <w:rFonts w:ascii="Sakkal Majalla" w:hAnsi="Sakkal Majalla" w:cs="Sakkal Majalla" w:hint="cs"/>
+          <w:sz w:val="28"/>
+          <w:szCs w:val="28"/>
+          <w:rtl/>
+          <w:lang w:bidi="ar-AE"/>
+        </w:rPr>
+        <w:t>على إلهه وحده</w:t>
+      </w:r>
+      <w:r>
+        <w:rPr>
+          <w:rFonts w:ascii="Sakkal Majalla" w:hAnsi="Sakkal Majalla" w:cs="Sakkal Majalla" w:hint="cs"/>
+          <w:sz w:val="28"/>
+          <w:szCs w:val="28"/>
+          <w:rtl/>
+          <w:lang w:bidi="ar-AE"/>
+        </w:rPr>
+        <w:t>، الذي أسلم نفسه بالكامل له، لذا هو لم يخف. لكن الله كان حارسًا عليه وله. لا السجن ولا السلاسل ولا العساكر تقدر على مقاومة مشيئة إلهنا.</w:t>
       </w:r>
     </w:p>
     <w:p>
@@ -853,52 +2814,491 @@
           <w:sz w:val="28"/>
           <w:szCs w:val="28"/>
           <w:rtl/>
+          <w:lang w:bidi="ar-AE"/>
         </w:rPr>
       </w:pPr>
       <w:r>
         <w:rPr>
-          <w:rFonts w:ascii="Sakkal Majalla" w:hAnsi="Sakkal Majalla" w:cs="Sakkal Majalla"/>
-          <w:sz w:val="28"/>
-          <w:szCs w:val="28"/>
-          <w:rtl/>
-        </w:rPr>
-        <w:t xml:space="preserve">لذا </w:t>
-      </w:r>
-      <w:r>
-        <w:rPr>
-          <w:rFonts w:ascii="Sakkal Majalla" w:hAnsi="Sakkal Majalla" w:cs="Sakkal Majalla" w:hint="cs"/>
-          <w:sz w:val="28"/>
-          <w:szCs w:val="28"/>
-          <w:rtl/>
-        </w:rPr>
-        <w:t>يا أحبائي دعونا كل حين نكون يقظين وصاحين وننتظر يسوع من السماء. كل المواعيد هي نعم وأمين فيه. متى سيأتي، نحن لا نعلم؛ لكنه قريب. نحن نتوقع مجيئه في كل لحظة.  إن آمالنا وتوقعاتنا لا صلة بينهما على هذه الأرض؛ فميراثنا فوق في السماء. عندما نُخطف لملاقاته سنكون في ن</w:t>
-      </w:r>
-      <w:r>
-        <w:rPr>
-          <w:rFonts w:ascii="Sakkal Majalla" w:hAnsi="Sakkal Majalla" w:cs="Sakkal Majalla" w:hint="cs"/>
-          <w:sz w:val="28"/>
-          <w:szCs w:val="28"/>
-          <w:rtl/>
-        </w:rPr>
-        <w:t xml:space="preserve">طاق مُلكه. لذا </w:t>
-      </w:r>
-      <w:r>
-        <w:rPr>
-          <w:rFonts w:ascii="Sakkal Majalla" w:hAnsi="Sakkal Majalla" w:cs="Sakkal Majalla"/>
-          <w:sz w:val="28"/>
-          <w:szCs w:val="28"/>
-          <w:rtl/>
-        </w:rPr>
-        <w:t>فَلْنَصْحُ لاَبِسِينَ دِرْعَ الإِيمَانِ وَالْمَحَبَّةِ، وَخُوذَةً هِيَ رَجَاءُ الْخَلاَصِ.</w:t>
-      </w:r>
-      <w:r>
-        <w:rPr>
-          <w:rFonts w:ascii="Sakkal Majalla" w:hAnsi="Sakkal Majalla" w:cs="Sakkal Majalla" w:hint="cs"/>
-          <w:sz w:val="28"/>
-          <w:szCs w:val="28"/>
-          <w:rtl/>
-        </w:rPr>
-        <w:t>" (قارن 1. تسالونيكي 5: 8)</w:t>
+          <w:rFonts w:ascii="Sakkal Majalla" w:hAnsi="Sakkal Majalla" w:cs="Sakkal Majalla" w:hint="cs"/>
+          <w:sz w:val="28"/>
+          <w:szCs w:val="28"/>
+          <w:rtl/>
+          <w:lang w:bidi="ar-AE"/>
+        </w:rPr>
+        <w:t xml:space="preserve">لكن الرب في تلك الليلة في فيلبي أراد أن يُظهر نعمته الغنية وسلطانه المجيد بصورة أكبر. لا أن تنفتح أبواب السجن فقط وتنحل قيود المساجين، وإنما كذلك وثق أخرى، كان يجب أن تنحل أيضًا سلاسل الظلام والموت عن رجل كان يبدو أنه حر طليق تمامًا. لقد كان السجان، الذي لم يُظهر لعبيد الله لا رحمة ولا محبة، وإنما من دون أن يهتم بجروحاتهم وحبراتهم، </w:t>
+      </w:r>
+      <w:r>
+        <w:rPr>
+          <w:rFonts w:ascii="Sakkal Majalla" w:hAnsi="Sakkal Majalla" w:cs="Sakkal Majalla" w:hint="cs"/>
+          <w:sz w:val="28"/>
+          <w:szCs w:val="28"/>
+          <w:rtl/>
+          <w:lang w:bidi="ar-AE"/>
+        </w:rPr>
+        <w:t xml:space="preserve">جزّ بهم في السجن الداخلي وقيّد أرجلهما في مقطرة. إلى تلك الساعة من منتصف الليل نام هذا الرجل بهدوء واطمئنان في خطاياه؛ لكن حينما تكلم الله، انتفض من منامه. لكنه لم يكن يفهم بعد هذا الصوت؛ لأنه في نفس الوقت كان سيف القتل في يده؛ خبطة واحدة </w:t>
+      </w:r>
+      <w:r>
+        <w:rPr>
+          <w:rFonts w:ascii="Sakkal Majalla" w:hAnsi="Sakkal Majalla" w:cs="Sakkal Majalla"/>
+          <w:sz w:val="28"/>
+          <w:szCs w:val="28"/>
+          <w:rtl/>
+          <w:lang w:bidi="ar-AE"/>
+        </w:rPr>
+        <w:t>–</w:t>
+      </w:r>
+      <w:r>
+        <w:rPr>
+          <w:rFonts w:ascii="Sakkal Majalla" w:hAnsi="Sakkal Majalla" w:cs="Sakkal Majalla" w:hint="cs"/>
+          <w:sz w:val="28"/>
+          <w:szCs w:val="28"/>
+          <w:rtl/>
+          <w:lang w:bidi="ar-AE"/>
+        </w:rPr>
+        <w:t xml:space="preserve"> وها هو في ليل وظلمة أبدية. إلا أن الله كلمه مرة أخرى على فم عبديه: "</w:t>
+      </w:r>
+      <w:r>
+        <w:rPr>
+          <w:rtl/>
+        </w:rPr>
+        <w:t xml:space="preserve"> </w:t>
+      </w:r>
+      <w:r>
+        <w:rPr>
+          <w:rFonts w:ascii="Sakkal Majalla" w:hAnsi="Sakkal Majalla" w:cs="Sakkal Majalla"/>
+          <w:sz w:val="28"/>
+          <w:szCs w:val="28"/>
+          <w:rtl/>
+          <w:lang w:bidi="ar-AE"/>
+        </w:rPr>
+        <w:t>«لاَ تَفْعَلْ بِنَفْسِكَ شَيْئًا رَدِيًّا! لأَنَّ جَمِيعَنَا ههُنَا!»</w:t>
+      </w:r>
+      <w:r>
+        <w:rPr>
+          <w:rFonts w:ascii="Sakkal Majalla" w:hAnsi="Sakkal Majalla" w:cs="Sakkal Majalla" w:hint="cs"/>
+          <w:sz w:val="28"/>
+          <w:szCs w:val="28"/>
+          <w:rtl/>
+          <w:lang w:bidi="ar-AE"/>
+        </w:rPr>
+        <w:t>."</w:t>
+      </w:r>
+      <w:r>
+        <w:rPr>
+          <w:rFonts w:ascii="Sakkal Majalla" w:hAnsi="Sakkal Majalla" w:cs="Sakkal Majalla" w:hint="cs"/>
+          <w:sz w:val="28"/>
+          <w:szCs w:val="28"/>
+          <w:rtl/>
+          <w:lang w:bidi="ar-AE"/>
+        </w:rPr>
+        <w:t xml:space="preserve"> لقد دخل سيفٌ آخر في نفسه </w:t>
+      </w:r>
+      <w:r>
+        <w:rPr>
+          <w:rFonts w:ascii="Sakkal Majalla" w:hAnsi="Sakkal Majalla" w:cs="Sakkal Majalla"/>
+          <w:sz w:val="28"/>
+          <w:szCs w:val="28"/>
+          <w:rtl/>
+          <w:lang w:bidi="ar-AE"/>
+        </w:rPr>
+        <w:t>–</w:t>
+      </w:r>
+      <w:r>
+        <w:rPr>
+          <w:rFonts w:ascii="Sakkal Majalla" w:hAnsi="Sakkal Majalla" w:cs="Sakkal Majalla" w:hint="cs"/>
+          <w:sz w:val="28"/>
+          <w:szCs w:val="28"/>
+          <w:rtl/>
+          <w:lang w:bidi="ar-AE"/>
+        </w:rPr>
+        <w:t xml:space="preserve"> سيف روح الله، و </w:t>
+      </w:r>
+      <w:r>
+        <w:rPr>
+          <w:rFonts w:ascii="Sakkal Majalla" w:hAnsi="Sakkal Majalla" w:cs="Sakkal Majalla"/>
+          <w:sz w:val="28"/>
+          <w:szCs w:val="28"/>
+          <w:rtl/>
+          <w:lang w:bidi="ar-AE"/>
+        </w:rPr>
+        <w:t>–</w:t>
+      </w:r>
+      <w:r>
+        <w:rPr>
+          <w:rFonts w:ascii="Sakkal Majalla" w:hAnsi="Sakkal Majalla" w:cs="Sakkal Majalla" w:hint="cs"/>
+          <w:sz w:val="28"/>
+          <w:szCs w:val="28"/>
+          <w:rtl/>
+          <w:lang w:bidi="ar-AE"/>
+        </w:rPr>
+        <w:t xml:space="preserve"> دخل في الحياة الأبدية. "</w:t>
+      </w:r>
+      <w:r>
+        <w:rPr>
+          <w:rFonts w:ascii="Sakkal Majalla" w:hAnsi="Sakkal Majalla" w:cs="Sakkal Majalla"/>
+          <w:sz w:val="28"/>
+          <w:szCs w:val="28"/>
+          <w:rtl/>
+          <w:lang w:bidi="ar-AE"/>
+        </w:rPr>
+        <w:t>وَخَرَّ لِبُولُسَ وَسِيلاَ وَهُوَ مُرْتَعِدٌ،</w:t>
+      </w:r>
+      <w:r>
+        <w:rPr>
+          <w:rFonts w:ascii="Sakkal Majalla" w:hAnsi="Sakkal Majalla" w:cs="Sakkal Majalla" w:hint="cs"/>
+          <w:sz w:val="28"/>
+          <w:szCs w:val="28"/>
+          <w:rtl/>
+          <w:lang w:bidi="ar-AE"/>
+        </w:rPr>
+        <w:t>" صحيح أنه للمرة الأولى شعر في حياته، بأنه هو المسجون وأولئك مَن كانوا الأحرار؛ صحيح أنه للمرة الأولى سأل: "</w:t>
+      </w:r>
+      <w:r>
+        <w:rPr>
+          <w:rtl/>
+        </w:rPr>
+        <w:t xml:space="preserve"> </w:t>
+      </w:r>
+      <w:r>
+        <w:rPr>
+          <w:rFonts w:ascii="Sakkal Majalla" w:hAnsi="Sakkal Majalla" w:cs="Sakkal Majalla"/>
+          <w:sz w:val="28"/>
+          <w:szCs w:val="28"/>
+          <w:rtl/>
+          <w:lang w:bidi="ar-AE"/>
+        </w:rPr>
+        <w:t>«يَا سَيِّدَيَّ</w:t>
+      </w:r>
+      <w:r>
+        <w:rPr>
+          <w:rFonts w:ascii="Sakkal Majalla" w:hAnsi="Sakkal Majalla" w:cs="Sakkal Majalla" w:hint="cs"/>
+          <w:sz w:val="28"/>
+          <w:szCs w:val="28"/>
+          <w:rtl/>
+          <w:lang w:bidi="ar-AE"/>
+        </w:rPr>
+        <w:t xml:space="preserve"> </w:t>
+      </w:r>
+      <w:r>
+        <w:rPr>
+          <w:rFonts w:ascii="Sakkal Majalla" w:hAnsi="Sakkal Majalla" w:cs="Sakkal Majalla" w:hint="cs"/>
+          <w:sz w:val="28"/>
+          <w:szCs w:val="28"/>
+          <w:rtl/>
+          <w:lang w:bidi="ar-AE"/>
+        </w:rPr>
+        <w:lastRenderedPageBreak/>
+        <w:t>(أعزائي)</w:t>
+      </w:r>
+      <w:r>
+        <w:rPr>
+          <w:rFonts w:ascii="Sakkal Majalla" w:hAnsi="Sakkal Majalla" w:cs="Sakkal Majalla"/>
+          <w:sz w:val="28"/>
+          <w:szCs w:val="28"/>
+          <w:rtl/>
+          <w:lang w:bidi="ar-AE"/>
+        </w:rPr>
+        <w:t>، مَاذَا يَنْبَغِي أَنْ أَفْعَلَ لِكَيْ أَخْلُصَ</w:t>
+      </w:r>
+      <w:r>
+        <w:rPr>
+          <w:rFonts w:ascii="Sakkal Majalla" w:hAnsi="Sakkal Majalla" w:cs="Sakkal Majalla" w:hint="cs"/>
+          <w:sz w:val="28"/>
+          <w:szCs w:val="28"/>
+          <w:rtl/>
+          <w:lang w:bidi="ar-AE"/>
+        </w:rPr>
+        <w:t xml:space="preserve"> (تخلص نفسي)</w:t>
+      </w:r>
+      <w:r>
+        <w:rPr>
+          <w:rFonts w:ascii="Sakkal Majalla" w:hAnsi="Sakkal Majalla" w:cs="Sakkal Majalla"/>
+          <w:sz w:val="28"/>
+          <w:szCs w:val="28"/>
+          <w:rtl/>
+          <w:lang w:bidi="ar-AE"/>
+        </w:rPr>
+        <w:t>؟»</w:t>
+      </w:r>
+      <w:r>
+        <w:rPr>
+          <w:rFonts w:ascii="Sakkal Majalla" w:hAnsi="Sakkal Majalla" w:cs="Sakkal Majalla" w:hint="cs"/>
+          <w:sz w:val="28"/>
+          <w:szCs w:val="28"/>
+          <w:rtl/>
+          <w:lang w:bidi="ar-AE"/>
+        </w:rPr>
+        <w:t xml:space="preserve"> والرب أرسل مخبرًا إياه بالبشارة السارة: "</w:t>
+      </w:r>
+      <w:r>
+        <w:rPr>
+          <w:rtl/>
+        </w:rPr>
+        <w:t xml:space="preserve"> </w:t>
+      </w:r>
+      <w:r>
+        <w:rPr>
+          <w:rFonts w:ascii="Sakkal Majalla" w:hAnsi="Sakkal Majalla" w:cs="Sakkal Majalla"/>
+          <w:sz w:val="28"/>
+          <w:szCs w:val="28"/>
+          <w:rtl/>
+          <w:lang w:bidi="ar-AE"/>
+        </w:rPr>
+        <w:t>«آمِنْ بِالرَّبِّ يَسُوعَ الْمَسِيحِ فَتَخْلُصَ أَنْتَ وَأَهْلُ بَيْتِكَ».</w:t>
+      </w:r>
+      <w:r>
+        <w:rPr>
+          <w:rFonts w:ascii="Sakkal Majalla" w:hAnsi="Sakkal Majalla" w:cs="Sakkal Majalla" w:hint="cs"/>
+          <w:sz w:val="28"/>
+          <w:szCs w:val="28"/>
+          <w:rtl/>
+          <w:lang w:bidi="ar-AE"/>
+        </w:rPr>
+        <w:t>"</w:t>
+      </w:r>
+    </w:p>
+    <w:p>
+      <w:pPr>
+        <w:jc w:val="both"/>
+        <w:rPr>
+          <w:rFonts w:ascii="Sakkal Majalla" w:hAnsi="Sakkal Majalla" w:cs="Sakkal Majalla"/>
+          <w:sz w:val="28"/>
+          <w:szCs w:val="28"/>
+          <w:rtl/>
+          <w:lang w:bidi="ar-AE"/>
+        </w:rPr>
+      </w:pPr>
+      <w:r>
+        <w:rPr>
+          <w:rFonts w:ascii="Sakkal Majalla" w:hAnsi="Sakkal Majalla" w:cs="Sakkal Majalla" w:hint="cs"/>
+          <w:sz w:val="28"/>
+          <w:szCs w:val="28"/>
+          <w:rtl/>
+          <w:lang w:bidi="ar-AE"/>
+        </w:rPr>
+        <w:t>إن نظرنا</w:t>
+      </w:r>
+      <w:r>
+        <w:rPr>
+          <w:rFonts w:ascii="Sakkal Majalla" w:hAnsi="Sakkal Majalla" w:cs="Sakkal Majalla"/>
+          <w:sz w:val="28"/>
+          <w:szCs w:val="28"/>
+          <w:rtl/>
+          <w:lang w:bidi="ar-AE"/>
+        </w:rPr>
+        <w:t xml:space="preserve"> </w:t>
+      </w:r>
+      <w:r>
+        <w:rPr>
+          <w:rFonts w:ascii="Sakkal Majalla" w:hAnsi="Sakkal Majalla" w:cs="Sakkal Majalla" w:hint="cs"/>
+          <w:sz w:val="28"/>
+          <w:szCs w:val="28"/>
+          <w:rtl/>
+          <w:lang w:bidi="ar-AE"/>
+        </w:rPr>
+        <w:t>الآن إلى القسم الثاني من تلك الليلة، فإنه سيقابلنا بصورة حية فعلاً تأثير عمل المسيح وقوة وغنى النعمة الإلهية. هذا العمل وهذه النعمة وجدا طريقًا إلى قلب السجان. سلاسل الخطية تفجّرت ونور الحياة دخل إلى الداخل، وانسكبت فيه محبة الله. وفي الحال ذاته أخذت تصرفات السجان اتجاهًا مختلفًا، إنها تحمل طابعًا سماويًا. "</w:t>
+      </w:r>
+      <w:r>
+        <w:rPr>
+          <w:rtl/>
+        </w:rPr>
+        <w:t xml:space="preserve"> </w:t>
+      </w:r>
+      <w:r>
+        <w:rPr>
+          <w:rFonts w:ascii="Sakkal Majalla" w:hAnsi="Sakkal Majalla" w:cs="Sakkal Majalla"/>
+          <w:sz w:val="28"/>
+          <w:szCs w:val="28"/>
+          <w:rtl/>
+          <w:lang w:bidi="ar-AE"/>
+        </w:rPr>
+        <w:t>فَأَخَذَهُمَا فِي تِلْكَ السَّاعَةِ مِنَ اللَّيْلِ وَغَسَّلَهُمَا مِنَ الْجِرَاحَاتِ،</w:t>
+      </w:r>
+      <w:r>
+        <w:rPr>
+          <w:rFonts w:ascii="Sakkal Majalla" w:hAnsi="Sakkal Majalla" w:cs="Sakkal Majalla" w:hint="cs"/>
+          <w:sz w:val="28"/>
+          <w:szCs w:val="28"/>
+          <w:rtl/>
+          <w:lang w:bidi="ar-AE"/>
+        </w:rPr>
+        <w:t>" الآن قلبه كان ممتلئًا بالرحمة والمحبة. هنا ن</w:t>
+      </w:r>
+      <w:r>
+        <w:rPr>
+          <w:rFonts w:ascii="Sakkal Majalla" w:hAnsi="Sakkal Majalla" w:cs="Sakkal Majalla" w:hint="cs"/>
+          <w:sz w:val="28"/>
+          <w:szCs w:val="28"/>
+          <w:rtl/>
+          <w:lang w:bidi="ar-AE"/>
+        </w:rPr>
+        <w:t xml:space="preserve">درك، بأن عملية الرجوع هو عمل الله وحده وكثيرًا ما يكون عمل في لحظة واحدة. إنه الانتقال من الخطية إلى بر الله، من الظلمة إلى النور ومن الموت إلى الحياة. لكن الله وحده </w:t>
+      </w:r>
+      <w:r>
+        <w:rPr>
+          <w:rFonts w:ascii="Sakkal Majalla" w:hAnsi="Sakkal Majalla" w:cs="Sakkal Majalla" w:hint="cs"/>
+          <w:sz w:val="28"/>
+          <w:szCs w:val="28"/>
+          <w:rtl/>
+          <w:lang w:bidi="ar-AE"/>
+        </w:rPr>
+        <w:t xml:space="preserve">هو </w:t>
+      </w:r>
+      <w:r>
+        <w:rPr>
+          <w:rFonts w:ascii="Sakkal Majalla" w:hAnsi="Sakkal Majalla" w:cs="Sakkal Majalla" w:hint="cs"/>
+          <w:sz w:val="28"/>
+          <w:szCs w:val="28"/>
+          <w:rtl/>
+          <w:lang w:bidi="ar-AE"/>
+        </w:rPr>
+        <w:t>الذي يعمل كل شيء ولا يقيده لا زمان ولا ظروف. أينما يأتي بنعمته يكون هناك سلام وخلاص.</w:t>
+      </w:r>
+    </w:p>
+    <w:p>
+      <w:pPr>
+        <w:jc w:val="both"/>
+        <w:rPr>
+          <w:rFonts w:ascii="Sakkal Majalla" w:hAnsi="Sakkal Majalla" w:cs="Sakkal Majalla"/>
+          <w:sz w:val="28"/>
+          <w:szCs w:val="28"/>
+          <w:rtl/>
+          <w:lang w:bidi="ar-AE"/>
+        </w:rPr>
+      </w:pPr>
+      <w:r>
+        <w:rPr>
+          <w:rFonts w:ascii="Sakkal Majalla" w:hAnsi="Sakkal Majalla" w:cs="Sakkal Majalla" w:hint="cs"/>
+          <w:sz w:val="28"/>
+          <w:szCs w:val="28"/>
+          <w:rtl/>
+          <w:lang w:bidi="ar-AE"/>
+        </w:rPr>
+        <w:t>"</w:t>
+      </w:r>
+      <w:r>
+        <w:rPr>
+          <w:rtl/>
+        </w:rPr>
+        <w:t xml:space="preserve"> </w:t>
+      </w:r>
+      <w:r>
+        <w:rPr>
+          <w:rFonts w:ascii="Sakkal Majalla" w:hAnsi="Sakkal Majalla" w:cs="Sakkal Majalla"/>
+          <w:sz w:val="28"/>
+          <w:szCs w:val="28"/>
+          <w:rtl/>
+          <w:lang w:bidi="ar-AE"/>
+        </w:rPr>
+        <w:t>وَلَمَّا أَصْعَدَهُمَا إِلَى بَيْتِهِ قَدَّمَ لَهُمَا مَائِدَةً، وَتَهَلَّلَ مَعَ جَمِيعِ بَيْتِهِ إِذْ كَانَ قَدْ آمَنَ بِاللهِ.</w:t>
+      </w:r>
+      <w:r>
+        <w:rPr>
+          <w:rFonts w:ascii="Sakkal Majalla" w:hAnsi="Sakkal Majalla" w:cs="Sakkal Majalla" w:hint="cs"/>
+          <w:sz w:val="28"/>
+          <w:szCs w:val="28"/>
+          <w:rtl/>
+          <w:lang w:bidi="ar-AE"/>
+        </w:rPr>
+        <w:t xml:space="preserve">" يا له من تغيير كبير بين النصف الأول والثاني من تلك الليلة. في النصف الأول كان السجان لا يزال نائمًا بهدوء واطمئنان في خطاياه، وفي الثاني فرح مع كل بيته بإلهه وبالمسيح يسوع؛ ففي النصف الأول جلس بولس وسيلا في السجن المعتم، يسبحان الله وهما متألمان بأوجاع كثيرة، </w:t>
+      </w:r>
+      <w:r>
+        <w:rPr>
+          <w:rFonts w:ascii="Sakkal Majalla" w:hAnsi="Sakkal Majalla" w:cs="Sakkal Majalla" w:hint="cs"/>
+          <w:sz w:val="28"/>
+          <w:szCs w:val="28"/>
+          <w:rtl/>
+          <w:lang w:bidi="ar-AE"/>
+        </w:rPr>
+        <w:t>في النصف الثاني تنعشهما محبة ورحمة سجانهما. يا لعدم حدود غنى محبة إلهنا، نعمته وسلطانه! يا لعُظم علمه كيف مجّد اسمه في ليلة واحدة!</w:t>
+      </w:r>
+    </w:p>
+    <w:p>
+      <w:pPr>
+        <w:jc w:val="both"/>
+        <w:rPr>
+          <w:rFonts w:ascii="Sakkal Majalla" w:hAnsi="Sakkal Majalla" w:cs="Sakkal Majalla"/>
+          <w:sz w:val="28"/>
+          <w:szCs w:val="28"/>
+          <w:rtl/>
+          <w:lang w:bidi="ar-AE"/>
+        </w:rPr>
+      </w:pPr>
+      <w:r>
+        <w:rPr>
+          <w:rFonts w:ascii="Sakkal Majalla" w:hAnsi="Sakkal Majalla" w:cs="Sakkal Majalla"/>
+          <w:sz w:val="28"/>
+          <w:szCs w:val="28"/>
+          <w:rtl/>
+          <w:lang w:bidi="ar-AE"/>
+        </w:rPr>
+        <w:t xml:space="preserve">إذ </w:t>
+      </w:r>
+      <w:r>
+        <w:rPr>
+          <w:rFonts w:ascii="Sakkal Majalla" w:hAnsi="Sakkal Majalla" w:cs="Sakkal Majalla" w:hint="cs"/>
+          <w:sz w:val="28"/>
+          <w:szCs w:val="28"/>
+          <w:rtl/>
+          <w:lang w:bidi="ar-AE"/>
+        </w:rPr>
+        <w:t xml:space="preserve">لنا إلهٌ مثل هذا، يا أحبائي، دعونا نلقي رجاءنا كله عليه بقلوب صادقة وإيمان كامل؛ دعونا دومًا </w:t>
+      </w:r>
+      <w:r>
+        <w:rPr>
+          <w:rFonts w:ascii="Sakkal Majalla" w:hAnsi="Sakkal Majalla" w:cs="Sakkal Majalla" w:hint="cs"/>
+          <w:sz w:val="28"/>
+          <w:szCs w:val="28"/>
+          <w:rtl/>
+          <w:lang w:bidi="ar-AE"/>
+        </w:rPr>
+        <w:t xml:space="preserve">نكون </w:t>
+      </w:r>
+      <w:r>
+        <w:rPr>
+          <w:rFonts w:ascii="Sakkal Majalla" w:hAnsi="Sakkal Majalla" w:cs="Sakkal Majalla" w:hint="cs"/>
+          <w:sz w:val="28"/>
+          <w:szCs w:val="28"/>
+          <w:rtl/>
+          <w:lang w:bidi="ar-AE"/>
+        </w:rPr>
+        <w:t>مختبرين مشيئته المرضية ونسلك فيها. إن كان روحه قائدنا على الدوام، فإننا سنخطو خطوات أكيدة و</w:t>
+      </w:r>
+      <w:r>
+        <w:rPr>
+          <w:rFonts w:ascii="Sakkal Majalla" w:hAnsi="Sakkal Majalla" w:cs="Sakkal Majalla" w:hint="cs"/>
+          <w:sz w:val="28"/>
+          <w:szCs w:val="28"/>
+          <w:rtl/>
+          <w:lang w:bidi="ar-AE"/>
+        </w:rPr>
+        <w:t>لن نكل أو نخور في الضيقات المتنوعة. هو سيخبرنا في كل مكان عن حضوره الخفي ولكنه القريب ويجعلنا نسير في سلام دائم. "إن الله معنا، فمَن علينا!" "</w:t>
+      </w:r>
+      <w:r>
+        <w:rPr>
+          <w:rtl/>
+        </w:rPr>
+        <w:t xml:space="preserve"> </w:t>
+      </w:r>
+      <w:r>
+        <w:rPr>
+          <w:rFonts w:ascii="Sakkal Majalla" w:hAnsi="Sakkal Majalla" w:cs="Sakkal Majalla"/>
+          <w:sz w:val="28"/>
+          <w:szCs w:val="28"/>
+          <w:rtl/>
+          <w:lang w:bidi="ar-AE"/>
+        </w:rPr>
+        <w:t>سُوعُ الْمَسِيحُ هُوَ هُوَ أَمْسًا وَالْيَوْمَ وَإِلَى الأَبَدِ.</w:t>
+      </w:r>
+      <w:r>
+        <w:rPr>
+          <w:rFonts w:ascii="Sakkal Majalla" w:hAnsi="Sakkal Majalla" w:cs="Sakkal Majalla" w:hint="cs"/>
+          <w:sz w:val="28"/>
+          <w:szCs w:val="28"/>
+          <w:rtl/>
+          <w:lang w:bidi="ar-AE"/>
+        </w:rPr>
+        <w:t xml:space="preserve"> آمين."</w:t>
       </w:r>
     </w:p>
     <w:p>
@@ -908,17 +3308,48 @@
           <w:rFonts w:ascii="Sakkal Majalla" w:hAnsi="Sakkal Majalla" w:cs="Sakkal Majalla"/>
           <w:sz w:val="28"/>
           <w:szCs w:val="28"/>
-          <w:rtl/>
+          <w:lang w:bidi="ar-AE"/>
         </w:rPr>
       </w:pPr>
       <w:r>
         <w:rPr>
-          <w:rFonts w:ascii="Sakkal Majalla" w:hAnsi="Sakkal Majalla" w:cs="Sakkal Majalla"/>
-          <w:sz w:val="28"/>
-          <w:szCs w:val="28"/>
-          <w:rtl/>
-        </w:rPr>
-        <w:t>(تم)</w:t>
+          <w:rFonts w:ascii="Sakkal Majalla" w:hAnsi="Sakkal Majalla" w:cs="Sakkal Majalla" w:hint="cs"/>
+          <w:sz w:val="28"/>
+          <w:szCs w:val="28"/>
+          <w:rtl/>
+          <w:lang w:bidi="ar-AE"/>
+        </w:rPr>
+        <w:t>-</w:t>
+      </w:r>
+      <w:r>
+        <w:rPr>
+          <w:rFonts w:ascii="Sakkal Majalla" w:hAnsi="Sakkal Majalla" w:cs="Sakkal Majalla"/>
+          <w:sz w:val="28"/>
+          <w:szCs w:val="28"/>
+          <w:rtl/>
+          <w:lang w:bidi="ar-AE"/>
+        </w:rPr>
+        <w:t xml:space="preserve"> </w:t>
+      </w:r>
+      <w:r>
+        <w:rPr>
+          <w:rFonts w:ascii="Sakkal Majalla" w:hAnsi="Sakkal Majalla" w:cs="Sakkal Majalla"/>
+          <w:sz w:val="28"/>
+          <w:szCs w:val="28"/>
+          <w:rtl/>
+          <w:lang w:bidi="ar-AE"/>
+        </w:rPr>
+        <w:t xml:space="preserve">تم </w:t>
+      </w:r>
+      <w:r>
+        <w:rPr>
+          <w:rFonts w:ascii="Sakkal Majalla" w:hAnsi="Sakkal Majalla" w:cs="Sakkal Majalla" w:hint="cs"/>
+          <w:sz w:val="28"/>
+          <w:szCs w:val="28"/>
+          <w:rtl/>
+          <w:lang w:bidi="ar-AE"/>
+        </w:rPr>
+        <w:t>-</w:t>
       </w:r>
     </w:p>
     <w:sectPr>
@@ -931,6 +3362,127 @@
     </w:sectPr>
   </w:body>
 </w:document>
+</file>
+
+<file path=word/numbering.xml><?xml version="1.0" encoding="utf-8"?>
+<w:numbering xmlns:wpc="http://schemas.microsoft.com/office/word/2010/wordprocessingCanvas" xmlns:cx="http://schemas.microsoft.com/office/drawing/2014/chartex" xmlns:cx1="http://schemas.microsoft.com/office/drawing/2015/9/8/chartex" xmlns:cx2="http://schemas.microsoft.com/office/drawing/2015/10/21/chartex" xmlns:cx3="http://schemas.microsoft.com/office/drawing/2016/5/9/chartex" xmlns:cx4="http://schemas.microsoft.com/office/drawing/2016/5/10/chartex" xmlns:cx5="http://schemas.microsoft.com/office/drawing/2016/5/11/chartex" xmlns:cx6="http://schemas.microsoft.com/office/drawing/2016/5/12/chartex" xmlns:cx7="http://schemas.microsoft.com/office/drawing/2016/5/13/chartex" xmlns:cx8="http://schemas.microsoft.com/office/drawing/2016/5/14/chartex" xmlns:mc="http://schemas.openxmlformats.org/markup-compatibility/2006" xmlns:aink="http://schemas.microsoft.com/office/drawing/2016/ink" xmlns:am3d="http://schemas.microsoft.com/office/drawing/2017/model3d" xmlns:o="urn:schemas-microsoft-com:office:office" xmlns:r="http://schemas.openxmlformats.org/officeDocument/2006/relationships" xmlns:m="http://schemas.openxmlformats.org/officeDocument/2006/math" xmlns:v="urn:schemas-microsoft-com:vml" xmlns:wp14="http://schemas.microsoft.com/office/word/2010/wordprocessingDrawing" xmlns:wp="http://schemas.openxmlformats.org/drawingml/2006/wordprocessingDrawing" xmlns:w10="urn:schemas-microsoft-com:office:word" xmlns:w="http://schemas.openxmlformats.org/wordprocessingml/2006/main" xmlns:w14="http://schemas.microsoft.com/office/word/2010/wordml" xmlns:w15="http://schemas.microsoft.com/office/word/2012/wordml" xmlns:w16cid="http://schemas.microsoft.com/office/word/2016/wordml/cid" xmlns:w16se="http://schemas.microsoft.com/office/word/2015/wordml/symex" xmlns:wpg="http://schemas.microsoft.com/office/word/2010/wordprocessingGroup" xmlns:wpi="http://schemas.microsoft.com/office/word/2010/wordprocessingInk" xmlns:wne="http://schemas.microsoft.com/office/word/2006/wordml" xmlns:wps="http://schemas.microsoft.com/office/word/2010/wordprocessingShape" mc:Ignorable="w14 w15 w16se w16cid wp14">
+  <w:abstractNum w:abstractNumId="0" w15:restartNumberingAfterBreak="0">
+    <w:nsid w:val="05D15809"/>
+    <w:multiLevelType w:val="hybridMultilevel"/>
+    <w:tmpl w:val="46B2792C"/>
+    <w:lvl w:ilvl="0" w:tplc="8F44A054">
+      <w:start w:val="6"/>
+      <w:numFmt w:val="bullet"/>
+      <w:lvlText w:val="-"/>
+      <w:lvlJc w:val="left"/>
+      <w:pPr>
+        <w:ind w:left="720" w:hanging="360"/>
+      </w:pPr>
+      <w:rPr>
+        <w:rFonts w:ascii="Sakkal Majalla" w:eastAsiaTheme="minorHAnsi" w:hAnsi="Sakkal Majalla" w:cs="Sakkal Majalla" w:hint="default"/>
+      </w:rPr>
+    </w:lvl>
+    <w:lvl w:ilvl="1" w:tplc="04090003" w:tentative="1">
+      <w:start w:val="1"/>
+      <w:numFmt w:val="bullet"/>
+      <w:lvlText w:val="o"/>
+      <w:lvlJc w:val="left"/>
+      <w:pPr>
+        <w:ind w:left="1440" w:hanging="360"/>
+      </w:pPr>
+      <w:rPr>
+        <w:rFonts w:ascii="Courier New" w:hAnsi="Courier New" w:cs="Courier New" w:hint="default"/>
+      </w:rPr>
+    </w:lvl>
+    <w:lvl w:ilvl="2" w:tplc="04090005" w:tentative="1">
+      <w:start w:val="1"/>
+      <w:numFmt w:val="bullet"/>
+      <w:lvlText w:val=""/>
+      <w:lvlJc w:val="left"/>
+      <w:pPr>
+        <w:ind w:left="2160" w:hanging="360"/>
+      </w:pPr>
+      <w:rPr>
+        <w:rFonts w:ascii="Wingdings" w:hAnsi="Wingdings" w:hint="default"/>
+      </w:rPr>
+    </w:lvl>
+    <w:lvl w:ilvl="3" w:tplc="04090001" w:tentative="1">
+      <w:start w:val="1"/>
+      <w:numFmt w:val="bullet"/>
+      <w:lvlText w:val=""/>
+      <w:lvlJc w:val="left"/>
+      <w:pPr>
+        <w:ind w:left="2880" w:hanging="360"/>
+      </w:pPr>
+      <w:rPr>
+        <w:rFonts w:ascii="Symbol" w:hAnsi="Symbol" w:hint="default"/>
+      </w:rPr>
+    </w:lvl>
+    <w:lvl w:ilvl="4" w:tplc="04090003" w:tentative="1">
+      <w:start w:val="1"/>
+      <w:numFmt w:val="bullet"/>
+      <w:lvlText w:val="o"/>
+      <w:lvlJc w:val="left"/>
+      <w:pPr>
+        <w:ind w:left="3600" w:hanging="360"/>
+      </w:pPr>
+      <w:rPr>
+        <w:rFonts w:ascii="Courier New" w:hAnsi="Courier New" w:cs="Courier New" w:hint="default"/>
+      </w:rPr>
+    </w:lvl>
+    <w:lvl w:ilvl="5" w:tplc="04090005" w:tentative="1">
+      <w:start w:val="1"/>
+      <w:numFmt w:val="bullet"/>
+      <w:lvlText w:val=""/>
+      <w:lvlJc w:val="left"/>
+      <w:pPr>
+        <w:ind w:left="4320" w:hanging="360"/>
+      </w:pPr>
+      <w:rPr>
+        <w:rFonts w:ascii="Wingdings" w:hAnsi="Wingdings" w:hint="default"/>
+      </w:rPr>
+    </w:lvl>
+    <w:lvl w:ilvl="6" w:tplc="04090001" w:tentative="1">
+      <w:start w:val="1"/>
+      <w:numFmt w:val="bullet"/>
+      <w:lvlText w:val=""/>
+      <w:lvlJc w:val="left"/>
+      <w:pPr>
+        <w:ind w:left="5040" w:hanging="360"/>
+      </w:pPr>
+      <w:rPr>
+        <w:rFonts w:ascii="Symbol" w:hAnsi="Symbol" w:hint="default"/>
+      </w:rPr>
+    </w:lvl>
+    <w:lvl w:ilvl="7" w:tplc="04090003" w:tentative="1">
+      <w:start w:val="1"/>
+      <w:numFmt w:val="bullet"/>
+      <w:lvlText w:val="o"/>
+      <w:lvlJc w:val="left"/>
+      <w:pPr>
+        <w:ind w:left="5760" w:hanging="360"/>
+      </w:pPr>
+      <w:rPr>
+        <w:rFonts w:ascii="Courier New" w:hAnsi="Courier New" w:cs="Courier New" w:hint="default"/>
+      </w:rPr>
+    </w:lvl>
+    <w:lvl w:ilvl="8" w:tplc="04090005" w:tentative="1">
+      <w:start w:val="1"/>
+      <w:numFmt w:val="bullet"/>
+      <w:lvlText w:val=""/>
+      <w:lvlJc w:val="left"/>
+      <w:pPr>
+        <w:ind w:left="6480" w:hanging="360"/>
+      </w:pPr>
+      <w:rPr>
+        <w:rFonts w:ascii="Wingdings" w:hAnsi="Wingdings" w:hint="default"/>
+      </w:rPr>
+    </w:lvl>
+  </w:abstractNum>
+  <w:num w:numId="1">
+    <w:abstractNumId w:val="0"/>
+  </w:num>
+</w:numbering>
 </file>
 
 <file path=word/styles.xml><?xml version="1.0" encoding="utf-8"?>
@@ -1364,6 +3916,17 @@
     <w:semiHidden/>
     <w:unhideWhenUsed/>
   </w:style>
+  <w:style w:type="paragraph" w:styleId="ListParagraph">
+    <w:name w:val="List Paragraph"/>
+    <w:basedOn w:val="Normal"/>
+    <w:uiPriority w:val="34"/>
+    <w:qFormat/>
+    <w:rsid w:val="00A32F81"/>
+    <w:pPr>
+      <w:ind w:left="720"/>
+      <w:contextualSpacing/>
+    </w:pPr>
+  </w:style>
 </w:styles>
 </file>
 
